--- a/Documents/RaceDay_API_Endpoint_Plan.docx
+++ b/Documents/RaceDay_API_Endpoint_Plan.docx
@@ -167,33 +167,17 @@
           </w:tcPr>
           <w:p>
             <w:r>
-              <w:t>/</w:t>
-            </w:r>
-            <w:proofErr w:type="spellStart"/>
-            <w:r>
-              <w:t>api</w:t>
-            </w:r>
-            <w:proofErr w:type="spellEnd"/>
-            <w:r>
-              <w:t>/auth/register</w:t>
-            </w:r>
-          </w:p>
-        </w:tc>
-        <w:tc>
-          <w:tcPr>
-            <w:tcW w:w="2534" w:type="dxa"/>
-          </w:tcPr>
-          <w:p>
-            <w:r>
-              <w:t xml:space="preserve">Register a new user as a Participant or </w:t>
-            </w:r>
-            <w:proofErr w:type="spellStart"/>
-            <w:r>
-              <w:t>Organiser</w:t>
-            </w:r>
-            <w:proofErr w:type="spellEnd"/>
-            <w:r>
-              <w:t>.</w:t>
+              <w:t>/api/auth/register</w:t>
+            </w:r>
+          </w:p>
+        </w:tc>
+        <w:tc>
+          <w:tcPr>
+            <w:tcW w:w="2534" w:type="dxa"/>
+          </w:tcPr>
+          <w:p>
+            <w:r>
+              <w:t>Register a new user as a Participant or Organiser.</w:t>
             </w:r>
           </w:p>
         </w:tc>
@@ -213,15 +197,7 @@
           </w:tcPr>
           <w:p>
             <w:r>
-              <w:t xml:space="preserve">Email, Password, </w:t>
-            </w:r>
-            <w:proofErr w:type="spellStart"/>
-            <w:r>
-              <w:t>UserType</w:t>
-            </w:r>
-            <w:proofErr w:type="spellEnd"/>
-            <w:r>
-              <w:t xml:space="preserve"> and relevant profile details</w:t>
+              <w:t>Email, Password, UserType and relevant profile details</w:t>
             </w:r>
           </w:p>
         </w:tc>
@@ -334,21 +310,7 @@
                     <w:rPr>
                       <w:lang w:val="en-GB"/>
                     </w:rPr>
-                    <w:t>/</w:t>
-                  </w:r>
-                  <w:proofErr w:type="spellStart"/>
-                  <w:r>
-                    <w:rPr>
-                      <w:lang w:val="en-GB"/>
-                    </w:rPr>
-                    <w:t>api</w:t>
-                  </w:r>
-                  <w:proofErr w:type="spellEnd"/>
-                  <w:r>
-                    <w:rPr>
-                      <w:lang w:val="en-GB"/>
-                    </w:rPr>
-                    <w:t>/auth/login</w:t>
+                    <w:t>/api/auth/login</w:t>
                   </w:r>
                 </w:p>
               </w:tc>
@@ -419,12 +381,10 @@
             <w:r>
               <w:t>/</w:t>
             </w:r>
-            <w:proofErr w:type="spellStart"/>
             <w:proofErr w:type="gramStart"/>
             <w:r>
               <w:t>api</w:t>
             </w:r>
-            <w:proofErr w:type="spellEnd"/>
             <w:proofErr w:type="gramEnd"/>
             <w:r>
               <w:t>/</w:t>
@@ -502,12 +462,10 @@
             <w:r>
               <w:t>/</w:t>
             </w:r>
-            <w:proofErr w:type="spellStart"/>
             <w:proofErr w:type="gramStart"/>
             <w:r>
               <w:t>api</w:t>
             </w:r>
-            <w:proofErr w:type="spellEnd"/>
             <w:proofErr w:type="gramEnd"/>
             <w:r>
               <w:t>/</w:t>
@@ -526,25 +484,41 @@
           <w:tcPr>
             <w:tcW w:w="2534" w:type="dxa"/>
           </w:tcPr>
-          <w:p/>
-        </w:tc>
-        <w:tc>
-          <w:tcPr>
-            <w:tcW w:w="2534" w:type="dxa"/>
-          </w:tcPr>
-          <w:p/>
-        </w:tc>
-        <w:tc>
-          <w:tcPr>
-            <w:tcW w:w="2534" w:type="dxa"/>
-          </w:tcPr>
-          <w:p/>
-        </w:tc>
-        <w:tc>
-          <w:tcPr>
-            <w:tcW w:w="2534" w:type="dxa"/>
-          </w:tcPr>
-          <w:p/>
+          <w:p>
+            <w:r>
+              <w:t>Update the user's account information.</w:t>
+            </w:r>
+          </w:p>
+        </w:tc>
+        <w:tc>
+          <w:tcPr>
+            <w:tcW w:w="2534" w:type="dxa"/>
+          </w:tcPr>
+          <w:p>
+            <w:r>
+              <w:t>Authenticated User</w:t>
+            </w:r>
+          </w:p>
+        </w:tc>
+        <w:tc>
+          <w:tcPr>
+            <w:tcW w:w="2534" w:type="dxa"/>
+          </w:tcPr>
+          <w:p>
+            <w:r>
+              <w:t>Updated user details</w:t>
+            </w:r>
+          </w:p>
+        </w:tc>
+        <w:tc>
+          <w:tcPr>
+            <w:tcW w:w="2534" w:type="dxa"/>
+          </w:tcPr>
+          <w:p>
+            <w:r>
+              <w:t>200 OK with updated profile</w:t>
+            </w:r>
+          </w:p>
         </w:tc>
       </w:tr>
       <w:tr>
@@ -569,12 +543,10 @@
             <w:r>
               <w:t>/</w:t>
             </w:r>
-            <w:proofErr w:type="spellStart"/>
             <w:proofErr w:type="gramStart"/>
             <w:r>
               <w:t>api</w:t>
             </w:r>
-            <w:proofErr w:type="spellEnd"/>
             <w:proofErr w:type="gramEnd"/>
             <w:r>
               <w:t>/</w:t>
@@ -636,12 +608,10 @@
             <w:r>
               <w:t>/</w:t>
             </w:r>
-            <w:proofErr w:type="spellStart"/>
             <w:proofErr w:type="gramStart"/>
             <w:r>
               <w:t>api</w:t>
             </w:r>
-            <w:proofErr w:type="spellEnd"/>
             <w:proofErr w:type="gramEnd"/>
             <w:r>
               <w:t>/</w:t>
@@ -703,24 +673,17 @@
             <w:r>
               <w:t>/</w:t>
             </w:r>
-            <w:proofErr w:type="spellStart"/>
             <w:proofErr w:type="gramStart"/>
             <w:r>
               <w:t>api</w:t>
             </w:r>
-            <w:proofErr w:type="spellEnd"/>
-            <w:proofErr w:type="gramEnd"/>
-            <w:r>
-              <w:t>/</w:t>
-            </w:r>
-            <w:proofErr w:type="spellStart"/>
-            <w:proofErr w:type="gramStart"/>
-            <w:r>
-              <w:t>organisers</w:t>
-            </w:r>
-            <w:proofErr w:type="spellEnd"/>
-            <w:r>
-              <w:t>/{</w:t>
+            <w:proofErr w:type="gramEnd"/>
+            <w:r>
+              <w:t>/</w:t>
+            </w:r>
+            <w:proofErr w:type="gramStart"/>
+            <w:r>
+              <w:t>organisers/{</w:t>
             </w:r>
             <w:proofErr w:type="gramEnd"/>
             <w:r>
@@ -775,24 +738,17 @@
             <w:r>
               <w:t>/</w:t>
             </w:r>
-            <w:proofErr w:type="spellStart"/>
             <w:proofErr w:type="gramStart"/>
             <w:r>
               <w:t>api</w:t>
             </w:r>
-            <w:proofErr w:type="spellEnd"/>
-            <w:proofErr w:type="gramEnd"/>
-            <w:r>
-              <w:t>/</w:t>
-            </w:r>
-            <w:proofErr w:type="spellStart"/>
-            <w:proofErr w:type="gramStart"/>
-            <w:r>
-              <w:t>organisers</w:t>
-            </w:r>
-            <w:proofErr w:type="spellEnd"/>
-            <w:r>
-              <w:t>/{</w:t>
+            <w:proofErr w:type="gramEnd"/>
+            <w:r>
+              <w:t>/</w:t>
+            </w:r>
+            <w:proofErr w:type="gramStart"/>
+            <w:r>
+              <w:t>organisers/{</w:t>
             </w:r>
             <w:proofErr w:type="gramEnd"/>
             <w:r>
@@ -845,15 +801,7 @@
           </w:tcPr>
           <w:p>
             <w:r>
-              <w:t>/</w:t>
-            </w:r>
-            <w:proofErr w:type="spellStart"/>
-            <w:r>
-              <w:t>api</w:t>
-            </w:r>
-            <w:proofErr w:type="spellEnd"/>
-            <w:r>
-              <w:t>/events</w:t>
+              <w:t>/api/events</w:t>
             </w:r>
           </w:p>
         </w:tc>
@@ -904,12 +852,10 @@
             <w:r>
               <w:t>/</w:t>
             </w:r>
-            <w:proofErr w:type="spellStart"/>
             <w:proofErr w:type="gramStart"/>
             <w:r>
               <w:t>api</w:t>
             </w:r>
-            <w:proofErr w:type="spellEnd"/>
             <w:proofErr w:type="gramEnd"/>
             <w:r>
               <w:t>/</w:t>
@@ -969,15 +915,7 @@
           </w:tcPr>
           <w:p>
             <w:r>
-              <w:t>/</w:t>
-            </w:r>
-            <w:proofErr w:type="spellStart"/>
-            <w:r>
-              <w:t>api</w:t>
-            </w:r>
-            <w:proofErr w:type="spellEnd"/>
-            <w:r>
-              <w:t>/events</w:t>
+              <w:t>/api/events</w:t>
             </w:r>
           </w:p>
         </w:tc>
@@ -1028,12 +966,10 @@
             <w:r>
               <w:t>/</w:t>
             </w:r>
-            <w:proofErr w:type="spellStart"/>
             <w:proofErr w:type="gramStart"/>
             <w:r>
               <w:t>api</w:t>
             </w:r>
-            <w:proofErr w:type="spellEnd"/>
             <w:proofErr w:type="gramEnd"/>
             <w:r>
               <w:t>/</w:t>
@@ -1095,12 +1031,10 @@
             <w:r>
               <w:t>/</w:t>
             </w:r>
-            <w:proofErr w:type="spellStart"/>
             <w:proofErr w:type="gramStart"/>
             <w:r>
               <w:t>api</w:t>
             </w:r>
-            <w:proofErr w:type="spellEnd"/>
             <w:proofErr w:type="gramEnd"/>
             <w:r>
               <w:t>/</w:t>
@@ -1160,15 +1094,7 @@
           </w:tcPr>
           <w:p>
             <w:r>
-              <w:t>/</w:t>
-            </w:r>
-            <w:proofErr w:type="spellStart"/>
-            <w:r>
-              <w:t>api</w:t>
-            </w:r>
-            <w:proofErr w:type="spellEnd"/>
-            <w:r>
-              <w:t>/categories</w:t>
+              <w:t>/api/categories</w:t>
             </w:r>
           </w:p>
         </w:tc>
@@ -1219,12 +1145,10 @@
             <w:r>
               <w:t>/</w:t>
             </w:r>
-            <w:proofErr w:type="spellStart"/>
             <w:proofErr w:type="gramStart"/>
             <w:r>
               <w:t>api</w:t>
             </w:r>
-            <w:proofErr w:type="spellEnd"/>
             <w:proofErr w:type="gramEnd"/>
             <w:r>
               <w:t>/</w:t>
@@ -1274,6 +1198,7 @@
           </w:tcPr>
           <w:p>
             <w:r>
+              <w:lastRenderedPageBreak/>
               <w:t>POST</w:t>
             </w:r>
           </w:p>
@@ -1284,15 +1209,7 @@
           </w:tcPr>
           <w:p>
             <w:r>
-              <w:t>/</w:t>
-            </w:r>
-            <w:proofErr w:type="spellStart"/>
-            <w:r>
-              <w:t>api</w:t>
-            </w:r>
-            <w:proofErr w:type="spellEnd"/>
-            <w:r>
-              <w:t>/categories</w:t>
+              <w:t>/api/categories</w:t>
             </w:r>
           </w:p>
         </w:tc>
@@ -1343,12 +1260,10 @@
             <w:r>
               <w:t>/</w:t>
             </w:r>
-            <w:proofErr w:type="spellStart"/>
             <w:proofErr w:type="gramStart"/>
             <w:r>
               <w:t>api</w:t>
             </w:r>
-            <w:proofErr w:type="spellEnd"/>
             <w:proofErr w:type="gramEnd"/>
             <w:r>
               <w:t>/</w:t>
@@ -1398,7 +1313,6 @@
           </w:tcPr>
           <w:p>
             <w:r>
-              <w:lastRenderedPageBreak/>
               <w:t>DELETE</w:t>
             </w:r>
           </w:p>
@@ -1411,12 +1325,10 @@
             <w:r>
               <w:t>/</w:t>
             </w:r>
-            <w:proofErr w:type="spellStart"/>
             <w:proofErr w:type="gramStart"/>
             <w:r>
               <w:t>api</w:t>
             </w:r>
-            <w:proofErr w:type="spellEnd"/>
             <w:proofErr w:type="gramEnd"/>
             <w:r>
               <w:t>/</w:t>
@@ -1478,27 +1390,17 @@
             <w:r>
               <w:t>/</w:t>
             </w:r>
-            <w:proofErr w:type="spellStart"/>
             <w:proofErr w:type="gramStart"/>
             <w:r>
               <w:t>api</w:t>
             </w:r>
-            <w:proofErr w:type="spellEnd"/>
-            <w:proofErr w:type="gramEnd"/>
-            <w:r>
-              <w:t>/</w:t>
-            </w:r>
-            <w:proofErr w:type="gramStart"/>
-            <w:r>
-              <w:t>events/{</w:t>
-            </w:r>
-            <w:proofErr w:type="spellStart"/>
-            <w:r>
-              <w:t>eventId</w:t>
-            </w:r>
-            <w:proofErr w:type="spellEnd"/>
-            <w:r>
-              <w:t>}/</w:t>
+            <w:proofErr w:type="gramEnd"/>
+            <w:r>
+              <w:t>/</w:t>
+            </w:r>
+            <w:proofErr w:type="gramStart"/>
+            <w:r>
+              <w:t>events/{eventId}/</w:t>
             </w:r>
             <w:proofErr w:type="gramEnd"/>
             <w:r>
@@ -1553,27 +1455,17 @@
             <w:r>
               <w:t>/</w:t>
             </w:r>
-            <w:proofErr w:type="spellStart"/>
             <w:proofErr w:type="gramStart"/>
             <w:r>
               <w:t>api</w:t>
             </w:r>
-            <w:proofErr w:type="spellEnd"/>
-            <w:proofErr w:type="gramEnd"/>
-            <w:r>
-              <w:t>/</w:t>
-            </w:r>
-            <w:proofErr w:type="gramStart"/>
-            <w:r>
-              <w:t>events/{</w:t>
-            </w:r>
-            <w:proofErr w:type="spellStart"/>
-            <w:r>
-              <w:t>eventId</w:t>
-            </w:r>
-            <w:proofErr w:type="spellEnd"/>
-            <w:r>
-              <w:t>}/</w:t>
+            <w:proofErr w:type="gramEnd"/>
+            <w:r>
+              <w:t>/</w:t>
+            </w:r>
+            <w:proofErr w:type="gramStart"/>
+            <w:r>
+              <w:t>events/{eventId}/</w:t>
             </w:r>
             <w:proofErr w:type="gramEnd"/>
             <w:r>
@@ -1628,12 +1520,10 @@
             <w:r>
               <w:t>/</w:t>
             </w:r>
-            <w:proofErr w:type="spellStart"/>
             <w:proofErr w:type="gramStart"/>
             <w:r>
               <w:t>api</w:t>
             </w:r>
-            <w:proofErr w:type="spellEnd"/>
             <w:proofErr w:type="gramEnd"/>
             <w:r>
               <w:t>/</w:t>
@@ -1695,12 +1585,10 @@
             <w:r>
               <w:t>/</w:t>
             </w:r>
-            <w:proofErr w:type="spellStart"/>
             <w:proofErr w:type="gramStart"/>
             <w:r>
               <w:t>api</w:t>
             </w:r>
-            <w:proofErr w:type="spellEnd"/>
             <w:proofErr w:type="gramEnd"/>
             <w:r>
               <w:t>/</w:t>

--- a/Documents/RaceDay_API_Endpoint_Plan.docx
+++ b/Documents/RaceDay_API_Endpoint_Plan.docx
@@ -4,39 +4,60 @@
   <w:body>
     <w:tbl>
       <w:tblPr>
-        <w:tblStyle w:val="TableGrid"/>
-        <w:tblW w:w="15204" w:type="dxa"/>
-        <w:tblInd w:w="-1079" w:type="dxa"/>
+        <w:tblW w:w="0" w:type="auto"/>
+        <w:tblCellSpacing w:w="15" w:type="dxa"/>
+        <w:tblCellMar>
+          <w:top w:w="15" w:type="dxa"/>
+          <w:left w:w="15" w:type="dxa"/>
+          <w:bottom w:w="15" w:type="dxa"/>
+          <w:right w:w="15" w:type="dxa"/>
+        </w:tblCellMar>
         <w:tblLook w:val="04A0" w:firstRow="1" w:lastRow="0" w:firstColumn="1" w:lastColumn="0" w:noHBand="0" w:noVBand="1"/>
       </w:tblPr>
       <w:tblGrid>
-        <w:gridCol w:w="2225"/>
-        <w:gridCol w:w="3656"/>
-        <w:gridCol w:w="2328"/>
-        <w:gridCol w:w="2356"/>
-        <w:gridCol w:w="2273"/>
-        <w:gridCol w:w="2366"/>
+        <w:gridCol w:w="1055"/>
+        <w:gridCol w:w="4689"/>
+        <w:gridCol w:w="1694"/>
+        <w:gridCol w:w="1788"/>
+        <w:gridCol w:w="1832"/>
+        <w:gridCol w:w="1902"/>
       </w:tblGrid>
       <w:tr>
         <w:trPr>
-          <w:trHeight w:val="737"/>
+          <w:tblHeader/>
+          <w:tblCellSpacing w:w="15" w:type="dxa"/>
         </w:trPr>
         <w:tc>
           <w:tcPr>
-            <w:tcW w:w="2534" w:type="dxa"/>
-          </w:tcPr>
-          <w:p>
-            <w:pPr>
+            <w:tcW w:w="0" w:type="auto"/>
+            <w:vAlign w:val="center"/>
+            <w:hideMark/>
+          </w:tcPr>
+          <w:p>
+            <w:pPr>
+              <w:spacing w:after="0" w:line="240" w:lineRule="auto"/>
               <w:jc w:val="center"/>
               <w:rPr>
+                <w:rFonts w:eastAsia="Times New Roman" w:cs="Times New Roman"/>
                 <w:b/>
                 <w:bCs/>
-              </w:rPr>
-            </w:pPr>
-            <w:r>
-              <w:rPr>
+                <w:kern w:val="0"/>
+                <w:sz w:val="28"/>
+                <w:szCs w:val="28"/>
+                <w:lang w:val="en-GB" w:eastAsia="en-GB"/>
+                <w14:ligatures w14:val="none"/>
+              </w:rPr>
+            </w:pPr>
+            <w:r>
+              <w:rPr>
+                <w:rFonts w:eastAsia="Times New Roman" w:cs="Times New Roman"/>
                 <w:b/>
                 <w:bCs/>
+                <w:kern w:val="0"/>
+                <w:sz w:val="28"/>
+                <w:szCs w:val="28"/>
+                <w:lang w:val="en-GB" w:eastAsia="en-GB"/>
+                <w14:ligatures w14:val="none"/>
               </w:rPr>
               <w:t>HTTP Method</w:t>
             </w:r>
@@ -44,20 +65,35 @@
         </w:tc>
         <w:tc>
           <w:tcPr>
-            <w:tcW w:w="2534" w:type="dxa"/>
-          </w:tcPr>
-          <w:p>
-            <w:pPr>
+            <w:tcW w:w="0" w:type="auto"/>
+            <w:vAlign w:val="center"/>
+            <w:hideMark/>
+          </w:tcPr>
+          <w:p>
+            <w:pPr>
+              <w:spacing w:after="0" w:line="240" w:lineRule="auto"/>
               <w:jc w:val="center"/>
               <w:rPr>
+                <w:rFonts w:eastAsia="Times New Roman" w:cs="Times New Roman"/>
                 <w:b/>
                 <w:bCs/>
-              </w:rPr>
-            </w:pPr>
-            <w:r>
-              <w:rPr>
+                <w:kern w:val="0"/>
+                <w:sz w:val="28"/>
+                <w:szCs w:val="28"/>
+                <w:lang w:val="en-GB" w:eastAsia="en-GB"/>
+                <w14:ligatures w14:val="none"/>
+              </w:rPr>
+            </w:pPr>
+            <w:r>
+              <w:rPr>
+                <w:rFonts w:eastAsia="Times New Roman" w:cs="Times New Roman"/>
                 <w:b/>
                 <w:bCs/>
+                <w:kern w:val="0"/>
+                <w:sz w:val="28"/>
+                <w:szCs w:val="28"/>
+                <w:lang w:val="en-GB" w:eastAsia="en-GB"/>
+                <w14:ligatures w14:val="none"/>
               </w:rPr>
               <w:t>Route</w:t>
             </w:r>
@@ -65,82 +101,143 @@
         </w:tc>
         <w:tc>
           <w:tcPr>
-            <w:tcW w:w="2534" w:type="dxa"/>
-          </w:tcPr>
-          <w:p>
-            <w:pPr>
+            <w:tcW w:w="0" w:type="auto"/>
+            <w:vAlign w:val="center"/>
+            <w:hideMark/>
+          </w:tcPr>
+          <w:p>
+            <w:pPr>
+              <w:spacing w:after="0" w:line="240" w:lineRule="auto"/>
               <w:jc w:val="center"/>
-            </w:pPr>
-            <w:r>
-              <w:rPr>
+              <w:rPr>
+                <w:rFonts w:eastAsia="Times New Roman" w:cs="Times New Roman"/>
                 <w:b/>
                 <w:bCs/>
-              </w:rPr>
-              <w:t>Descriptio</w:t>
-            </w:r>
-            <w:r>
-              <w:t>n</w:t>
-            </w:r>
-          </w:p>
-        </w:tc>
-        <w:tc>
-          <w:tcPr>
-            <w:tcW w:w="2534" w:type="dxa"/>
-          </w:tcPr>
-          <w:p>
-            <w:pPr>
-              <w:jc w:val="center"/>
-              <w:rPr>
+                <w:kern w:val="0"/>
+                <w:sz w:val="28"/>
+                <w:szCs w:val="28"/>
+                <w:lang w:val="en-GB" w:eastAsia="en-GB"/>
+                <w14:ligatures w14:val="none"/>
+              </w:rPr>
+            </w:pPr>
+            <w:r>
+              <w:rPr>
+                <w:rFonts w:eastAsia="Times New Roman" w:cs="Times New Roman"/>
                 <w:b/>
                 <w:bCs/>
-              </w:rPr>
-            </w:pPr>
-            <w:r>
-              <w:rPr>
+                <w:kern w:val="0"/>
+                <w:sz w:val="28"/>
+                <w:szCs w:val="28"/>
+                <w:lang w:val="en-GB" w:eastAsia="en-GB"/>
+                <w14:ligatures w14:val="none"/>
+              </w:rPr>
+              <w:t>Description</w:t>
+            </w:r>
+          </w:p>
+        </w:tc>
+        <w:tc>
+          <w:tcPr>
+            <w:tcW w:w="0" w:type="auto"/>
+            <w:vAlign w:val="center"/>
+            <w:hideMark/>
+          </w:tcPr>
+          <w:p>
+            <w:pPr>
+              <w:spacing w:after="0" w:line="240" w:lineRule="auto"/>
+              <w:jc w:val="center"/>
+              <w:rPr>
+                <w:rFonts w:eastAsia="Times New Roman" w:cs="Times New Roman"/>
                 <w:b/>
                 <w:bCs/>
-              </w:rPr>
-              <w:t>Role/Access</w:t>
-            </w:r>
-          </w:p>
-        </w:tc>
-        <w:tc>
-          <w:tcPr>
-            <w:tcW w:w="2534" w:type="dxa"/>
-          </w:tcPr>
-          <w:p>
-            <w:pPr>
-              <w:jc w:val="center"/>
-              <w:rPr>
+                <w:kern w:val="0"/>
+                <w:sz w:val="28"/>
+                <w:szCs w:val="28"/>
+                <w:lang w:val="en-GB" w:eastAsia="en-GB"/>
+                <w14:ligatures w14:val="none"/>
+              </w:rPr>
+            </w:pPr>
+            <w:r>
+              <w:rPr>
+                <w:rFonts w:eastAsia="Times New Roman" w:cs="Times New Roman"/>
                 <w:b/>
                 <w:bCs/>
-              </w:rPr>
-            </w:pPr>
-            <w:r>
-              <w:rPr>
+                <w:kern w:val="0"/>
+                <w:sz w:val="28"/>
+                <w:szCs w:val="28"/>
+                <w:lang w:val="en-GB" w:eastAsia="en-GB"/>
+                <w14:ligatures w14:val="none"/>
+              </w:rPr>
+              <w:t>Role / Access</w:t>
+            </w:r>
+          </w:p>
+        </w:tc>
+        <w:tc>
+          <w:tcPr>
+            <w:tcW w:w="0" w:type="auto"/>
+            <w:vAlign w:val="center"/>
+            <w:hideMark/>
+          </w:tcPr>
+          <w:p>
+            <w:pPr>
+              <w:spacing w:after="0" w:line="240" w:lineRule="auto"/>
+              <w:jc w:val="center"/>
+              <w:rPr>
+                <w:rFonts w:eastAsia="Times New Roman" w:cs="Times New Roman"/>
                 <w:b/>
                 <w:bCs/>
-              </w:rPr>
-              <w:t>Request Body</w:t>
-            </w:r>
-          </w:p>
-        </w:tc>
-        <w:tc>
-          <w:tcPr>
-            <w:tcW w:w="2534" w:type="dxa"/>
-          </w:tcPr>
-          <w:p>
-            <w:pPr>
-              <w:jc w:val="center"/>
-              <w:rPr>
+                <w:kern w:val="0"/>
+                <w:sz w:val="28"/>
+                <w:szCs w:val="28"/>
+                <w:lang w:val="en-GB" w:eastAsia="en-GB"/>
+                <w14:ligatures w14:val="none"/>
+              </w:rPr>
+            </w:pPr>
+            <w:r>
+              <w:rPr>
+                <w:rFonts w:eastAsia="Times New Roman" w:cs="Times New Roman"/>
                 <w:b/>
                 <w:bCs/>
-              </w:rPr>
-            </w:pPr>
-            <w:r>
-              <w:rPr>
+                <w:kern w:val="0"/>
+                <w:sz w:val="28"/>
+                <w:szCs w:val="28"/>
+                <w:lang w:val="en-GB" w:eastAsia="en-GB"/>
+                <w14:ligatures w14:val="none"/>
+              </w:rPr>
+              <w:t>Request Body</w:t>
+            </w:r>
+          </w:p>
+        </w:tc>
+        <w:tc>
+          <w:tcPr>
+            <w:tcW w:w="0" w:type="auto"/>
+            <w:vAlign w:val="center"/>
+            <w:hideMark/>
+          </w:tcPr>
+          <w:p>
+            <w:pPr>
+              <w:spacing w:after="0" w:line="240" w:lineRule="auto"/>
+              <w:jc w:val="center"/>
+              <w:rPr>
+                <w:rFonts w:eastAsia="Times New Roman" w:cs="Times New Roman"/>
                 <w:b/>
                 <w:bCs/>
+                <w:kern w:val="0"/>
+                <w:sz w:val="28"/>
+                <w:szCs w:val="28"/>
+                <w:lang w:val="en-GB" w:eastAsia="en-GB"/>
+                <w14:ligatures w14:val="none"/>
+              </w:rPr>
+            </w:pPr>
+            <w:r>
+              <w:rPr>
+                <w:rFonts w:eastAsia="Times New Roman" w:cs="Times New Roman"/>
+                <w:b/>
+                <w:bCs/>
+                <w:kern w:val="0"/>
+                <w:sz w:val="28"/>
+                <w:szCs w:val="28"/>
+                <w:lang w:val="en-GB" w:eastAsia="en-GB"/>
+                <w14:ligatures w14:val="none"/>
               </w:rPr>
               <w:t>Expected Response</w:t>
             </w:r>
@@ -149,1487 +246,6125 @@
       </w:tr>
       <w:tr>
         <w:trPr>
-          <w:trHeight w:val="368"/>
+          <w:tblCellSpacing w:w="15" w:type="dxa"/>
         </w:trPr>
         <w:tc>
           <w:tcPr>
-            <w:tcW w:w="2534" w:type="dxa"/>
-          </w:tcPr>
-          <w:p>
-            <w:r>
+            <w:tcW w:w="0" w:type="auto"/>
+            <w:vAlign w:val="center"/>
+            <w:hideMark/>
+          </w:tcPr>
+          <w:p>
+            <w:pPr>
+              <w:spacing w:after="0" w:line="240" w:lineRule="auto"/>
+              <w:rPr>
+                <w:rFonts w:eastAsia="Times New Roman" w:cs="Times New Roman"/>
+                <w:kern w:val="0"/>
+                <w:sz w:val="28"/>
+                <w:szCs w:val="28"/>
+                <w:lang w:val="en-GB" w:eastAsia="en-GB"/>
+                <w14:ligatures w14:val="none"/>
+              </w:rPr>
+            </w:pPr>
+            <w:r>
+              <w:rPr>
+                <w:rFonts w:eastAsia="Times New Roman" w:cs="Times New Roman"/>
+                <w:b/>
+                <w:bCs/>
+                <w:kern w:val="0"/>
+                <w:sz w:val="28"/>
+                <w:szCs w:val="28"/>
+                <w:lang w:val="en-GB" w:eastAsia="en-GB"/>
+                <w14:ligatures w14:val="none"/>
+              </w:rPr>
               <w:t>POST</w:t>
             </w:r>
           </w:p>
         </w:tc>
         <w:tc>
           <w:tcPr>
-            <w:tcW w:w="2534" w:type="dxa"/>
-          </w:tcPr>
-          <w:p>
-            <w:r>
-              <w:t>/api/auth/register</w:t>
-            </w:r>
-          </w:p>
-        </w:tc>
-        <w:tc>
-          <w:tcPr>
-            <w:tcW w:w="2534" w:type="dxa"/>
-          </w:tcPr>
-          <w:p>
-            <w:r>
+            <w:tcW w:w="0" w:type="auto"/>
+            <w:vAlign w:val="center"/>
+            <w:hideMark/>
+          </w:tcPr>
+          <w:p>
+            <w:pPr>
+              <w:spacing w:after="0" w:line="240" w:lineRule="auto"/>
+              <w:rPr>
+                <w:rFonts w:eastAsia="Times New Roman" w:cs="Times New Roman"/>
+                <w:kern w:val="0"/>
+                <w:sz w:val="28"/>
+                <w:szCs w:val="28"/>
+                <w:lang w:val="en-GB" w:eastAsia="en-GB"/>
+                <w14:ligatures w14:val="none"/>
+              </w:rPr>
+            </w:pPr>
+            <w:r>
+              <w:rPr>
+                <w:rFonts w:eastAsia="Times New Roman" w:cs="Courier New"/>
+                <w:kern w:val="0"/>
+                <w:sz w:val="22"/>
+                <w:szCs w:val="22"/>
+                <w:lang w:val="en-GB" w:eastAsia="en-GB"/>
+                <w14:ligatures w14:val="none"/>
+              </w:rPr>
+              <w:t>/</w:t>
+            </w:r>
+            <w:proofErr w:type="spellStart"/>
+            <w:r>
+              <w:rPr>
+                <w:rFonts w:eastAsia="Times New Roman" w:cs="Courier New"/>
+                <w:kern w:val="0"/>
+                <w:sz w:val="22"/>
+                <w:szCs w:val="22"/>
+                <w:lang w:val="en-GB" w:eastAsia="en-GB"/>
+                <w14:ligatures w14:val="none"/>
+              </w:rPr>
+              <w:t>api</w:t>
+            </w:r>
+            <w:proofErr w:type="spellEnd"/>
+            <w:r>
+              <w:rPr>
+                <w:rFonts w:eastAsia="Times New Roman" w:cs="Courier New"/>
+                <w:kern w:val="0"/>
+                <w:sz w:val="22"/>
+                <w:szCs w:val="22"/>
+                <w:lang w:val="en-GB" w:eastAsia="en-GB"/>
+                <w14:ligatures w14:val="none"/>
+              </w:rPr>
+              <w:t>/auth/register</w:t>
+            </w:r>
+          </w:p>
+        </w:tc>
+        <w:tc>
+          <w:tcPr>
+            <w:tcW w:w="0" w:type="auto"/>
+            <w:vAlign w:val="center"/>
+            <w:hideMark/>
+          </w:tcPr>
+          <w:p>
+            <w:pPr>
+              <w:spacing w:after="0" w:line="240" w:lineRule="auto"/>
+              <w:rPr>
+                <w:rFonts w:eastAsia="Times New Roman" w:cs="Times New Roman"/>
+                <w:kern w:val="0"/>
+                <w:sz w:val="28"/>
+                <w:szCs w:val="28"/>
+                <w:lang w:val="en-GB" w:eastAsia="en-GB"/>
+                <w14:ligatures w14:val="none"/>
+              </w:rPr>
+            </w:pPr>
+            <w:r>
+              <w:rPr>
+                <w:rFonts w:eastAsia="Times New Roman" w:cs="Times New Roman"/>
+                <w:kern w:val="0"/>
+                <w:sz w:val="28"/>
+                <w:szCs w:val="28"/>
+                <w:lang w:val="en-GB" w:eastAsia="en-GB"/>
+                <w14:ligatures w14:val="none"/>
+              </w:rPr>
               <w:t>Register a new user as a Participant or Organiser.</w:t>
             </w:r>
           </w:p>
         </w:tc>
         <w:tc>
           <w:tcPr>
-            <w:tcW w:w="2534" w:type="dxa"/>
-          </w:tcPr>
-          <w:p>
-            <w:r>
+            <w:tcW w:w="0" w:type="auto"/>
+            <w:vAlign w:val="center"/>
+            <w:hideMark/>
+          </w:tcPr>
+          <w:p>
+            <w:pPr>
+              <w:spacing w:after="0" w:line="240" w:lineRule="auto"/>
+              <w:rPr>
+                <w:rFonts w:eastAsia="Times New Roman" w:cs="Times New Roman"/>
+                <w:kern w:val="0"/>
+                <w:sz w:val="28"/>
+                <w:szCs w:val="28"/>
+                <w:lang w:val="en-GB" w:eastAsia="en-GB"/>
+                <w14:ligatures w14:val="none"/>
+              </w:rPr>
+            </w:pPr>
+            <w:r>
+              <w:rPr>
+                <w:rFonts w:eastAsia="Times New Roman" w:cs="Times New Roman"/>
+                <w:kern w:val="0"/>
+                <w:sz w:val="28"/>
+                <w:szCs w:val="28"/>
+                <w:lang w:val="en-GB" w:eastAsia="en-GB"/>
+                <w14:ligatures w14:val="none"/>
+              </w:rPr>
               <w:t>Public</w:t>
             </w:r>
           </w:p>
         </w:tc>
         <w:tc>
           <w:tcPr>
-            <w:tcW w:w="2534" w:type="dxa"/>
-          </w:tcPr>
-          <w:p>
-            <w:r>
-              <w:t>Email, Password, UserType and relevant profile details</w:t>
-            </w:r>
-          </w:p>
-        </w:tc>
-        <w:tc>
-          <w:tcPr>
-            <w:tcW w:w="2534" w:type="dxa"/>
-          </w:tcPr>
-          <w:p>
-            <w:r>
-              <w:t>201 Created with user details</w:t>
+            <w:tcW w:w="0" w:type="auto"/>
+            <w:vAlign w:val="center"/>
+            <w:hideMark/>
+          </w:tcPr>
+          <w:p>
+            <w:pPr>
+              <w:spacing w:after="0" w:line="240" w:lineRule="auto"/>
+              <w:rPr>
+                <w:rFonts w:eastAsia="Times New Roman" w:cs="Times New Roman"/>
+                <w:kern w:val="0"/>
+                <w:sz w:val="28"/>
+                <w:szCs w:val="28"/>
+                <w:lang w:val="en-GB" w:eastAsia="en-GB"/>
+                <w14:ligatures w14:val="none"/>
+              </w:rPr>
+            </w:pPr>
+            <w:r>
+              <w:rPr>
+                <w:rFonts w:eastAsia="Times New Roman" w:cs="Times New Roman"/>
+                <w:kern w:val="0"/>
+                <w:sz w:val="28"/>
+                <w:szCs w:val="28"/>
+                <w:lang w:val="en-GB" w:eastAsia="en-GB"/>
+                <w14:ligatures w14:val="none"/>
+              </w:rPr>
+              <w:t xml:space="preserve">Email, Password, </w:t>
+            </w:r>
+            <w:proofErr w:type="spellStart"/>
+            <w:r>
+              <w:rPr>
+                <w:rFonts w:eastAsia="Times New Roman" w:cs="Times New Roman"/>
+                <w:kern w:val="0"/>
+                <w:sz w:val="28"/>
+                <w:szCs w:val="28"/>
+                <w:lang w:val="en-GB" w:eastAsia="en-GB"/>
+                <w14:ligatures w14:val="none"/>
+              </w:rPr>
+              <w:t>UserType</w:t>
+            </w:r>
+            <w:proofErr w:type="spellEnd"/>
+            <w:r>
+              <w:rPr>
+                <w:rFonts w:eastAsia="Times New Roman" w:cs="Times New Roman"/>
+                <w:kern w:val="0"/>
+                <w:sz w:val="28"/>
+                <w:szCs w:val="28"/>
+                <w:lang w:val="en-GB" w:eastAsia="en-GB"/>
+                <w14:ligatures w14:val="none"/>
+              </w:rPr>
+              <w:t xml:space="preserve"> and relevant profile details</w:t>
+            </w:r>
+          </w:p>
+        </w:tc>
+        <w:tc>
+          <w:tcPr>
+            <w:tcW w:w="0" w:type="auto"/>
+            <w:vAlign w:val="center"/>
+            <w:hideMark/>
+          </w:tcPr>
+          <w:p>
+            <w:pPr>
+              <w:spacing w:after="0" w:line="240" w:lineRule="auto"/>
+              <w:rPr>
+                <w:rFonts w:eastAsia="Times New Roman" w:cs="Times New Roman"/>
+                <w:kern w:val="0"/>
+                <w:sz w:val="28"/>
+                <w:szCs w:val="28"/>
+                <w:lang w:val="en-GB" w:eastAsia="en-GB"/>
+                <w14:ligatures w14:val="none"/>
+              </w:rPr>
+            </w:pPr>
+            <w:r>
+              <w:rPr>
+                <w:rFonts w:eastAsia="Times New Roman" w:cs="Courier New"/>
+                <w:kern w:val="0"/>
+                <w:sz w:val="22"/>
+                <w:szCs w:val="22"/>
+                <w:lang w:val="en-GB" w:eastAsia="en-GB"/>
+                <w14:ligatures w14:val="none"/>
+              </w:rPr>
+              <w:t>201 Created</w:t>
+            </w:r>
+            <w:r>
+              <w:rPr>
+                <w:rFonts w:eastAsia="Times New Roman" w:cs="Times New Roman"/>
+                <w:kern w:val="0"/>
+                <w:sz w:val="28"/>
+                <w:szCs w:val="28"/>
+                <w:lang w:val="en-GB" w:eastAsia="en-GB"/>
+                <w14:ligatures w14:val="none"/>
+              </w:rPr>
+              <w:t xml:space="preserve"> with user details</w:t>
             </w:r>
           </w:p>
         </w:tc>
       </w:tr>
       <w:tr>
         <w:trPr>
-          <w:trHeight w:val="368"/>
+          <w:tblCellSpacing w:w="15" w:type="dxa"/>
         </w:trPr>
         <w:tc>
           <w:tcPr>
-            <w:tcW w:w="2534" w:type="dxa"/>
-          </w:tcPr>
-          <w:p>
-            <w:r>
+            <w:tcW w:w="0" w:type="auto"/>
+            <w:vAlign w:val="center"/>
+            <w:hideMark/>
+          </w:tcPr>
+          <w:p>
+            <w:pPr>
+              <w:spacing w:after="0" w:line="240" w:lineRule="auto"/>
+              <w:rPr>
+                <w:rFonts w:eastAsia="Times New Roman" w:cs="Times New Roman"/>
+                <w:kern w:val="0"/>
+                <w:sz w:val="28"/>
+                <w:szCs w:val="28"/>
+                <w:lang w:val="en-GB" w:eastAsia="en-GB"/>
+                <w14:ligatures w14:val="none"/>
+              </w:rPr>
+            </w:pPr>
+            <w:r>
+              <w:rPr>
+                <w:rFonts w:eastAsia="Times New Roman" w:cs="Times New Roman"/>
+                <w:b/>
+                <w:bCs/>
+                <w:kern w:val="0"/>
+                <w:sz w:val="28"/>
+                <w:szCs w:val="28"/>
+                <w:lang w:val="en-GB" w:eastAsia="en-GB"/>
+                <w14:ligatures w14:val="none"/>
+              </w:rPr>
               <w:t>POST</w:t>
             </w:r>
           </w:p>
         </w:tc>
         <w:tc>
           <w:tcPr>
-            <w:tcW w:w="2534" w:type="dxa"/>
-          </w:tcPr>
-          <w:tbl>
-            <w:tblPr>
-              <w:tblW w:w="0" w:type="auto"/>
-              <w:tblCellSpacing w:w="15" w:type="dxa"/>
-              <w:tblCellMar>
-                <w:top w:w="15" w:type="dxa"/>
-                <w:left w:w="15" w:type="dxa"/>
-                <w:bottom w:w="15" w:type="dxa"/>
-                <w:right w:w="15" w:type="dxa"/>
-              </w:tblCellMar>
-              <w:tblLook w:val="04A0" w:firstRow="1" w:lastRow="0" w:firstColumn="1" w:lastColumn="0" w:noHBand="0" w:noVBand="1"/>
-            </w:tblPr>
-            <w:tblGrid>
-              <w:gridCol w:w="96"/>
-            </w:tblGrid>
-            <w:tr>
-              <w:trPr>
-                <w:tblCellSpacing w:w="15" w:type="dxa"/>
-              </w:trPr>
-              <w:tc>
-                <w:tcPr>
-                  <w:tcW w:w="0" w:type="auto"/>
-                  <w:vAlign w:val="center"/>
-                  <w:hideMark/>
-                </w:tcPr>
-                <w:p>
-                  <w:pPr>
-                    <w:spacing w:after="0" w:line="240" w:lineRule="auto"/>
-                    <w:rPr>
-                      <w:lang w:val="en-GB"/>
-                    </w:rPr>
-                  </w:pPr>
-                </w:p>
-              </w:tc>
-            </w:tr>
-          </w:tbl>
-          <w:p>
-            <w:pPr>
-              <w:rPr>
-                <w:vanish/>
-                <w:lang w:val="en-GB"/>
-              </w:rPr>
-            </w:pPr>
-          </w:p>
-          <w:tbl>
-            <w:tblPr>
-              <w:tblW w:w="0" w:type="auto"/>
-              <w:tblCellSpacing w:w="15" w:type="dxa"/>
-              <w:tblCellMar>
-                <w:top w:w="15" w:type="dxa"/>
-                <w:left w:w="15" w:type="dxa"/>
-                <w:bottom w:w="15" w:type="dxa"/>
-                <w:right w:w="15" w:type="dxa"/>
-              </w:tblCellMar>
-              <w:tblLook w:val="04A0" w:firstRow="1" w:lastRow="0" w:firstColumn="1" w:lastColumn="0" w:noHBand="0" w:noVBand="1"/>
-            </w:tblPr>
-            <w:tblGrid>
-              <w:gridCol w:w="1592"/>
-            </w:tblGrid>
-            <w:tr>
-              <w:trPr>
-                <w:tblCellSpacing w:w="15" w:type="dxa"/>
-              </w:trPr>
-              <w:tc>
-                <w:tcPr>
-                  <w:tcW w:w="0" w:type="auto"/>
-                  <w:vAlign w:val="center"/>
-                  <w:hideMark/>
-                </w:tcPr>
-                <w:p>
-                  <w:pPr>
-                    <w:spacing w:after="0" w:line="240" w:lineRule="auto"/>
-                    <w:rPr>
-                      <w:lang w:val="en-GB"/>
-                    </w:rPr>
-                  </w:pPr>
-                  <w:r>
-                    <w:rPr>
-                      <w:lang w:val="en-GB"/>
-                    </w:rPr>
-                    <w:t>/api/auth/login</w:t>
-                  </w:r>
-                </w:p>
-              </w:tc>
-            </w:tr>
-          </w:tbl>
-          <w:p/>
-        </w:tc>
-        <w:tc>
-          <w:tcPr>
-            <w:tcW w:w="2534" w:type="dxa"/>
-          </w:tcPr>
-          <w:p>
-            <w:r>
+            <w:tcW w:w="0" w:type="auto"/>
+            <w:vAlign w:val="center"/>
+            <w:hideMark/>
+          </w:tcPr>
+          <w:p>
+            <w:pPr>
+              <w:spacing w:after="0" w:line="240" w:lineRule="auto"/>
+              <w:rPr>
+                <w:rFonts w:eastAsia="Times New Roman" w:cs="Times New Roman"/>
+                <w:kern w:val="0"/>
+                <w:sz w:val="28"/>
+                <w:szCs w:val="28"/>
+                <w:lang w:val="en-GB" w:eastAsia="en-GB"/>
+                <w14:ligatures w14:val="none"/>
+              </w:rPr>
+            </w:pPr>
+            <w:r>
+              <w:rPr>
+                <w:rFonts w:eastAsia="Times New Roman" w:cs="Courier New"/>
+                <w:kern w:val="0"/>
+                <w:sz w:val="22"/>
+                <w:szCs w:val="22"/>
+                <w:lang w:val="en-GB" w:eastAsia="en-GB"/>
+                <w14:ligatures w14:val="none"/>
+              </w:rPr>
+              <w:t>/</w:t>
+            </w:r>
+            <w:proofErr w:type="spellStart"/>
+            <w:r>
+              <w:rPr>
+                <w:rFonts w:eastAsia="Times New Roman" w:cs="Courier New"/>
+                <w:kern w:val="0"/>
+                <w:sz w:val="22"/>
+                <w:szCs w:val="22"/>
+                <w:lang w:val="en-GB" w:eastAsia="en-GB"/>
+                <w14:ligatures w14:val="none"/>
+              </w:rPr>
+              <w:t>api</w:t>
+            </w:r>
+            <w:proofErr w:type="spellEnd"/>
+            <w:r>
+              <w:rPr>
+                <w:rFonts w:eastAsia="Times New Roman" w:cs="Courier New"/>
+                <w:kern w:val="0"/>
+                <w:sz w:val="22"/>
+                <w:szCs w:val="22"/>
+                <w:lang w:val="en-GB" w:eastAsia="en-GB"/>
+                <w14:ligatures w14:val="none"/>
+              </w:rPr>
+              <w:t>/auth/login</w:t>
+            </w:r>
+          </w:p>
+        </w:tc>
+        <w:tc>
+          <w:tcPr>
+            <w:tcW w:w="0" w:type="auto"/>
+            <w:vAlign w:val="center"/>
+            <w:hideMark/>
+          </w:tcPr>
+          <w:p>
+            <w:pPr>
+              <w:spacing w:after="0" w:line="240" w:lineRule="auto"/>
+              <w:rPr>
+                <w:rFonts w:eastAsia="Times New Roman" w:cs="Times New Roman"/>
+                <w:kern w:val="0"/>
+                <w:sz w:val="28"/>
+                <w:szCs w:val="28"/>
+                <w:lang w:val="en-GB" w:eastAsia="en-GB"/>
+                <w14:ligatures w14:val="none"/>
+              </w:rPr>
+            </w:pPr>
+            <w:r>
+              <w:rPr>
+                <w:rFonts w:eastAsia="Times New Roman" w:cs="Times New Roman"/>
+                <w:kern w:val="0"/>
+                <w:sz w:val="28"/>
+                <w:szCs w:val="28"/>
+                <w:lang w:val="en-GB" w:eastAsia="en-GB"/>
+                <w14:ligatures w14:val="none"/>
+              </w:rPr>
               <w:t>Authenticate a registered user and provide access to the system.</w:t>
             </w:r>
           </w:p>
         </w:tc>
         <w:tc>
           <w:tcPr>
-            <w:tcW w:w="2534" w:type="dxa"/>
-          </w:tcPr>
-          <w:p>
-            <w:r>
+            <w:tcW w:w="0" w:type="auto"/>
+            <w:vAlign w:val="center"/>
+            <w:hideMark/>
+          </w:tcPr>
+          <w:p>
+            <w:pPr>
+              <w:spacing w:after="0" w:line="240" w:lineRule="auto"/>
+              <w:rPr>
+                <w:rFonts w:eastAsia="Times New Roman" w:cs="Times New Roman"/>
+                <w:kern w:val="0"/>
+                <w:sz w:val="28"/>
+                <w:szCs w:val="28"/>
+                <w:lang w:val="en-GB" w:eastAsia="en-GB"/>
+                <w14:ligatures w14:val="none"/>
+              </w:rPr>
+            </w:pPr>
+            <w:r>
+              <w:rPr>
+                <w:rFonts w:eastAsia="Times New Roman" w:cs="Times New Roman"/>
+                <w:kern w:val="0"/>
+                <w:sz w:val="28"/>
+                <w:szCs w:val="28"/>
+                <w:lang w:val="en-GB" w:eastAsia="en-GB"/>
+                <w14:ligatures w14:val="none"/>
+              </w:rPr>
               <w:t>Public</w:t>
             </w:r>
           </w:p>
         </w:tc>
         <w:tc>
           <w:tcPr>
-            <w:tcW w:w="2534" w:type="dxa"/>
-          </w:tcPr>
-          <w:p>
-            <w:r>
+            <w:tcW w:w="0" w:type="auto"/>
+            <w:vAlign w:val="center"/>
+            <w:hideMark/>
+          </w:tcPr>
+          <w:p>
+            <w:pPr>
+              <w:spacing w:after="0" w:line="240" w:lineRule="auto"/>
+              <w:rPr>
+                <w:rFonts w:eastAsia="Times New Roman" w:cs="Times New Roman"/>
+                <w:kern w:val="0"/>
+                <w:sz w:val="28"/>
+                <w:szCs w:val="28"/>
+                <w:lang w:val="en-GB" w:eastAsia="en-GB"/>
+                <w14:ligatures w14:val="none"/>
+              </w:rPr>
+            </w:pPr>
+            <w:r>
+              <w:rPr>
+                <w:rFonts w:eastAsia="Times New Roman" w:cs="Times New Roman"/>
+                <w:kern w:val="0"/>
+                <w:sz w:val="28"/>
+                <w:szCs w:val="28"/>
+                <w:lang w:val="en-GB" w:eastAsia="en-GB"/>
+                <w14:ligatures w14:val="none"/>
+              </w:rPr>
               <w:t>Email, Password</w:t>
             </w:r>
           </w:p>
         </w:tc>
         <w:tc>
           <w:tcPr>
-            <w:tcW w:w="2534" w:type="dxa"/>
-          </w:tcPr>
-          <w:p>
-            <w:r>
-              <w:t>200 OK with authentication token and user information</w:t>
+            <w:tcW w:w="0" w:type="auto"/>
+            <w:vAlign w:val="center"/>
+            <w:hideMark/>
+          </w:tcPr>
+          <w:p>
+            <w:pPr>
+              <w:spacing w:after="0" w:line="240" w:lineRule="auto"/>
+              <w:rPr>
+                <w:rFonts w:eastAsia="Times New Roman" w:cs="Times New Roman"/>
+                <w:kern w:val="0"/>
+                <w:sz w:val="28"/>
+                <w:szCs w:val="28"/>
+                <w:lang w:val="en-GB" w:eastAsia="en-GB"/>
+                <w14:ligatures w14:val="none"/>
+              </w:rPr>
+            </w:pPr>
+            <w:r>
+              <w:rPr>
+                <w:rFonts w:eastAsia="Times New Roman" w:cs="Courier New"/>
+                <w:kern w:val="0"/>
+                <w:sz w:val="22"/>
+                <w:szCs w:val="22"/>
+                <w:lang w:val="en-GB" w:eastAsia="en-GB"/>
+                <w14:ligatures w14:val="none"/>
+              </w:rPr>
+              <w:t>200 OK</w:t>
+            </w:r>
+            <w:r>
+              <w:rPr>
+                <w:rFonts w:eastAsia="Times New Roman" w:cs="Times New Roman"/>
+                <w:kern w:val="0"/>
+                <w:sz w:val="28"/>
+                <w:szCs w:val="28"/>
+                <w:lang w:val="en-GB" w:eastAsia="en-GB"/>
+                <w14:ligatures w14:val="none"/>
+              </w:rPr>
+              <w:t xml:space="preserve"> with authentication token and user information</w:t>
             </w:r>
           </w:p>
         </w:tc>
       </w:tr>
       <w:tr>
         <w:trPr>
-          <w:trHeight w:val="368"/>
+          <w:tblCellSpacing w:w="15" w:type="dxa"/>
         </w:trPr>
         <w:tc>
           <w:tcPr>
-            <w:tcW w:w="2534" w:type="dxa"/>
-          </w:tcPr>
-          <w:p>
-            <w:r>
-              <w:t xml:space="preserve">GET </w:t>
-            </w:r>
-          </w:p>
-        </w:tc>
-        <w:tc>
-          <w:tcPr>
-            <w:tcW w:w="2534" w:type="dxa"/>
-          </w:tcPr>
-          <w:p>
-            <w:r>
+            <w:tcW w:w="0" w:type="auto"/>
+            <w:vAlign w:val="center"/>
+            <w:hideMark/>
+          </w:tcPr>
+          <w:p>
+            <w:pPr>
+              <w:spacing w:after="0" w:line="240" w:lineRule="auto"/>
+              <w:rPr>
+                <w:rFonts w:eastAsia="Times New Roman" w:cs="Times New Roman"/>
+                <w:kern w:val="0"/>
+                <w:sz w:val="28"/>
+                <w:szCs w:val="28"/>
+                <w:lang w:val="en-GB" w:eastAsia="en-GB"/>
+                <w14:ligatures w14:val="none"/>
+              </w:rPr>
+            </w:pPr>
+            <w:r>
+              <w:rPr>
+                <w:rFonts w:eastAsia="Times New Roman" w:cs="Times New Roman"/>
+                <w:b/>
+                <w:bCs/>
+                <w:kern w:val="0"/>
+                <w:sz w:val="28"/>
+                <w:szCs w:val="28"/>
+                <w:lang w:val="en-GB" w:eastAsia="en-GB"/>
+                <w14:ligatures w14:val="none"/>
+              </w:rPr>
+              <w:t>GET</w:t>
+            </w:r>
+          </w:p>
+        </w:tc>
+        <w:tc>
+          <w:tcPr>
+            <w:tcW w:w="0" w:type="auto"/>
+            <w:vAlign w:val="center"/>
+            <w:hideMark/>
+          </w:tcPr>
+          <w:p>
+            <w:pPr>
+              <w:spacing w:after="0" w:line="240" w:lineRule="auto"/>
+              <w:rPr>
+                <w:rFonts w:eastAsia="Times New Roman" w:cs="Times New Roman"/>
+                <w:kern w:val="0"/>
+                <w:sz w:val="28"/>
+                <w:szCs w:val="28"/>
+                <w:lang w:val="en-GB" w:eastAsia="en-GB"/>
+                <w14:ligatures w14:val="none"/>
+              </w:rPr>
+            </w:pPr>
+            <w:r>
+              <w:rPr>
+                <w:rFonts w:eastAsia="Times New Roman" w:cs="Courier New"/>
+                <w:kern w:val="0"/>
+                <w:sz w:val="22"/>
+                <w:szCs w:val="22"/>
+                <w:lang w:val="en-GB" w:eastAsia="en-GB"/>
+                <w14:ligatures w14:val="none"/>
+              </w:rPr>
               <w:t>/</w:t>
             </w:r>
+            <w:proofErr w:type="spellStart"/>
             <w:proofErr w:type="gramStart"/>
             <w:r>
+              <w:rPr>
+                <w:rFonts w:eastAsia="Times New Roman" w:cs="Courier New"/>
+                <w:kern w:val="0"/>
+                <w:sz w:val="22"/>
+                <w:szCs w:val="22"/>
+                <w:lang w:val="en-GB" w:eastAsia="en-GB"/>
+                <w14:ligatures w14:val="none"/>
+              </w:rPr>
               <w:t>api</w:t>
             </w:r>
+            <w:proofErr w:type="spellEnd"/>
             <w:proofErr w:type="gramEnd"/>
             <w:r>
-              <w:t>/</w:t>
-            </w:r>
-            <w:proofErr w:type="gramStart"/>
-            <w:r>
-              <w:t>users/{</w:t>
-            </w:r>
-            <w:proofErr w:type="gramEnd"/>
-            <w:r>
-              <w:t>id}</w:t>
-            </w:r>
-          </w:p>
-        </w:tc>
-        <w:tc>
-          <w:tcPr>
-            <w:tcW w:w="2534" w:type="dxa"/>
-          </w:tcPr>
-          <w:p>
-            <w:r>
+              <w:rPr>
+                <w:rFonts w:eastAsia="Times New Roman" w:cs="Courier New"/>
+                <w:kern w:val="0"/>
+                <w:sz w:val="22"/>
+                <w:szCs w:val="22"/>
+                <w:lang w:val="en-GB" w:eastAsia="en-GB"/>
+                <w14:ligatures w14:val="none"/>
+              </w:rPr>
+              <w:t>/users/{id}</w:t>
+            </w:r>
+          </w:p>
+        </w:tc>
+        <w:tc>
+          <w:tcPr>
+            <w:tcW w:w="0" w:type="auto"/>
+            <w:vAlign w:val="center"/>
+            <w:hideMark/>
+          </w:tcPr>
+          <w:p>
+            <w:pPr>
+              <w:spacing w:after="0" w:line="240" w:lineRule="auto"/>
+              <w:rPr>
+                <w:rFonts w:eastAsia="Times New Roman" w:cs="Times New Roman"/>
+                <w:kern w:val="0"/>
+                <w:sz w:val="28"/>
+                <w:szCs w:val="28"/>
+                <w:lang w:val="en-GB" w:eastAsia="en-GB"/>
+                <w14:ligatures w14:val="none"/>
+              </w:rPr>
+            </w:pPr>
+            <w:r>
+              <w:rPr>
+                <w:rFonts w:eastAsia="Times New Roman" w:cs="Times New Roman"/>
+                <w:kern w:val="0"/>
+                <w:sz w:val="28"/>
+                <w:szCs w:val="28"/>
+                <w:lang w:val="en-GB" w:eastAsia="en-GB"/>
+                <w14:ligatures w14:val="none"/>
+              </w:rPr>
               <w:t>Retrieve a user's account profile.</w:t>
             </w:r>
           </w:p>
         </w:tc>
         <w:tc>
           <w:tcPr>
-            <w:tcW w:w="2534" w:type="dxa"/>
-          </w:tcPr>
-          <w:p>
-            <w:r>
+            <w:tcW w:w="0" w:type="auto"/>
+            <w:vAlign w:val="center"/>
+            <w:hideMark/>
+          </w:tcPr>
+          <w:p>
+            <w:pPr>
+              <w:spacing w:after="0" w:line="240" w:lineRule="auto"/>
+              <w:rPr>
+                <w:rFonts w:eastAsia="Times New Roman" w:cs="Times New Roman"/>
+                <w:kern w:val="0"/>
+                <w:sz w:val="28"/>
+                <w:szCs w:val="28"/>
+                <w:lang w:val="en-GB" w:eastAsia="en-GB"/>
+                <w14:ligatures w14:val="none"/>
+              </w:rPr>
+            </w:pPr>
+            <w:r>
+              <w:rPr>
+                <w:rFonts w:eastAsia="Times New Roman" w:cs="Times New Roman"/>
+                <w:kern w:val="0"/>
+                <w:sz w:val="28"/>
+                <w:szCs w:val="28"/>
+                <w:lang w:val="en-GB" w:eastAsia="en-GB"/>
+                <w14:ligatures w14:val="none"/>
+              </w:rPr>
               <w:t>Authenticated User</w:t>
             </w:r>
           </w:p>
         </w:tc>
         <w:tc>
           <w:tcPr>
-            <w:tcW w:w="2534" w:type="dxa"/>
-          </w:tcPr>
-          <w:p>
-            <w:r>
+            <w:tcW w:w="0" w:type="auto"/>
+            <w:vAlign w:val="center"/>
+            <w:hideMark/>
+          </w:tcPr>
+          <w:p>
+            <w:pPr>
+              <w:spacing w:after="0" w:line="240" w:lineRule="auto"/>
+              <w:rPr>
+                <w:rFonts w:eastAsia="Times New Roman" w:cs="Times New Roman"/>
+                <w:kern w:val="0"/>
+                <w:sz w:val="28"/>
+                <w:szCs w:val="28"/>
+                <w:lang w:val="en-GB" w:eastAsia="en-GB"/>
+                <w14:ligatures w14:val="none"/>
+              </w:rPr>
+            </w:pPr>
+            <w:r>
+              <w:rPr>
+                <w:rFonts w:eastAsia="Times New Roman" w:cs="Times New Roman"/>
+                <w:kern w:val="0"/>
+                <w:sz w:val="28"/>
+                <w:szCs w:val="28"/>
+                <w:lang w:val="en-GB" w:eastAsia="en-GB"/>
+                <w14:ligatures w14:val="none"/>
+              </w:rPr>
               <w:t>None</w:t>
             </w:r>
           </w:p>
         </w:tc>
         <w:tc>
           <w:tcPr>
-            <w:tcW w:w="2534" w:type="dxa"/>
-          </w:tcPr>
-          <w:p>
-            <w:r>
-              <w:t>200 OK with profile details</w:t>
+            <w:tcW w:w="0" w:type="auto"/>
+            <w:vAlign w:val="center"/>
+            <w:hideMark/>
+          </w:tcPr>
+          <w:p>
+            <w:pPr>
+              <w:spacing w:after="0" w:line="240" w:lineRule="auto"/>
+              <w:rPr>
+                <w:rFonts w:eastAsia="Times New Roman" w:cs="Times New Roman"/>
+                <w:kern w:val="0"/>
+                <w:sz w:val="28"/>
+                <w:szCs w:val="28"/>
+                <w:lang w:val="en-GB" w:eastAsia="en-GB"/>
+                <w14:ligatures w14:val="none"/>
+              </w:rPr>
+            </w:pPr>
+            <w:r>
+              <w:rPr>
+                <w:rFonts w:eastAsia="Times New Roman" w:cs="Courier New"/>
+                <w:kern w:val="0"/>
+                <w:sz w:val="22"/>
+                <w:szCs w:val="22"/>
+                <w:lang w:val="en-GB" w:eastAsia="en-GB"/>
+                <w14:ligatures w14:val="none"/>
+              </w:rPr>
+              <w:t>200 OK</w:t>
+            </w:r>
+            <w:r>
+              <w:rPr>
+                <w:rFonts w:eastAsia="Times New Roman" w:cs="Times New Roman"/>
+                <w:kern w:val="0"/>
+                <w:sz w:val="28"/>
+                <w:szCs w:val="28"/>
+                <w:lang w:val="en-GB" w:eastAsia="en-GB"/>
+                <w14:ligatures w14:val="none"/>
+              </w:rPr>
+              <w:t xml:space="preserve"> with profile details</w:t>
             </w:r>
           </w:p>
         </w:tc>
       </w:tr>
       <w:tr>
         <w:trPr>
-          <w:trHeight w:val="368"/>
+          <w:tblCellSpacing w:w="15" w:type="dxa"/>
         </w:trPr>
         <w:tc>
           <w:tcPr>
-            <w:tcW w:w="2534" w:type="dxa"/>
-          </w:tcPr>
-          <w:p>
-            <w:r>
+            <w:tcW w:w="0" w:type="auto"/>
+            <w:vAlign w:val="center"/>
+            <w:hideMark/>
+          </w:tcPr>
+          <w:p>
+            <w:pPr>
+              <w:spacing w:after="0" w:line="240" w:lineRule="auto"/>
+              <w:rPr>
+                <w:rFonts w:eastAsia="Times New Roman" w:cs="Times New Roman"/>
+                <w:kern w:val="0"/>
+                <w:sz w:val="28"/>
+                <w:szCs w:val="28"/>
+                <w:lang w:val="en-GB" w:eastAsia="en-GB"/>
+                <w14:ligatures w14:val="none"/>
+              </w:rPr>
+            </w:pPr>
+            <w:r>
+              <w:rPr>
+                <w:rFonts w:eastAsia="Times New Roman" w:cs="Times New Roman"/>
+                <w:b/>
+                <w:bCs/>
+                <w:kern w:val="0"/>
+                <w:sz w:val="28"/>
+                <w:szCs w:val="28"/>
+                <w:lang w:val="en-GB" w:eastAsia="en-GB"/>
+                <w14:ligatures w14:val="none"/>
+              </w:rPr>
               <w:t>PUT</w:t>
             </w:r>
           </w:p>
         </w:tc>
         <w:tc>
           <w:tcPr>
-            <w:tcW w:w="2534" w:type="dxa"/>
-          </w:tcPr>
-          <w:p>
-            <w:r>
+            <w:tcW w:w="0" w:type="auto"/>
+            <w:vAlign w:val="center"/>
+            <w:hideMark/>
+          </w:tcPr>
+          <w:p>
+            <w:pPr>
+              <w:spacing w:after="0" w:line="240" w:lineRule="auto"/>
+              <w:rPr>
+                <w:rFonts w:eastAsia="Times New Roman" w:cs="Times New Roman"/>
+                <w:kern w:val="0"/>
+                <w:sz w:val="28"/>
+                <w:szCs w:val="28"/>
+                <w:lang w:val="en-GB" w:eastAsia="en-GB"/>
+                <w14:ligatures w14:val="none"/>
+              </w:rPr>
+            </w:pPr>
+            <w:r>
+              <w:rPr>
+                <w:rFonts w:eastAsia="Times New Roman" w:cs="Courier New"/>
+                <w:kern w:val="0"/>
+                <w:sz w:val="22"/>
+                <w:szCs w:val="22"/>
+                <w:lang w:val="en-GB" w:eastAsia="en-GB"/>
+                <w14:ligatures w14:val="none"/>
+              </w:rPr>
               <w:t>/</w:t>
             </w:r>
+            <w:proofErr w:type="spellStart"/>
             <w:proofErr w:type="gramStart"/>
             <w:r>
+              <w:rPr>
+                <w:rFonts w:eastAsia="Times New Roman" w:cs="Courier New"/>
+                <w:kern w:val="0"/>
+                <w:sz w:val="22"/>
+                <w:szCs w:val="22"/>
+                <w:lang w:val="en-GB" w:eastAsia="en-GB"/>
+                <w14:ligatures w14:val="none"/>
+              </w:rPr>
               <w:t>api</w:t>
             </w:r>
+            <w:proofErr w:type="spellEnd"/>
             <w:proofErr w:type="gramEnd"/>
             <w:r>
-              <w:t>/</w:t>
-            </w:r>
-            <w:proofErr w:type="gramStart"/>
-            <w:r>
-              <w:t>users/{</w:t>
-            </w:r>
-            <w:proofErr w:type="gramEnd"/>
-            <w:r>
-              <w:t>id}</w:t>
-            </w:r>
-          </w:p>
-        </w:tc>
-        <w:tc>
-          <w:tcPr>
-            <w:tcW w:w="2534" w:type="dxa"/>
-          </w:tcPr>
-          <w:p>
-            <w:r>
+              <w:rPr>
+                <w:rFonts w:eastAsia="Times New Roman" w:cs="Courier New"/>
+                <w:kern w:val="0"/>
+                <w:sz w:val="22"/>
+                <w:szCs w:val="22"/>
+                <w:lang w:val="en-GB" w:eastAsia="en-GB"/>
+                <w14:ligatures w14:val="none"/>
+              </w:rPr>
+              <w:t>/users/{id}</w:t>
+            </w:r>
+          </w:p>
+        </w:tc>
+        <w:tc>
+          <w:tcPr>
+            <w:tcW w:w="0" w:type="auto"/>
+            <w:vAlign w:val="center"/>
+            <w:hideMark/>
+          </w:tcPr>
+          <w:p>
+            <w:pPr>
+              <w:spacing w:after="0" w:line="240" w:lineRule="auto"/>
+              <w:rPr>
+                <w:rFonts w:eastAsia="Times New Roman" w:cs="Times New Roman"/>
+                <w:kern w:val="0"/>
+                <w:sz w:val="28"/>
+                <w:szCs w:val="28"/>
+                <w:lang w:val="en-GB" w:eastAsia="en-GB"/>
+                <w14:ligatures w14:val="none"/>
+              </w:rPr>
+            </w:pPr>
+            <w:r>
+              <w:rPr>
+                <w:rFonts w:eastAsia="Times New Roman" w:cs="Times New Roman"/>
+                <w:kern w:val="0"/>
+                <w:sz w:val="28"/>
+                <w:szCs w:val="28"/>
+                <w:lang w:val="en-GB" w:eastAsia="en-GB"/>
+                <w14:ligatures w14:val="none"/>
+              </w:rPr>
               <w:t>Update the user's account information.</w:t>
             </w:r>
           </w:p>
         </w:tc>
         <w:tc>
           <w:tcPr>
-            <w:tcW w:w="2534" w:type="dxa"/>
-          </w:tcPr>
-          <w:p>
-            <w:r>
+            <w:tcW w:w="0" w:type="auto"/>
+            <w:vAlign w:val="center"/>
+            <w:hideMark/>
+          </w:tcPr>
+          <w:p>
+            <w:pPr>
+              <w:spacing w:after="0" w:line="240" w:lineRule="auto"/>
+              <w:rPr>
+                <w:rFonts w:eastAsia="Times New Roman" w:cs="Times New Roman"/>
+                <w:kern w:val="0"/>
+                <w:sz w:val="28"/>
+                <w:szCs w:val="28"/>
+                <w:lang w:val="en-GB" w:eastAsia="en-GB"/>
+                <w14:ligatures w14:val="none"/>
+              </w:rPr>
+            </w:pPr>
+            <w:r>
+              <w:rPr>
+                <w:rFonts w:eastAsia="Times New Roman" w:cs="Times New Roman"/>
+                <w:kern w:val="0"/>
+                <w:sz w:val="28"/>
+                <w:szCs w:val="28"/>
+                <w:lang w:val="en-GB" w:eastAsia="en-GB"/>
+                <w14:ligatures w14:val="none"/>
+              </w:rPr>
               <w:t>Authenticated User</w:t>
             </w:r>
           </w:p>
         </w:tc>
         <w:tc>
           <w:tcPr>
-            <w:tcW w:w="2534" w:type="dxa"/>
-          </w:tcPr>
-          <w:p>
-            <w:r>
+            <w:tcW w:w="0" w:type="auto"/>
+            <w:vAlign w:val="center"/>
+            <w:hideMark/>
+          </w:tcPr>
+          <w:p>
+            <w:pPr>
+              <w:spacing w:after="0" w:line="240" w:lineRule="auto"/>
+              <w:rPr>
+                <w:rFonts w:eastAsia="Times New Roman" w:cs="Times New Roman"/>
+                <w:kern w:val="0"/>
+                <w:sz w:val="28"/>
+                <w:szCs w:val="28"/>
+                <w:lang w:val="en-GB" w:eastAsia="en-GB"/>
+                <w14:ligatures w14:val="none"/>
+              </w:rPr>
+            </w:pPr>
+            <w:r>
+              <w:rPr>
+                <w:rFonts w:eastAsia="Times New Roman" w:cs="Times New Roman"/>
+                <w:kern w:val="0"/>
+                <w:sz w:val="28"/>
+                <w:szCs w:val="28"/>
+                <w:lang w:val="en-GB" w:eastAsia="en-GB"/>
+                <w14:ligatures w14:val="none"/>
+              </w:rPr>
               <w:t>Updated user details</w:t>
             </w:r>
           </w:p>
         </w:tc>
         <w:tc>
           <w:tcPr>
-            <w:tcW w:w="2534" w:type="dxa"/>
-          </w:tcPr>
-          <w:p>
-            <w:r>
-              <w:t>200 OK with updated profile</w:t>
+            <w:tcW w:w="0" w:type="auto"/>
+            <w:vAlign w:val="center"/>
+            <w:hideMark/>
+          </w:tcPr>
+          <w:p>
+            <w:pPr>
+              <w:spacing w:after="0" w:line="240" w:lineRule="auto"/>
+              <w:rPr>
+                <w:rFonts w:eastAsia="Times New Roman" w:cs="Times New Roman"/>
+                <w:kern w:val="0"/>
+                <w:sz w:val="28"/>
+                <w:szCs w:val="28"/>
+                <w:lang w:val="en-GB" w:eastAsia="en-GB"/>
+                <w14:ligatures w14:val="none"/>
+              </w:rPr>
+            </w:pPr>
+            <w:r>
+              <w:rPr>
+                <w:rFonts w:eastAsia="Times New Roman" w:cs="Courier New"/>
+                <w:kern w:val="0"/>
+                <w:sz w:val="22"/>
+                <w:szCs w:val="22"/>
+                <w:lang w:val="en-GB" w:eastAsia="en-GB"/>
+                <w14:ligatures w14:val="none"/>
+              </w:rPr>
+              <w:t>200 OK</w:t>
+            </w:r>
+            <w:r>
+              <w:rPr>
+                <w:rFonts w:eastAsia="Times New Roman" w:cs="Times New Roman"/>
+                <w:kern w:val="0"/>
+                <w:sz w:val="28"/>
+                <w:szCs w:val="28"/>
+                <w:lang w:val="en-GB" w:eastAsia="en-GB"/>
+                <w14:ligatures w14:val="none"/>
+              </w:rPr>
+              <w:t xml:space="preserve"> with updated profile</w:t>
             </w:r>
           </w:p>
         </w:tc>
       </w:tr>
       <w:tr>
         <w:trPr>
-          <w:trHeight w:val="394"/>
+          <w:tblCellSpacing w:w="15" w:type="dxa"/>
         </w:trPr>
         <w:tc>
           <w:tcPr>
-            <w:tcW w:w="2534" w:type="dxa"/>
-          </w:tcPr>
-          <w:p>
-            <w:r>
+            <w:tcW w:w="0" w:type="auto"/>
+            <w:vAlign w:val="center"/>
+            <w:hideMark/>
+          </w:tcPr>
+          <w:p>
+            <w:pPr>
+              <w:spacing w:after="0" w:line="240" w:lineRule="auto"/>
+              <w:rPr>
+                <w:rFonts w:eastAsia="Times New Roman" w:cs="Times New Roman"/>
+                <w:kern w:val="0"/>
+                <w:sz w:val="28"/>
+                <w:szCs w:val="28"/>
+                <w:lang w:val="en-GB" w:eastAsia="en-GB"/>
+                <w14:ligatures w14:val="none"/>
+              </w:rPr>
+            </w:pPr>
+            <w:r>
+              <w:rPr>
+                <w:rFonts w:eastAsia="Times New Roman" w:cs="Times New Roman"/>
+                <w:b/>
+                <w:bCs/>
+                <w:kern w:val="0"/>
+                <w:sz w:val="28"/>
+                <w:szCs w:val="28"/>
+                <w:lang w:val="en-GB" w:eastAsia="en-GB"/>
+                <w14:ligatures w14:val="none"/>
+              </w:rPr>
               <w:t>GET</w:t>
             </w:r>
           </w:p>
         </w:tc>
         <w:tc>
           <w:tcPr>
-            <w:tcW w:w="2534" w:type="dxa"/>
-          </w:tcPr>
-          <w:p>
-            <w:r>
+            <w:tcW w:w="0" w:type="auto"/>
+            <w:vAlign w:val="center"/>
+            <w:hideMark/>
+          </w:tcPr>
+          <w:p>
+            <w:pPr>
+              <w:spacing w:after="0" w:line="240" w:lineRule="auto"/>
+              <w:rPr>
+                <w:rFonts w:eastAsia="Times New Roman" w:cs="Times New Roman"/>
+                <w:kern w:val="0"/>
+                <w:sz w:val="28"/>
+                <w:szCs w:val="28"/>
+                <w:lang w:val="en-GB" w:eastAsia="en-GB"/>
+                <w14:ligatures w14:val="none"/>
+              </w:rPr>
+            </w:pPr>
+            <w:r>
+              <w:rPr>
+                <w:rFonts w:eastAsia="Times New Roman" w:cs="Courier New"/>
+                <w:kern w:val="0"/>
+                <w:sz w:val="22"/>
+                <w:szCs w:val="22"/>
+                <w:lang w:val="en-GB" w:eastAsia="en-GB"/>
+                <w14:ligatures w14:val="none"/>
+              </w:rPr>
               <w:t>/</w:t>
             </w:r>
+            <w:proofErr w:type="spellStart"/>
             <w:proofErr w:type="gramStart"/>
             <w:r>
+              <w:rPr>
+                <w:rFonts w:eastAsia="Times New Roman" w:cs="Courier New"/>
+                <w:kern w:val="0"/>
+                <w:sz w:val="22"/>
+                <w:szCs w:val="22"/>
+                <w:lang w:val="en-GB" w:eastAsia="en-GB"/>
+                <w14:ligatures w14:val="none"/>
+              </w:rPr>
               <w:t>api</w:t>
             </w:r>
+            <w:proofErr w:type="spellEnd"/>
             <w:proofErr w:type="gramEnd"/>
             <w:r>
-              <w:t>/</w:t>
-            </w:r>
-            <w:proofErr w:type="gramStart"/>
-            <w:r>
-              <w:t>participants/{</w:t>
-            </w:r>
-            <w:proofErr w:type="gramEnd"/>
-            <w:r>
-              <w:t>id}</w:t>
-            </w:r>
-          </w:p>
-        </w:tc>
-        <w:tc>
-          <w:tcPr>
-            <w:tcW w:w="2534" w:type="dxa"/>
-          </w:tcPr>
-          <w:p/>
-        </w:tc>
-        <w:tc>
-          <w:tcPr>
-            <w:tcW w:w="2534" w:type="dxa"/>
-          </w:tcPr>
-          <w:p/>
-        </w:tc>
-        <w:tc>
-          <w:tcPr>
-            <w:tcW w:w="2534" w:type="dxa"/>
-          </w:tcPr>
-          <w:p/>
-        </w:tc>
-        <w:tc>
-          <w:tcPr>
-            <w:tcW w:w="2534" w:type="dxa"/>
-          </w:tcPr>
-          <w:p/>
+              <w:rPr>
+                <w:rFonts w:eastAsia="Times New Roman" w:cs="Courier New"/>
+                <w:kern w:val="0"/>
+                <w:sz w:val="22"/>
+                <w:szCs w:val="22"/>
+                <w:lang w:val="en-GB" w:eastAsia="en-GB"/>
+                <w14:ligatures w14:val="none"/>
+              </w:rPr>
+              <w:t>/participants/{id}</w:t>
+            </w:r>
+          </w:p>
+        </w:tc>
+        <w:tc>
+          <w:tcPr>
+            <w:tcW w:w="0" w:type="auto"/>
+            <w:vAlign w:val="center"/>
+            <w:hideMark/>
+          </w:tcPr>
+          <w:p>
+            <w:pPr>
+              <w:spacing w:after="0" w:line="240" w:lineRule="auto"/>
+              <w:rPr>
+                <w:rFonts w:eastAsia="Times New Roman" w:cs="Times New Roman"/>
+                <w:kern w:val="0"/>
+                <w:sz w:val="28"/>
+                <w:szCs w:val="28"/>
+                <w:lang w:val="en-GB" w:eastAsia="en-GB"/>
+                <w14:ligatures w14:val="none"/>
+              </w:rPr>
+            </w:pPr>
+            <w:r>
+              <w:rPr>
+                <w:rFonts w:eastAsia="Times New Roman" w:cs="Times New Roman"/>
+                <w:kern w:val="0"/>
+                <w:sz w:val="28"/>
+                <w:szCs w:val="28"/>
+                <w:lang w:val="en-GB" w:eastAsia="en-GB"/>
+                <w14:ligatures w14:val="none"/>
+              </w:rPr>
+              <w:t>Retrieve participant-specific profile information.</w:t>
+            </w:r>
+          </w:p>
+        </w:tc>
+        <w:tc>
+          <w:tcPr>
+            <w:tcW w:w="0" w:type="auto"/>
+            <w:vAlign w:val="center"/>
+            <w:hideMark/>
+          </w:tcPr>
+          <w:p>
+            <w:pPr>
+              <w:spacing w:after="0" w:line="240" w:lineRule="auto"/>
+              <w:rPr>
+                <w:rFonts w:eastAsia="Times New Roman" w:cs="Times New Roman"/>
+                <w:kern w:val="0"/>
+                <w:sz w:val="28"/>
+                <w:szCs w:val="28"/>
+                <w:lang w:val="en-GB" w:eastAsia="en-GB"/>
+                <w14:ligatures w14:val="none"/>
+              </w:rPr>
+            </w:pPr>
+            <w:r>
+              <w:rPr>
+                <w:rFonts w:eastAsia="Times New Roman" w:cs="Times New Roman"/>
+                <w:kern w:val="0"/>
+                <w:sz w:val="28"/>
+                <w:szCs w:val="28"/>
+                <w:lang w:val="en-GB" w:eastAsia="en-GB"/>
+                <w14:ligatures w14:val="none"/>
+              </w:rPr>
+              <w:t>Participant</w:t>
+            </w:r>
+          </w:p>
+        </w:tc>
+        <w:tc>
+          <w:tcPr>
+            <w:tcW w:w="0" w:type="auto"/>
+            <w:vAlign w:val="center"/>
+            <w:hideMark/>
+          </w:tcPr>
+          <w:p>
+            <w:pPr>
+              <w:spacing w:after="0" w:line="240" w:lineRule="auto"/>
+              <w:rPr>
+                <w:rFonts w:eastAsia="Times New Roman" w:cs="Times New Roman"/>
+                <w:kern w:val="0"/>
+                <w:sz w:val="28"/>
+                <w:szCs w:val="28"/>
+                <w:lang w:val="en-GB" w:eastAsia="en-GB"/>
+                <w14:ligatures w14:val="none"/>
+              </w:rPr>
+            </w:pPr>
+            <w:r>
+              <w:rPr>
+                <w:rFonts w:eastAsia="Times New Roman" w:cs="Times New Roman"/>
+                <w:kern w:val="0"/>
+                <w:sz w:val="28"/>
+                <w:szCs w:val="28"/>
+                <w:lang w:val="en-GB" w:eastAsia="en-GB"/>
+                <w14:ligatures w14:val="none"/>
+              </w:rPr>
+              <w:t>None</w:t>
+            </w:r>
+          </w:p>
+        </w:tc>
+        <w:tc>
+          <w:tcPr>
+            <w:tcW w:w="0" w:type="auto"/>
+            <w:vAlign w:val="center"/>
+            <w:hideMark/>
+          </w:tcPr>
+          <w:p>
+            <w:pPr>
+              <w:spacing w:after="0" w:line="240" w:lineRule="auto"/>
+              <w:rPr>
+                <w:rFonts w:eastAsia="Times New Roman" w:cs="Times New Roman"/>
+                <w:kern w:val="0"/>
+                <w:sz w:val="28"/>
+                <w:szCs w:val="28"/>
+                <w:lang w:val="en-GB" w:eastAsia="en-GB"/>
+                <w14:ligatures w14:val="none"/>
+              </w:rPr>
+            </w:pPr>
+            <w:r>
+              <w:rPr>
+                <w:rFonts w:eastAsia="Times New Roman" w:cs="Courier New"/>
+                <w:kern w:val="0"/>
+                <w:sz w:val="22"/>
+                <w:szCs w:val="22"/>
+                <w:lang w:val="en-GB" w:eastAsia="en-GB"/>
+                <w14:ligatures w14:val="none"/>
+              </w:rPr>
+              <w:t>200 OK</w:t>
+            </w:r>
+            <w:r>
+              <w:rPr>
+                <w:rFonts w:eastAsia="Times New Roman" w:cs="Times New Roman"/>
+                <w:kern w:val="0"/>
+                <w:sz w:val="28"/>
+                <w:szCs w:val="28"/>
+                <w:lang w:val="en-GB" w:eastAsia="en-GB"/>
+                <w14:ligatures w14:val="none"/>
+              </w:rPr>
+              <w:t xml:space="preserve"> with participant profile</w:t>
+            </w:r>
+          </w:p>
         </w:tc>
       </w:tr>
       <w:tr>
         <w:trPr>
-          <w:trHeight w:val="394"/>
+          <w:tblCellSpacing w:w="15" w:type="dxa"/>
         </w:trPr>
         <w:tc>
           <w:tcPr>
-            <w:tcW w:w="2534" w:type="dxa"/>
-          </w:tcPr>
-          <w:p>
-            <w:r>
+            <w:tcW w:w="0" w:type="auto"/>
+            <w:vAlign w:val="center"/>
+            <w:hideMark/>
+          </w:tcPr>
+          <w:p>
+            <w:pPr>
+              <w:spacing w:after="0" w:line="240" w:lineRule="auto"/>
+              <w:rPr>
+                <w:rFonts w:eastAsia="Times New Roman" w:cs="Times New Roman"/>
+                <w:kern w:val="0"/>
+                <w:sz w:val="28"/>
+                <w:szCs w:val="28"/>
+                <w:lang w:val="en-GB" w:eastAsia="en-GB"/>
+                <w14:ligatures w14:val="none"/>
+              </w:rPr>
+            </w:pPr>
+            <w:r>
+              <w:rPr>
+                <w:rFonts w:eastAsia="Times New Roman" w:cs="Times New Roman"/>
+                <w:b/>
+                <w:bCs/>
+                <w:kern w:val="0"/>
+                <w:sz w:val="28"/>
+                <w:szCs w:val="28"/>
+                <w:lang w:val="en-GB" w:eastAsia="en-GB"/>
+                <w14:ligatures w14:val="none"/>
+              </w:rPr>
+              <w:lastRenderedPageBreak/>
               <w:t>PUT</w:t>
             </w:r>
           </w:p>
         </w:tc>
         <w:tc>
           <w:tcPr>
-            <w:tcW w:w="2534" w:type="dxa"/>
-          </w:tcPr>
-          <w:p>
-            <w:r>
+            <w:tcW w:w="0" w:type="auto"/>
+            <w:vAlign w:val="center"/>
+            <w:hideMark/>
+          </w:tcPr>
+          <w:p>
+            <w:pPr>
+              <w:spacing w:after="0" w:line="240" w:lineRule="auto"/>
+              <w:rPr>
+                <w:rFonts w:eastAsia="Times New Roman" w:cs="Times New Roman"/>
+                <w:kern w:val="0"/>
+                <w:sz w:val="28"/>
+                <w:szCs w:val="28"/>
+                <w:lang w:val="en-GB" w:eastAsia="en-GB"/>
+                <w14:ligatures w14:val="none"/>
+              </w:rPr>
+            </w:pPr>
+            <w:r>
+              <w:rPr>
+                <w:rFonts w:eastAsia="Times New Roman" w:cs="Courier New"/>
+                <w:kern w:val="0"/>
+                <w:sz w:val="22"/>
+                <w:szCs w:val="22"/>
+                <w:lang w:val="en-GB" w:eastAsia="en-GB"/>
+                <w14:ligatures w14:val="none"/>
+              </w:rPr>
               <w:t>/</w:t>
             </w:r>
+            <w:proofErr w:type="spellStart"/>
             <w:proofErr w:type="gramStart"/>
             <w:r>
+              <w:rPr>
+                <w:rFonts w:eastAsia="Times New Roman" w:cs="Courier New"/>
+                <w:kern w:val="0"/>
+                <w:sz w:val="22"/>
+                <w:szCs w:val="22"/>
+                <w:lang w:val="en-GB" w:eastAsia="en-GB"/>
+                <w14:ligatures w14:val="none"/>
+              </w:rPr>
               <w:t>api</w:t>
             </w:r>
+            <w:proofErr w:type="spellEnd"/>
             <w:proofErr w:type="gramEnd"/>
             <w:r>
-              <w:t>/</w:t>
-            </w:r>
-            <w:proofErr w:type="gramStart"/>
-            <w:r>
-              <w:t>participants/{</w:t>
-            </w:r>
-            <w:proofErr w:type="gramEnd"/>
-            <w:r>
-              <w:t>id}</w:t>
-            </w:r>
-          </w:p>
-        </w:tc>
-        <w:tc>
-          <w:tcPr>
-            <w:tcW w:w="2534" w:type="dxa"/>
-          </w:tcPr>
-          <w:p/>
-        </w:tc>
-        <w:tc>
-          <w:tcPr>
-            <w:tcW w:w="2534" w:type="dxa"/>
-          </w:tcPr>
-          <w:p/>
-        </w:tc>
-        <w:tc>
-          <w:tcPr>
-            <w:tcW w:w="2534" w:type="dxa"/>
-          </w:tcPr>
-          <w:p/>
-        </w:tc>
-        <w:tc>
-          <w:tcPr>
-            <w:tcW w:w="2534" w:type="dxa"/>
-          </w:tcPr>
-          <w:p/>
+              <w:rPr>
+                <w:rFonts w:eastAsia="Times New Roman" w:cs="Courier New"/>
+                <w:kern w:val="0"/>
+                <w:sz w:val="22"/>
+                <w:szCs w:val="22"/>
+                <w:lang w:val="en-GB" w:eastAsia="en-GB"/>
+                <w14:ligatures w14:val="none"/>
+              </w:rPr>
+              <w:t>/participants/{id}</w:t>
+            </w:r>
+          </w:p>
+        </w:tc>
+        <w:tc>
+          <w:tcPr>
+            <w:tcW w:w="0" w:type="auto"/>
+            <w:vAlign w:val="center"/>
+            <w:hideMark/>
+          </w:tcPr>
+          <w:p>
+            <w:pPr>
+              <w:spacing w:after="0" w:line="240" w:lineRule="auto"/>
+              <w:rPr>
+                <w:rFonts w:eastAsia="Times New Roman" w:cs="Times New Roman"/>
+                <w:kern w:val="0"/>
+                <w:sz w:val="28"/>
+                <w:szCs w:val="28"/>
+                <w:lang w:val="en-GB" w:eastAsia="en-GB"/>
+                <w14:ligatures w14:val="none"/>
+              </w:rPr>
+            </w:pPr>
+            <w:r>
+              <w:rPr>
+                <w:rFonts w:eastAsia="Times New Roman" w:cs="Times New Roman"/>
+                <w:kern w:val="0"/>
+                <w:sz w:val="28"/>
+                <w:szCs w:val="28"/>
+                <w:lang w:val="en-GB" w:eastAsia="en-GB"/>
+                <w14:ligatures w14:val="none"/>
+              </w:rPr>
+              <w:t>Update participant-specific information.</w:t>
+            </w:r>
+          </w:p>
+        </w:tc>
+        <w:tc>
+          <w:tcPr>
+            <w:tcW w:w="0" w:type="auto"/>
+            <w:vAlign w:val="center"/>
+            <w:hideMark/>
+          </w:tcPr>
+          <w:p>
+            <w:pPr>
+              <w:spacing w:after="0" w:line="240" w:lineRule="auto"/>
+              <w:rPr>
+                <w:rFonts w:eastAsia="Times New Roman" w:cs="Times New Roman"/>
+                <w:kern w:val="0"/>
+                <w:sz w:val="28"/>
+                <w:szCs w:val="28"/>
+                <w:lang w:val="en-GB" w:eastAsia="en-GB"/>
+                <w14:ligatures w14:val="none"/>
+              </w:rPr>
+            </w:pPr>
+            <w:r>
+              <w:rPr>
+                <w:rFonts w:eastAsia="Times New Roman" w:cs="Times New Roman"/>
+                <w:kern w:val="0"/>
+                <w:sz w:val="28"/>
+                <w:szCs w:val="28"/>
+                <w:lang w:val="en-GB" w:eastAsia="en-GB"/>
+                <w14:ligatures w14:val="none"/>
+              </w:rPr>
+              <w:t>Participant</w:t>
+            </w:r>
+          </w:p>
+        </w:tc>
+        <w:tc>
+          <w:tcPr>
+            <w:tcW w:w="0" w:type="auto"/>
+            <w:vAlign w:val="center"/>
+            <w:hideMark/>
+          </w:tcPr>
+          <w:p>
+            <w:pPr>
+              <w:spacing w:after="0" w:line="240" w:lineRule="auto"/>
+              <w:rPr>
+                <w:rFonts w:eastAsia="Times New Roman" w:cs="Times New Roman"/>
+                <w:kern w:val="0"/>
+                <w:sz w:val="28"/>
+                <w:szCs w:val="28"/>
+                <w:lang w:val="en-GB" w:eastAsia="en-GB"/>
+                <w14:ligatures w14:val="none"/>
+              </w:rPr>
+            </w:pPr>
+            <w:r>
+              <w:rPr>
+                <w:rFonts w:eastAsia="Times New Roman" w:cs="Times New Roman"/>
+                <w:kern w:val="0"/>
+                <w:sz w:val="28"/>
+                <w:szCs w:val="28"/>
+                <w:lang w:val="en-GB" w:eastAsia="en-GB"/>
+                <w14:ligatures w14:val="none"/>
+              </w:rPr>
+              <w:t>Updated participant details</w:t>
+            </w:r>
+          </w:p>
+        </w:tc>
+        <w:tc>
+          <w:tcPr>
+            <w:tcW w:w="0" w:type="auto"/>
+            <w:vAlign w:val="center"/>
+            <w:hideMark/>
+          </w:tcPr>
+          <w:p>
+            <w:pPr>
+              <w:spacing w:after="0" w:line="240" w:lineRule="auto"/>
+              <w:rPr>
+                <w:rFonts w:eastAsia="Times New Roman" w:cs="Times New Roman"/>
+                <w:kern w:val="0"/>
+                <w:sz w:val="28"/>
+                <w:szCs w:val="28"/>
+                <w:lang w:val="en-GB" w:eastAsia="en-GB"/>
+                <w14:ligatures w14:val="none"/>
+              </w:rPr>
+            </w:pPr>
+            <w:r>
+              <w:rPr>
+                <w:rFonts w:eastAsia="Times New Roman" w:cs="Courier New"/>
+                <w:kern w:val="0"/>
+                <w:sz w:val="22"/>
+                <w:szCs w:val="22"/>
+                <w:lang w:val="en-GB" w:eastAsia="en-GB"/>
+                <w14:ligatures w14:val="none"/>
+              </w:rPr>
+              <w:t>200 OK</w:t>
+            </w:r>
+            <w:r>
+              <w:rPr>
+                <w:rFonts w:eastAsia="Times New Roman" w:cs="Times New Roman"/>
+                <w:kern w:val="0"/>
+                <w:sz w:val="28"/>
+                <w:szCs w:val="28"/>
+                <w:lang w:val="en-GB" w:eastAsia="en-GB"/>
+                <w14:ligatures w14:val="none"/>
+              </w:rPr>
+              <w:t xml:space="preserve"> with updated participant profile</w:t>
+            </w:r>
+          </w:p>
         </w:tc>
       </w:tr>
       <w:tr>
         <w:trPr>
-          <w:trHeight w:val="394"/>
+          <w:tblCellSpacing w:w="15" w:type="dxa"/>
         </w:trPr>
         <w:tc>
           <w:tcPr>
-            <w:tcW w:w="2534" w:type="dxa"/>
-          </w:tcPr>
-          <w:p>
-            <w:r>
+            <w:tcW w:w="0" w:type="auto"/>
+            <w:vAlign w:val="center"/>
+            <w:hideMark/>
+          </w:tcPr>
+          <w:p>
+            <w:pPr>
+              <w:spacing w:after="0" w:line="240" w:lineRule="auto"/>
+              <w:rPr>
+                <w:rFonts w:eastAsia="Times New Roman" w:cs="Times New Roman"/>
+                <w:kern w:val="0"/>
+                <w:sz w:val="28"/>
+                <w:szCs w:val="28"/>
+                <w:lang w:val="en-GB" w:eastAsia="en-GB"/>
+                <w14:ligatures w14:val="none"/>
+              </w:rPr>
+            </w:pPr>
+            <w:r>
+              <w:rPr>
+                <w:rFonts w:eastAsia="Times New Roman" w:cs="Times New Roman"/>
+                <w:b/>
+                <w:bCs/>
+                <w:kern w:val="0"/>
+                <w:sz w:val="28"/>
+                <w:szCs w:val="28"/>
+                <w:lang w:val="en-GB" w:eastAsia="en-GB"/>
+                <w14:ligatures w14:val="none"/>
+              </w:rPr>
               <w:t>GET</w:t>
             </w:r>
           </w:p>
         </w:tc>
         <w:tc>
           <w:tcPr>
-            <w:tcW w:w="2534" w:type="dxa"/>
-          </w:tcPr>
-          <w:p>
-            <w:r>
+            <w:tcW w:w="0" w:type="auto"/>
+            <w:vAlign w:val="center"/>
+            <w:hideMark/>
+          </w:tcPr>
+          <w:p>
+            <w:pPr>
+              <w:spacing w:after="0" w:line="240" w:lineRule="auto"/>
+              <w:rPr>
+                <w:rFonts w:eastAsia="Times New Roman" w:cs="Times New Roman"/>
+                <w:kern w:val="0"/>
+                <w:sz w:val="28"/>
+                <w:szCs w:val="28"/>
+                <w:lang w:val="en-GB" w:eastAsia="en-GB"/>
+                <w14:ligatures w14:val="none"/>
+              </w:rPr>
+            </w:pPr>
+            <w:r>
+              <w:rPr>
+                <w:rFonts w:eastAsia="Times New Roman" w:cs="Courier New"/>
+                <w:kern w:val="0"/>
+                <w:sz w:val="22"/>
+                <w:szCs w:val="22"/>
+                <w:lang w:val="en-GB" w:eastAsia="en-GB"/>
+                <w14:ligatures w14:val="none"/>
+              </w:rPr>
               <w:t>/</w:t>
             </w:r>
+            <w:proofErr w:type="spellStart"/>
             <w:proofErr w:type="gramStart"/>
             <w:r>
+              <w:rPr>
+                <w:rFonts w:eastAsia="Times New Roman" w:cs="Courier New"/>
+                <w:kern w:val="0"/>
+                <w:sz w:val="22"/>
+                <w:szCs w:val="22"/>
+                <w:lang w:val="en-GB" w:eastAsia="en-GB"/>
+                <w14:ligatures w14:val="none"/>
+              </w:rPr>
               <w:t>api</w:t>
             </w:r>
+            <w:proofErr w:type="spellEnd"/>
             <w:proofErr w:type="gramEnd"/>
             <w:r>
-              <w:t>/</w:t>
-            </w:r>
-            <w:proofErr w:type="gramStart"/>
-            <w:r>
-              <w:t>organisers/{</w:t>
-            </w:r>
-            <w:proofErr w:type="gramEnd"/>
-            <w:r>
-              <w:t>id}</w:t>
-            </w:r>
-          </w:p>
-        </w:tc>
-        <w:tc>
-          <w:tcPr>
-            <w:tcW w:w="2534" w:type="dxa"/>
-          </w:tcPr>
-          <w:p/>
-        </w:tc>
-        <w:tc>
-          <w:tcPr>
-            <w:tcW w:w="2534" w:type="dxa"/>
-          </w:tcPr>
-          <w:p/>
-        </w:tc>
-        <w:tc>
-          <w:tcPr>
-            <w:tcW w:w="2534" w:type="dxa"/>
-          </w:tcPr>
-          <w:p/>
-        </w:tc>
-        <w:tc>
-          <w:tcPr>
-            <w:tcW w:w="2534" w:type="dxa"/>
-          </w:tcPr>
-          <w:p/>
+              <w:rPr>
+                <w:rFonts w:eastAsia="Times New Roman" w:cs="Courier New"/>
+                <w:kern w:val="0"/>
+                <w:sz w:val="22"/>
+                <w:szCs w:val="22"/>
+                <w:lang w:val="en-GB" w:eastAsia="en-GB"/>
+                <w14:ligatures w14:val="none"/>
+              </w:rPr>
+              <w:t>/organisers/{id}</w:t>
+            </w:r>
+          </w:p>
+        </w:tc>
+        <w:tc>
+          <w:tcPr>
+            <w:tcW w:w="0" w:type="auto"/>
+            <w:vAlign w:val="center"/>
+            <w:hideMark/>
+          </w:tcPr>
+          <w:p>
+            <w:pPr>
+              <w:spacing w:after="0" w:line="240" w:lineRule="auto"/>
+              <w:rPr>
+                <w:rFonts w:eastAsia="Times New Roman" w:cs="Times New Roman"/>
+                <w:kern w:val="0"/>
+                <w:sz w:val="28"/>
+                <w:szCs w:val="28"/>
+                <w:lang w:val="en-GB" w:eastAsia="en-GB"/>
+                <w14:ligatures w14:val="none"/>
+              </w:rPr>
+            </w:pPr>
+            <w:r>
+              <w:rPr>
+                <w:rFonts w:eastAsia="Times New Roman" w:cs="Times New Roman"/>
+                <w:kern w:val="0"/>
+                <w:sz w:val="28"/>
+                <w:szCs w:val="28"/>
+                <w:lang w:val="en-GB" w:eastAsia="en-GB"/>
+                <w14:ligatures w14:val="none"/>
+              </w:rPr>
+              <w:t>Retrieve organiser-specific profile information.</w:t>
+            </w:r>
+          </w:p>
+        </w:tc>
+        <w:tc>
+          <w:tcPr>
+            <w:tcW w:w="0" w:type="auto"/>
+            <w:vAlign w:val="center"/>
+            <w:hideMark/>
+          </w:tcPr>
+          <w:p>
+            <w:pPr>
+              <w:spacing w:after="0" w:line="240" w:lineRule="auto"/>
+              <w:rPr>
+                <w:rFonts w:eastAsia="Times New Roman" w:cs="Times New Roman"/>
+                <w:kern w:val="0"/>
+                <w:sz w:val="28"/>
+                <w:szCs w:val="28"/>
+                <w:lang w:val="en-GB" w:eastAsia="en-GB"/>
+                <w14:ligatures w14:val="none"/>
+              </w:rPr>
+            </w:pPr>
+            <w:r>
+              <w:rPr>
+                <w:rFonts w:eastAsia="Times New Roman" w:cs="Times New Roman"/>
+                <w:kern w:val="0"/>
+                <w:sz w:val="28"/>
+                <w:szCs w:val="28"/>
+                <w:lang w:val="en-GB" w:eastAsia="en-GB"/>
+                <w14:ligatures w14:val="none"/>
+              </w:rPr>
+              <w:t>Organiser</w:t>
+            </w:r>
+          </w:p>
+        </w:tc>
+        <w:tc>
+          <w:tcPr>
+            <w:tcW w:w="0" w:type="auto"/>
+            <w:vAlign w:val="center"/>
+            <w:hideMark/>
+          </w:tcPr>
+          <w:p>
+            <w:pPr>
+              <w:spacing w:after="0" w:line="240" w:lineRule="auto"/>
+              <w:rPr>
+                <w:rFonts w:eastAsia="Times New Roman" w:cs="Times New Roman"/>
+                <w:kern w:val="0"/>
+                <w:sz w:val="28"/>
+                <w:szCs w:val="28"/>
+                <w:lang w:val="en-GB" w:eastAsia="en-GB"/>
+                <w14:ligatures w14:val="none"/>
+              </w:rPr>
+            </w:pPr>
+            <w:r>
+              <w:rPr>
+                <w:rFonts w:eastAsia="Times New Roman" w:cs="Times New Roman"/>
+                <w:kern w:val="0"/>
+                <w:sz w:val="28"/>
+                <w:szCs w:val="28"/>
+                <w:lang w:val="en-GB" w:eastAsia="en-GB"/>
+                <w14:ligatures w14:val="none"/>
+              </w:rPr>
+              <w:t>None</w:t>
+            </w:r>
+          </w:p>
+        </w:tc>
+        <w:tc>
+          <w:tcPr>
+            <w:tcW w:w="0" w:type="auto"/>
+            <w:vAlign w:val="center"/>
+            <w:hideMark/>
+          </w:tcPr>
+          <w:p>
+            <w:pPr>
+              <w:spacing w:after="0" w:line="240" w:lineRule="auto"/>
+              <w:rPr>
+                <w:rFonts w:eastAsia="Times New Roman" w:cs="Times New Roman"/>
+                <w:kern w:val="0"/>
+                <w:sz w:val="28"/>
+                <w:szCs w:val="28"/>
+                <w:lang w:val="en-GB" w:eastAsia="en-GB"/>
+                <w14:ligatures w14:val="none"/>
+              </w:rPr>
+            </w:pPr>
+            <w:r>
+              <w:rPr>
+                <w:rFonts w:eastAsia="Times New Roman" w:cs="Courier New"/>
+                <w:kern w:val="0"/>
+                <w:sz w:val="22"/>
+                <w:szCs w:val="22"/>
+                <w:lang w:val="en-GB" w:eastAsia="en-GB"/>
+                <w14:ligatures w14:val="none"/>
+              </w:rPr>
+              <w:t>200 OK</w:t>
+            </w:r>
+            <w:r>
+              <w:rPr>
+                <w:rFonts w:eastAsia="Times New Roman" w:cs="Times New Roman"/>
+                <w:kern w:val="0"/>
+                <w:sz w:val="28"/>
+                <w:szCs w:val="28"/>
+                <w:lang w:val="en-GB" w:eastAsia="en-GB"/>
+                <w14:ligatures w14:val="none"/>
+              </w:rPr>
+              <w:t xml:space="preserve"> with organiser profile</w:t>
+            </w:r>
+          </w:p>
         </w:tc>
       </w:tr>
       <w:tr>
         <w:trPr>
-          <w:trHeight w:val="394"/>
+          <w:tblCellSpacing w:w="15" w:type="dxa"/>
         </w:trPr>
         <w:tc>
           <w:tcPr>
-            <w:tcW w:w="2534" w:type="dxa"/>
-          </w:tcPr>
-          <w:p>
-            <w:r>
+            <w:tcW w:w="0" w:type="auto"/>
+            <w:vAlign w:val="center"/>
+            <w:hideMark/>
+          </w:tcPr>
+          <w:p>
+            <w:pPr>
+              <w:spacing w:after="0" w:line="240" w:lineRule="auto"/>
+              <w:rPr>
+                <w:rFonts w:eastAsia="Times New Roman" w:cs="Times New Roman"/>
+                <w:kern w:val="0"/>
+                <w:sz w:val="28"/>
+                <w:szCs w:val="28"/>
+                <w:lang w:val="en-GB" w:eastAsia="en-GB"/>
+                <w14:ligatures w14:val="none"/>
+              </w:rPr>
+            </w:pPr>
+            <w:r>
+              <w:rPr>
+                <w:rFonts w:eastAsia="Times New Roman" w:cs="Times New Roman"/>
+                <w:b/>
+                <w:bCs/>
+                <w:kern w:val="0"/>
+                <w:sz w:val="28"/>
+                <w:szCs w:val="28"/>
+                <w:lang w:val="en-GB" w:eastAsia="en-GB"/>
+                <w14:ligatures w14:val="none"/>
+              </w:rPr>
               <w:t>PUT</w:t>
             </w:r>
           </w:p>
         </w:tc>
         <w:tc>
           <w:tcPr>
-            <w:tcW w:w="2534" w:type="dxa"/>
-          </w:tcPr>
-          <w:p>
-            <w:r>
+            <w:tcW w:w="0" w:type="auto"/>
+            <w:vAlign w:val="center"/>
+            <w:hideMark/>
+          </w:tcPr>
+          <w:p>
+            <w:pPr>
+              <w:spacing w:after="0" w:line="240" w:lineRule="auto"/>
+              <w:rPr>
+                <w:rFonts w:eastAsia="Times New Roman" w:cs="Times New Roman"/>
+                <w:kern w:val="0"/>
+                <w:sz w:val="28"/>
+                <w:szCs w:val="28"/>
+                <w:lang w:val="en-GB" w:eastAsia="en-GB"/>
+                <w14:ligatures w14:val="none"/>
+              </w:rPr>
+            </w:pPr>
+            <w:r>
+              <w:rPr>
+                <w:rFonts w:eastAsia="Times New Roman" w:cs="Courier New"/>
+                <w:kern w:val="0"/>
+                <w:sz w:val="22"/>
+                <w:szCs w:val="22"/>
+                <w:lang w:val="en-GB" w:eastAsia="en-GB"/>
+                <w14:ligatures w14:val="none"/>
+              </w:rPr>
               <w:t>/</w:t>
             </w:r>
+            <w:proofErr w:type="spellStart"/>
             <w:proofErr w:type="gramStart"/>
             <w:r>
+              <w:rPr>
+                <w:rFonts w:eastAsia="Times New Roman" w:cs="Courier New"/>
+                <w:kern w:val="0"/>
+                <w:sz w:val="22"/>
+                <w:szCs w:val="22"/>
+                <w:lang w:val="en-GB" w:eastAsia="en-GB"/>
+                <w14:ligatures w14:val="none"/>
+              </w:rPr>
               <w:t>api</w:t>
             </w:r>
+            <w:proofErr w:type="spellEnd"/>
             <w:proofErr w:type="gramEnd"/>
             <w:r>
-              <w:t>/</w:t>
-            </w:r>
-            <w:proofErr w:type="gramStart"/>
-            <w:r>
-              <w:t>organisers/{</w:t>
-            </w:r>
-            <w:proofErr w:type="gramEnd"/>
-            <w:r>
-              <w:t>id}</w:t>
-            </w:r>
-          </w:p>
-        </w:tc>
-        <w:tc>
-          <w:tcPr>
-            <w:tcW w:w="2534" w:type="dxa"/>
-          </w:tcPr>
-          <w:p/>
-        </w:tc>
-        <w:tc>
-          <w:tcPr>
-            <w:tcW w:w="2534" w:type="dxa"/>
-          </w:tcPr>
-          <w:p/>
-        </w:tc>
-        <w:tc>
-          <w:tcPr>
-            <w:tcW w:w="2534" w:type="dxa"/>
-          </w:tcPr>
-          <w:p/>
-        </w:tc>
-        <w:tc>
-          <w:tcPr>
-            <w:tcW w:w="2534" w:type="dxa"/>
-          </w:tcPr>
-          <w:p/>
+              <w:rPr>
+                <w:rFonts w:eastAsia="Times New Roman" w:cs="Courier New"/>
+                <w:kern w:val="0"/>
+                <w:sz w:val="22"/>
+                <w:szCs w:val="22"/>
+                <w:lang w:val="en-GB" w:eastAsia="en-GB"/>
+                <w14:ligatures w14:val="none"/>
+              </w:rPr>
+              <w:t>/organisers/{id}</w:t>
+            </w:r>
+          </w:p>
+        </w:tc>
+        <w:tc>
+          <w:tcPr>
+            <w:tcW w:w="0" w:type="auto"/>
+            <w:vAlign w:val="center"/>
+            <w:hideMark/>
+          </w:tcPr>
+          <w:p>
+            <w:pPr>
+              <w:spacing w:after="0" w:line="240" w:lineRule="auto"/>
+              <w:rPr>
+                <w:rFonts w:eastAsia="Times New Roman" w:cs="Times New Roman"/>
+                <w:kern w:val="0"/>
+                <w:sz w:val="28"/>
+                <w:szCs w:val="28"/>
+                <w:lang w:val="en-GB" w:eastAsia="en-GB"/>
+                <w14:ligatures w14:val="none"/>
+              </w:rPr>
+            </w:pPr>
+            <w:r>
+              <w:rPr>
+                <w:rFonts w:eastAsia="Times New Roman" w:cs="Times New Roman"/>
+                <w:kern w:val="0"/>
+                <w:sz w:val="28"/>
+                <w:szCs w:val="28"/>
+                <w:lang w:val="en-GB" w:eastAsia="en-GB"/>
+                <w14:ligatures w14:val="none"/>
+              </w:rPr>
+              <w:t>Update organiser-specific information.</w:t>
+            </w:r>
+          </w:p>
+        </w:tc>
+        <w:tc>
+          <w:tcPr>
+            <w:tcW w:w="0" w:type="auto"/>
+            <w:vAlign w:val="center"/>
+            <w:hideMark/>
+          </w:tcPr>
+          <w:p>
+            <w:pPr>
+              <w:spacing w:after="0" w:line="240" w:lineRule="auto"/>
+              <w:rPr>
+                <w:rFonts w:eastAsia="Times New Roman" w:cs="Times New Roman"/>
+                <w:kern w:val="0"/>
+                <w:sz w:val="28"/>
+                <w:szCs w:val="28"/>
+                <w:lang w:val="en-GB" w:eastAsia="en-GB"/>
+                <w14:ligatures w14:val="none"/>
+              </w:rPr>
+            </w:pPr>
+            <w:r>
+              <w:rPr>
+                <w:rFonts w:eastAsia="Times New Roman" w:cs="Times New Roman"/>
+                <w:kern w:val="0"/>
+                <w:sz w:val="28"/>
+                <w:szCs w:val="28"/>
+                <w:lang w:val="en-GB" w:eastAsia="en-GB"/>
+                <w14:ligatures w14:val="none"/>
+              </w:rPr>
+              <w:t>Organiser</w:t>
+            </w:r>
+          </w:p>
+        </w:tc>
+        <w:tc>
+          <w:tcPr>
+            <w:tcW w:w="0" w:type="auto"/>
+            <w:vAlign w:val="center"/>
+            <w:hideMark/>
+          </w:tcPr>
+          <w:p>
+            <w:pPr>
+              <w:spacing w:after="0" w:line="240" w:lineRule="auto"/>
+              <w:rPr>
+                <w:rFonts w:eastAsia="Times New Roman" w:cs="Times New Roman"/>
+                <w:kern w:val="0"/>
+                <w:sz w:val="28"/>
+                <w:szCs w:val="28"/>
+                <w:lang w:val="en-GB" w:eastAsia="en-GB"/>
+                <w14:ligatures w14:val="none"/>
+              </w:rPr>
+            </w:pPr>
+            <w:r>
+              <w:rPr>
+                <w:rFonts w:eastAsia="Times New Roman" w:cs="Times New Roman"/>
+                <w:kern w:val="0"/>
+                <w:sz w:val="28"/>
+                <w:szCs w:val="28"/>
+                <w:lang w:val="en-GB" w:eastAsia="en-GB"/>
+                <w14:ligatures w14:val="none"/>
+              </w:rPr>
+              <w:t>Updated organiser information</w:t>
+            </w:r>
+          </w:p>
+        </w:tc>
+        <w:tc>
+          <w:tcPr>
+            <w:tcW w:w="0" w:type="auto"/>
+            <w:vAlign w:val="center"/>
+            <w:hideMark/>
+          </w:tcPr>
+          <w:p>
+            <w:pPr>
+              <w:spacing w:after="0" w:line="240" w:lineRule="auto"/>
+              <w:rPr>
+                <w:rFonts w:eastAsia="Times New Roman" w:cs="Times New Roman"/>
+                <w:kern w:val="0"/>
+                <w:sz w:val="28"/>
+                <w:szCs w:val="28"/>
+                <w:lang w:val="en-GB" w:eastAsia="en-GB"/>
+                <w14:ligatures w14:val="none"/>
+              </w:rPr>
+            </w:pPr>
+            <w:r>
+              <w:rPr>
+                <w:rFonts w:eastAsia="Times New Roman" w:cs="Courier New"/>
+                <w:kern w:val="0"/>
+                <w:sz w:val="22"/>
+                <w:szCs w:val="22"/>
+                <w:lang w:val="en-GB" w:eastAsia="en-GB"/>
+                <w14:ligatures w14:val="none"/>
+              </w:rPr>
+              <w:t>200 OK</w:t>
+            </w:r>
+            <w:r>
+              <w:rPr>
+                <w:rFonts w:eastAsia="Times New Roman" w:cs="Times New Roman"/>
+                <w:kern w:val="0"/>
+                <w:sz w:val="28"/>
+                <w:szCs w:val="28"/>
+                <w:lang w:val="en-GB" w:eastAsia="en-GB"/>
+                <w14:ligatures w14:val="none"/>
+              </w:rPr>
+              <w:t xml:space="preserve"> with updated organiser profile</w:t>
+            </w:r>
+          </w:p>
         </w:tc>
       </w:tr>
       <w:tr>
         <w:trPr>
-          <w:trHeight w:val="394"/>
+          <w:tblCellSpacing w:w="15" w:type="dxa"/>
         </w:trPr>
         <w:tc>
           <w:tcPr>
-            <w:tcW w:w="2534" w:type="dxa"/>
-          </w:tcPr>
-          <w:p>
-            <w:r>
+            <w:tcW w:w="0" w:type="auto"/>
+            <w:vAlign w:val="center"/>
+            <w:hideMark/>
+          </w:tcPr>
+          <w:p>
+            <w:pPr>
+              <w:spacing w:after="0" w:line="240" w:lineRule="auto"/>
+              <w:rPr>
+                <w:rFonts w:eastAsia="Times New Roman" w:cs="Times New Roman"/>
+                <w:kern w:val="0"/>
+                <w:sz w:val="28"/>
+                <w:szCs w:val="28"/>
+                <w:lang w:val="en-GB" w:eastAsia="en-GB"/>
+                <w14:ligatures w14:val="none"/>
+              </w:rPr>
+            </w:pPr>
+            <w:r>
+              <w:rPr>
+                <w:rFonts w:eastAsia="Times New Roman" w:cs="Times New Roman"/>
+                <w:b/>
+                <w:bCs/>
+                <w:kern w:val="0"/>
+                <w:sz w:val="28"/>
+                <w:szCs w:val="28"/>
+                <w:lang w:val="en-GB" w:eastAsia="en-GB"/>
+                <w14:ligatures w14:val="none"/>
+              </w:rPr>
               <w:t>GET</w:t>
             </w:r>
           </w:p>
         </w:tc>
         <w:tc>
           <w:tcPr>
-            <w:tcW w:w="2534" w:type="dxa"/>
-          </w:tcPr>
-          <w:p>
-            <w:r>
-              <w:t>/api/events</w:t>
-            </w:r>
-          </w:p>
-        </w:tc>
-        <w:tc>
-          <w:tcPr>
-            <w:tcW w:w="2534" w:type="dxa"/>
-          </w:tcPr>
-          <w:p/>
-        </w:tc>
-        <w:tc>
-          <w:tcPr>
-            <w:tcW w:w="2534" w:type="dxa"/>
-          </w:tcPr>
-          <w:p/>
-        </w:tc>
-        <w:tc>
-          <w:tcPr>
-            <w:tcW w:w="2534" w:type="dxa"/>
-          </w:tcPr>
-          <w:p/>
-        </w:tc>
-        <w:tc>
-          <w:tcPr>
-            <w:tcW w:w="2534" w:type="dxa"/>
-          </w:tcPr>
-          <w:p/>
+            <w:tcW w:w="0" w:type="auto"/>
+            <w:vAlign w:val="center"/>
+            <w:hideMark/>
+          </w:tcPr>
+          <w:p>
+            <w:pPr>
+              <w:spacing w:after="0" w:line="240" w:lineRule="auto"/>
+              <w:rPr>
+                <w:rFonts w:eastAsia="Times New Roman" w:cs="Times New Roman"/>
+                <w:kern w:val="0"/>
+                <w:sz w:val="28"/>
+                <w:szCs w:val="28"/>
+                <w:lang w:val="en-GB" w:eastAsia="en-GB"/>
+                <w14:ligatures w14:val="none"/>
+              </w:rPr>
+            </w:pPr>
+            <w:r>
+              <w:rPr>
+                <w:rFonts w:eastAsia="Times New Roman" w:cs="Courier New"/>
+                <w:kern w:val="0"/>
+                <w:sz w:val="22"/>
+                <w:szCs w:val="22"/>
+                <w:lang w:val="en-GB" w:eastAsia="en-GB"/>
+                <w14:ligatures w14:val="none"/>
+              </w:rPr>
+              <w:t>/</w:t>
+            </w:r>
+            <w:proofErr w:type="spellStart"/>
+            <w:r>
+              <w:rPr>
+                <w:rFonts w:eastAsia="Times New Roman" w:cs="Courier New"/>
+                <w:kern w:val="0"/>
+                <w:sz w:val="22"/>
+                <w:szCs w:val="22"/>
+                <w:lang w:val="en-GB" w:eastAsia="en-GB"/>
+                <w14:ligatures w14:val="none"/>
+              </w:rPr>
+              <w:t>api</w:t>
+            </w:r>
+            <w:proofErr w:type="spellEnd"/>
+            <w:r>
+              <w:rPr>
+                <w:rFonts w:eastAsia="Times New Roman" w:cs="Courier New"/>
+                <w:kern w:val="0"/>
+                <w:sz w:val="22"/>
+                <w:szCs w:val="22"/>
+                <w:lang w:val="en-GB" w:eastAsia="en-GB"/>
+                <w14:ligatures w14:val="none"/>
+              </w:rPr>
+              <w:t>/events</w:t>
+            </w:r>
+          </w:p>
+        </w:tc>
+        <w:tc>
+          <w:tcPr>
+            <w:tcW w:w="0" w:type="auto"/>
+            <w:vAlign w:val="center"/>
+            <w:hideMark/>
+          </w:tcPr>
+          <w:p>
+            <w:pPr>
+              <w:spacing w:after="0" w:line="240" w:lineRule="auto"/>
+              <w:rPr>
+                <w:rFonts w:eastAsia="Times New Roman" w:cs="Times New Roman"/>
+                <w:kern w:val="0"/>
+                <w:sz w:val="28"/>
+                <w:szCs w:val="28"/>
+                <w:lang w:val="en-GB" w:eastAsia="en-GB"/>
+                <w14:ligatures w14:val="none"/>
+              </w:rPr>
+            </w:pPr>
+            <w:r>
+              <w:rPr>
+                <w:rFonts w:eastAsia="Times New Roman" w:cs="Times New Roman"/>
+                <w:kern w:val="0"/>
+                <w:sz w:val="28"/>
+                <w:szCs w:val="28"/>
+                <w:lang w:val="en-GB" w:eastAsia="en-GB"/>
+                <w14:ligatures w14:val="none"/>
+              </w:rPr>
+              <w:t>Retrieve all available events.</w:t>
+            </w:r>
+          </w:p>
+        </w:tc>
+        <w:tc>
+          <w:tcPr>
+            <w:tcW w:w="0" w:type="auto"/>
+            <w:vAlign w:val="center"/>
+            <w:hideMark/>
+          </w:tcPr>
+          <w:p>
+            <w:pPr>
+              <w:spacing w:after="0" w:line="240" w:lineRule="auto"/>
+              <w:rPr>
+                <w:rFonts w:eastAsia="Times New Roman" w:cs="Times New Roman"/>
+                <w:kern w:val="0"/>
+                <w:sz w:val="28"/>
+                <w:szCs w:val="28"/>
+                <w:lang w:val="en-GB" w:eastAsia="en-GB"/>
+                <w14:ligatures w14:val="none"/>
+              </w:rPr>
+            </w:pPr>
+            <w:r>
+              <w:rPr>
+                <w:rFonts w:eastAsia="Times New Roman" w:cs="Times New Roman"/>
+                <w:kern w:val="0"/>
+                <w:sz w:val="28"/>
+                <w:szCs w:val="28"/>
+                <w:lang w:val="en-GB" w:eastAsia="en-GB"/>
+                <w14:ligatures w14:val="none"/>
+              </w:rPr>
+              <w:t>Participant, Organiser</w:t>
+            </w:r>
+          </w:p>
+        </w:tc>
+        <w:tc>
+          <w:tcPr>
+            <w:tcW w:w="0" w:type="auto"/>
+            <w:vAlign w:val="center"/>
+            <w:hideMark/>
+          </w:tcPr>
+          <w:p>
+            <w:pPr>
+              <w:spacing w:after="0" w:line="240" w:lineRule="auto"/>
+              <w:rPr>
+                <w:rFonts w:eastAsia="Times New Roman" w:cs="Times New Roman"/>
+                <w:kern w:val="0"/>
+                <w:sz w:val="28"/>
+                <w:szCs w:val="28"/>
+                <w:lang w:val="en-GB" w:eastAsia="en-GB"/>
+                <w14:ligatures w14:val="none"/>
+              </w:rPr>
+            </w:pPr>
+            <w:r>
+              <w:rPr>
+                <w:rFonts w:eastAsia="Times New Roman" w:cs="Times New Roman"/>
+                <w:kern w:val="0"/>
+                <w:sz w:val="28"/>
+                <w:szCs w:val="28"/>
+                <w:lang w:val="en-GB" w:eastAsia="en-GB"/>
+                <w14:ligatures w14:val="none"/>
+              </w:rPr>
+              <w:t>None</w:t>
+            </w:r>
+          </w:p>
+        </w:tc>
+        <w:tc>
+          <w:tcPr>
+            <w:tcW w:w="0" w:type="auto"/>
+            <w:vAlign w:val="center"/>
+            <w:hideMark/>
+          </w:tcPr>
+          <w:p>
+            <w:pPr>
+              <w:spacing w:after="0" w:line="240" w:lineRule="auto"/>
+              <w:rPr>
+                <w:rFonts w:eastAsia="Times New Roman" w:cs="Times New Roman"/>
+                <w:kern w:val="0"/>
+                <w:sz w:val="28"/>
+                <w:szCs w:val="28"/>
+                <w:lang w:val="en-GB" w:eastAsia="en-GB"/>
+                <w14:ligatures w14:val="none"/>
+              </w:rPr>
+            </w:pPr>
+            <w:r>
+              <w:rPr>
+                <w:rFonts w:eastAsia="Times New Roman" w:cs="Courier New"/>
+                <w:kern w:val="0"/>
+                <w:sz w:val="22"/>
+                <w:szCs w:val="22"/>
+                <w:lang w:val="en-GB" w:eastAsia="en-GB"/>
+                <w14:ligatures w14:val="none"/>
+              </w:rPr>
+              <w:t>200 OK</w:t>
+            </w:r>
+            <w:r>
+              <w:rPr>
+                <w:rFonts w:eastAsia="Times New Roman" w:cs="Times New Roman"/>
+                <w:kern w:val="0"/>
+                <w:sz w:val="28"/>
+                <w:szCs w:val="28"/>
+                <w:lang w:val="en-GB" w:eastAsia="en-GB"/>
+                <w14:ligatures w14:val="none"/>
+              </w:rPr>
+              <w:t xml:space="preserve"> with a list of events</w:t>
+            </w:r>
+          </w:p>
         </w:tc>
       </w:tr>
       <w:tr>
         <w:trPr>
-          <w:trHeight w:val="394"/>
+          <w:tblCellSpacing w:w="15" w:type="dxa"/>
         </w:trPr>
         <w:tc>
           <w:tcPr>
-            <w:tcW w:w="2534" w:type="dxa"/>
-          </w:tcPr>
-          <w:p>
-            <w:r>
+            <w:tcW w:w="0" w:type="auto"/>
+            <w:vAlign w:val="center"/>
+            <w:hideMark/>
+          </w:tcPr>
+          <w:p>
+            <w:pPr>
+              <w:spacing w:after="0" w:line="240" w:lineRule="auto"/>
+              <w:rPr>
+                <w:rFonts w:eastAsia="Times New Roman" w:cs="Times New Roman"/>
+                <w:kern w:val="0"/>
+                <w:sz w:val="28"/>
+                <w:szCs w:val="28"/>
+                <w:lang w:val="en-GB" w:eastAsia="en-GB"/>
+                <w14:ligatures w14:val="none"/>
+              </w:rPr>
+            </w:pPr>
+            <w:r>
+              <w:rPr>
+                <w:rFonts w:eastAsia="Times New Roman" w:cs="Times New Roman"/>
+                <w:b/>
+                <w:bCs/>
+                <w:kern w:val="0"/>
+                <w:sz w:val="28"/>
+                <w:szCs w:val="28"/>
+                <w:lang w:val="en-GB" w:eastAsia="en-GB"/>
+                <w14:ligatures w14:val="none"/>
+              </w:rPr>
               <w:t>GET</w:t>
             </w:r>
           </w:p>
         </w:tc>
         <w:tc>
           <w:tcPr>
-            <w:tcW w:w="2534" w:type="dxa"/>
-          </w:tcPr>
-          <w:p>
-            <w:r>
+            <w:tcW w:w="0" w:type="auto"/>
+            <w:vAlign w:val="center"/>
+            <w:hideMark/>
+          </w:tcPr>
+          <w:p>
+            <w:pPr>
+              <w:spacing w:after="0" w:line="240" w:lineRule="auto"/>
+              <w:rPr>
+                <w:rFonts w:eastAsia="Times New Roman" w:cs="Times New Roman"/>
+                <w:kern w:val="0"/>
+                <w:sz w:val="28"/>
+                <w:szCs w:val="28"/>
+                <w:lang w:val="en-GB" w:eastAsia="en-GB"/>
+                <w14:ligatures w14:val="none"/>
+              </w:rPr>
+            </w:pPr>
+            <w:r>
+              <w:rPr>
+                <w:rFonts w:eastAsia="Times New Roman" w:cs="Courier New"/>
+                <w:kern w:val="0"/>
+                <w:sz w:val="22"/>
+                <w:szCs w:val="22"/>
+                <w:lang w:val="en-GB" w:eastAsia="en-GB"/>
+                <w14:ligatures w14:val="none"/>
+              </w:rPr>
               <w:t>/</w:t>
             </w:r>
+            <w:proofErr w:type="spellStart"/>
             <w:proofErr w:type="gramStart"/>
             <w:r>
+              <w:rPr>
+                <w:rFonts w:eastAsia="Times New Roman" w:cs="Courier New"/>
+                <w:kern w:val="0"/>
+                <w:sz w:val="22"/>
+                <w:szCs w:val="22"/>
+                <w:lang w:val="en-GB" w:eastAsia="en-GB"/>
+                <w14:ligatures w14:val="none"/>
+              </w:rPr>
               <w:t>api</w:t>
             </w:r>
+            <w:proofErr w:type="spellEnd"/>
             <w:proofErr w:type="gramEnd"/>
             <w:r>
-              <w:t>/</w:t>
-            </w:r>
-            <w:proofErr w:type="gramStart"/>
-            <w:r>
-              <w:t>events/{</w:t>
-            </w:r>
-            <w:proofErr w:type="gramEnd"/>
-            <w:r>
-              <w:t>id}</w:t>
-            </w:r>
-          </w:p>
-        </w:tc>
-        <w:tc>
-          <w:tcPr>
-            <w:tcW w:w="2534" w:type="dxa"/>
-          </w:tcPr>
-          <w:p/>
-        </w:tc>
-        <w:tc>
-          <w:tcPr>
-            <w:tcW w:w="2534" w:type="dxa"/>
-          </w:tcPr>
-          <w:p/>
-        </w:tc>
-        <w:tc>
-          <w:tcPr>
-            <w:tcW w:w="2534" w:type="dxa"/>
-          </w:tcPr>
-          <w:p/>
-        </w:tc>
-        <w:tc>
-          <w:tcPr>
-            <w:tcW w:w="2534" w:type="dxa"/>
-          </w:tcPr>
-          <w:p/>
+              <w:rPr>
+                <w:rFonts w:eastAsia="Times New Roman" w:cs="Courier New"/>
+                <w:kern w:val="0"/>
+                <w:sz w:val="22"/>
+                <w:szCs w:val="22"/>
+                <w:lang w:val="en-GB" w:eastAsia="en-GB"/>
+                <w14:ligatures w14:val="none"/>
+              </w:rPr>
+              <w:t>/events/{id}</w:t>
+            </w:r>
+          </w:p>
+        </w:tc>
+        <w:tc>
+          <w:tcPr>
+            <w:tcW w:w="0" w:type="auto"/>
+            <w:vAlign w:val="center"/>
+            <w:hideMark/>
+          </w:tcPr>
+          <w:p>
+            <w:pPr>
+              <w:spacing w:after="0" w:line="240" w:lineRule="auto"/>
+              <w:rPr>
+                <w:rFonts w:eastAsia="Times New Roman" w:cs="Times New Roman"/>
+                <w:kern w:val="0"/>
+                <w:sz w:val="28"/>
+                <w:szCs w:val="28"/>
+                <w:lang w:val="en-GB" w:eastAsia="en-GB"/>
+                <w14:ligatures w14:val="none"/>
+              </w:rPr>
+            </w:pPr>
+            <w:r>
+              <w:rPr>
+                <w:rFonts w:eastAsia="Times New Roman" w:cs="Times New Roman"/>
+                <w:kern w:val="0"/>
+                <w:sz w:val="28"/>
+                <w:szCs w:val="28"/>
+                <w:lang w:val="en-GB" w:eastAsia="en-GB"/>
+                <w14:ligatures w14:val="none"/>
+              </w:rPr>
+              <w:t>Retrieve details for a specific event.</w:t>
+            </w:r>
+          </w:p>
+        </w:tc>
+        <w:tc>
+          <w:tcPr>
+            <w:tcW w:w="0" w:type="auto"/>
+            <w:vAlign w:val="center"/>
+            <w:hideMark/>
+          </w:tcPr>
+          <w:p>
+            <w:pPr>
+              <w:spacing w:after="0" w:line="240" w:lineRule="auto"/>
+              <w:rPr>
+                <w:rFonts w:eastAsia="Times New Roman" w:cs="Times New Roman"/>
+                <w:kern w:val="0"/>
+                <w:sz w:val="28"/>
+                <w:szCs w:val="28"/>
+                <w:lang w:val="en-GB" w:eastAsia="en-GB"/>
+                <w14:ligatures w14:val="none"/>
+              </w:rPr>
+            </w:pPr>
+            <w:r>
+              <w:rPr>
+                <w:rFonts w:eastAsia="Times New Roman" w:cs="Times New Roman"/>
+                <w:kern w:val="0"/>
+                <w:sz w:val="28"/>
+                <w:szCs w:val="28"/>
+                <w:lang w:val="en-GB" w:eastAsia="en-GB"/>
+                <w14:ligatures w14:val="none"/>
+              </w:rPr>
+              <w:t>Participant, Organiser</w:t>
+            </w:r>
+          </w:p>
+        </w:tc>
+        <w:tc>
+          <w:tcPr>
+            <w:tcW w:w="0" w:type="auto"/>
+            <w:vAlign w:val="center"/>
+            <w:hideMark/>
+          </w:tcPr>
+          <w:p>
+            <w:pPr>
+              <w:spacing w:after="0" w:line="240" w:lineRule="auto"/>
+              <w:rPr>
+                <w:rFonts w:eastAsia="Times New Roman" w:cs="Times New Roman"/>
+                <w:kern w:val="0"/>
+                <w:sz w:val="28"/>
+                <w:szCs w:val="28"/>
+                <w:lang w:val="en-GB" w:eastAsia="en-GB"/>
+                <w14:ligatures w14:val="none"/>
+              </w:rPr>
+            </w:pPr>
+            <w:r>
+              <w:rPr>
+                <w:rFonts w:eastAsia="Times New Roman" w:cs="Times New Roman"/>
+                <w:kern w:val="0"/>
+                <w:sz w:val="28"/>
+                <w:szCs w:val="28"/>
+                <w:lang w:val="en-GB" w:eastAsia="en-GB"/>
+                <w14:ligatures w14:val="none"/>
+              </w:rPr>
+              <w:t>None</w:t>
+            </w:r>
+          </w:p>
+        </w:tc>
+        <w:tc>
+          <w:tcPr>
+            <w:tcW w:w="0" w:type="auto"/>
+            <w:vAlign w:val="center"/>
+            <w:hideMark/>
+          </w:tcPr>
+          <w:p>
+            <w:pPr>
+              <w:spacing w:after="0" w:line="240" w:lineRule="auto"/>
+              <w:rPr>
+                <w:rFonts w:eastAsia="Times New Roman" w:cs="Times New Roman"/>
+                <w:kern w:val="0"/>
+                <w:sz w:val="28"/>
+                <w:szCs w:val="28"/>
+                <w:lang w:val="en-GB" w:eastAsia="en-GB"/>
+                <w14:ligatures w14:val="none"/>
+              </w:rPr>
+            </w:pPr>
+            <w:r>
+              <w:rPr>
+                <w:rFonts w:eastAsia="Times New Roman" w:cs="Courier New"/>
+                <w:kern w:val="0"/>
+                <w:sz w:val="22"/>
+                <w:szCs w:val="22"/>
+                <w:lang w:val="en-GB" w:eastAsia="en-GB"/>
+                <w14:ligatures w14:val="none"/>
+              </w:rPr>
+              <w:t>200 OK</w:t>
+            </w:r>
+            <w:r>
+              <w:rPr>
+                <w:rFonts w:eastAsia="Times New Roman" w:cs="Times New Roman"/>
+                <w:kern w:val="0"/>
+                <w:sz w:val="28"/>
+                <w:szCs w:val="28"/>
+                <w:lang w:val="en-GB" w:eastAsia="en-GB"/>
+                <w14:ligatures w14:val="none"/>
+              </w:rPr>
+              <w:t xml:space="preserve"> with event details</w:t>
+            </w:r>
+          </w:p>
         </w:tc>
       </w:tr>
       <w:tr>
         <w:trPr>
-          <w:trHeight w:val="394"/>
+          <w:tblCellSpacing w:w="15" w:type="dxa"/>
         </w:trPr>
         <w:tc>
           <w:tcPr>
-            <w:tcW w:w="2534" w:type="dxa"/>
-          </w:tcPr>
-          <w:p>
-            <w:r>
+            <w:tcW w:w="0" w:type="auto"/>
+            <w:vAlign w:val="center"/>
+            <w:hideMark/>
+          </w:tcPr>
+          <w:p>
+            <w:pPr>
+              <w:spacing w:after="0" w:line="240" w:lineRule="auto"/>
+              <w:rPr>
+                <w:rFonts w:eastAsia="Times New Roman" w:cs="Times New Roman"/>
+                <w:kern w:val="0"/>
+                <w:sz w:val="28"/>
+                <w:szCs w:val="28"/>
+                <w:lang w:val="en-GB" w:eastAsia="en-GB"/>
+                <w14:ligatures w14:val="none"/>
+              </w:rPr>
+            </w:pPr>
+            <w:r>
+              <w:rPr>
+                <w:rFonts w:eastAsia="Times New Roman" w:cs="Times New Roman"/>
+                <w:b/>
+                <w:bCs/>
+                <w:kern w:val="0"/>
+                <w:sz w:val="28"/>
+                <w:szCs w:val="28"/>
+                <w:lang w:val="en-GB" w:eastAsia="en-GB"/>
+                <w14:ligatures w14:val="none"/>
+              </w:rPr>
               <w:t>POST</w:t>
             </w:r>
           </w:p>
         </w:tc>
         <w:tc>
           <w:tcPr>
-            <w:tcW w:w="2534" w:type="dxa"/>
-          </w:tcPr>
-          <w:p>
-            <w:r>
-              <w:t>/api/events</w:t>
-            </w:r>
-          </w:p>
-        </w:tc>
-        <w:tc>
-          <w:tcPr>
-            <w:tcW w:w="2534" w:type="dxa"/>
-          </w:tcPr>
-          <w:p/>
-        </w:tc>
-        <w:tc>
-          <w:tcPr>
-            <w:tcW w:w="2534" w:type="dxa"/>
-          </w:tcPr>
-          <w:p/>
-        </w:tc>
-        <w:tc>
-          <w:tcPr>
-            <w:tcW w:w="2534" w:type="dxa"/>
-          </w:tcPr>
-          <w:p/>
-        </w:tc>
-        <w:tc>
-          <w:tcPr>
-            <w:tcW w:w="2534" w:type="dxa"/>
-          </w:tcPr>
-          <w:p/>
+            <w:tcW w:w="0" w:type="auto"/>
+            <w:vAlign w:val="center"/>
+            <w:hideMark/>
+          </w:tcPr>
+          <w:p>
+            <w:pPr>
+              <w:spacing w:after="0" w:line="240" w:lineRule="auto"/>
+              <w:rPr>
+                <w:rFonts w:eastAsia="Times New Roman" w:cs="Times New Roman"/>
+                <w:kern w:val="0"/>
+                <w:sz w:val="28"/>
+                <w:szCs w:val="28"/>
+                <w:lang w:val="en-GB" w:eastAsia="en-GB"/>
+                <w14:ligatures w14:val="none"/>
+              </w:rPr>
+            </w:pPr>
+            <w:r>
+              <w:rPr>
+                <w:rFonts w:eastAsia="Times New Roman" w:cs="Courier New"/>
+                <w:kern w:val="0"/>
+                <w:sz w:val="22"/>
+                <w:szCs w:val="22"/>
+                <w:lang w:val="en-GB" w:eastAsia="en-GB"/>
+                <w14:ligatures w14:val="none"/>
+              </w:rPr>
+              <w:t>/</w:t>
+            </w:r>
+            <w:proofErr w:type="spellStart"/>
+            <w:r>
+              <w:rPr>
+                <w:rFonts w:eastAsia="Times New Roman" w:cs="Courier New"/>
+                <w:kern w:val="0"/>
+                <w:sz w:val="22"/>
+                <w:szCs w:val="22"/>
+                <w:lang w:val="en-GB" w:eastAsia="en-GB"/>
+                <w14:ligatures w14:val="none"/>
+              </w:rPr>
+              <w:t>api</w:t>
+            </w:r>
+            <w:proofErr w:type="spellEnd"/>
+            <w:r>
+              <w:rPr>
+                <w:rFonts w:eastAsia="Times New Roman" w:cs="Courier New"/>
+                <w:kern w:val="0"/>
+                <w:sz w:val="22"/>
+                <w:szCs w:val="22"/>
+                <w:lang w:val="en-GB" w:eastAsia="en-GB"/>
+                <w14:ligatures w14:val="none"/>
+              </w:rPr>
+              <w:t>/events</w:t>
+            </w:r>
+          </w:p>
+        </w:tc>
+        <w:tc>
+          <w:tcPr>
+            <w:tcW w:w="0" w:type="auto"/>
+            <w:vAlign w:val="center"/>
+            <w:hideMark/>
+          </w:tcPr>
+          <w:p>
+            <w:pPr>
+              <w:spacing w:after="0" w:line="240" w:lineRule="auto"/>
+              <w:rPr>
+                <w:rFonts w:eastAsia="Times New Roman" w:cs="Times New Roman"/>
+                <w:kern w:val="0"/>
+                <w:sz w:val="28"/>
+                <w:szCs w:val="28"/>
+                <w:lang w:val="en-GB" w:eastAsia="en-GB"/>
+                <w14:ligatures w14:val="none"/>
+              </w:rPr>
+            </w:pPr>
+            <w:r>
+              <w:rPr>
+                <w:rFonts w:eastAsia="Times New Roman" w:cs="Times New Roman"/>
+                <w:kern w:val="0"/>
+                <w:sz w:val="28"/>
+                <w:szCs w:val="28"/>
+                <w:lang w:val="en-GB" w:eastAsia="en-GB"/>
+                <w14:ligatures w14:val="none"/>
+              </w:rPr>
+              <w:t>Create a new event.</w:t>
+            </w:r>
+          </w:p>
+        </w:tc>
+        <w:tc>
+          <w:tcPr>
+            <w:tcW w:w="0" w:type="auto"/>
+            <w:vAlign w:val="center"/>
+            <w:hideMark/>
+          </w:tcPr>
+          <w:p>
+            <w:pPr>
+              <w:spacing w:after="0" w:line="240" w:lineRule="auto"/>
+              <w:rPr>
+                <w:rFonts w:eastAsia="Times New Roman" w:cs="Times New Roman"/>
+                <w:kern w:val="0"/>
+                <w:sz w:val="28"/>
+                <w:szCs w:val="28"/>
+                <w:lang w:val="en-GB" w:eastAsia="en-GB"/>
+                <w14:ligatures w14:val="none"/>
+              </w:rPr>
+            </w:pPr>
+            <w:r>
+              <w:rPr>
+                <w:rFonts w:eastAsia="Times New Roman" w:cs="Times New Roman"/>
+                <w:kern w:val="0"/>
+                <w:sz w:val="28"/>
+                <w:szCs w:val="28"/>
+                <w:lang w:val="en-GB" w:eastAsia="en-GB"/>
+                <w14:ligatures w14:val="none"/>
+              </w:rPr>
+              <w:t>Organiser</w:t>
+            </w:r>
+          </w:p>
+        </w:tc>
+        <w:tc>
+          <w:tcPr>
+            <w:tcW w:w="0" w:type="auto"/>
+            <w:vAlign w:val="center"/>
+            <w:hideMark/>
+          </w:tcPr>
+          <w:p>
+            <w:pPr>
+              <w:spacing w:after="0" w:line="240" w:lineRule="auto"/>
+              <w:rPr>
+                <w:rFonts w:eastAsia="Times New Roman" w:cs="Times New Roman"/>
+                <w:kern w:val="0"/>
+                <w:sz w:val="28"/>
+                <w:szCs w:val="28"/>
+                <w:lang w:val="en-GB" w:eastAsia="en-GB"/>
+                <w14:ligatures w14:val="none"/>
+              </w:rPr>
+            </w:pPr>
+            <w:r>
+              <w:rPr>
+                <w:rFonts w:eastAsia="Times New Roman" w:cs="Times New Roman"/>
+                <w:kern w:val="0"/>
+                <w:sz w:val="28"/>
+                <w:szCs w:val="28"/>
+                <w:lang w:val="en-GB" w:eastAsia="en-GB"/>
+                <w14:ligatures w14:val="none"/>
+              </w:rPr>
+              <w:t xml:space="preserve">Name, Description, Date, Location, </w:t>
+            </w:r>
+            <w:r>
+              <w:rPr>
+                <w:rFonts w:eastAsia="Times New Roman" w:cs="Times New Roman"/>
+                <w:kern w:val="0"/>
+                <w:sz w:val="28"/>
+                <w:szCs w:val="28"/>
+                <w:lang w:val="en-GB" w:eastAsia="en-GB"/>
+                <w14:ligatures w14:val="none"/>
+              </w:rPr>
+              <w:lastRenderedPageBreak/>
+              <w:t xml:space="preserve">Distance, </w:t>
+            </w:r>
+            <w:proofErr w:type="spellStart"/>
+            <w:r>
+              <w:rPr>
+                <w:rFonts w:eastAsia="Times New Roman" w:cs="Times New Roman"/>
+                <w:kern w:val="0"/>
+                <w:sz w:val="28"/>
+                <w:szCs w:val="28"/>
+                <w:lang w:val="en-GB" w:eastAsia="en-GB"/>
+                <w14:ligatures w14:val="none"/>
+              </w:rPr>
+              <w:t>CategoryID</w:t>
+            </w:r>
+            <w:proofErr w:type="spellEnd"/>
+          </w:p>
+        </w:tc>
+        <w:tc>
+          <w:tcPr>
+            <w:tcW w:w="0" w:type="auto"/>
+            <w:vAlign w:val="center"/>
+            <w:hideMark/>
+          </w:tcPr>
+          <w:p>
+            <w:pPr>
+              <w:spacing w:after="0" w:line="240" w:lineRule="auto"/>
+              <w:rPr>
+                <w:rFonts w:eastAsia="Times New Roman" w:cs="Times New Roman"/>
+                <w:kern w:val="0"/>
+                <w:sz w:val="28"/>
+                <w:szCs w:val="28"/>
+                <w:lang w:val="en-GB" w:eastAsia="en-GB"/>
+                <w14:ligatures w14:val="none"/>
+              </w:rPr>
+            </w:pPr>
+            <w:r>
+              <w:rPr>
+                <w:rFonts w:eastAsia="Times New Roman" w:cs="Courier New"/>
+                <w:kern w:val="0"/>
+                <w:sz w:val="22"/>
+                <w:szCs w:val="22"/>
+                <w:lang w:val="en-GB" w:eastAsia="en-GB"/>
+                <w14:ligatures w14:val="none"/>
+              </w:rPr>
+              <w:lastRenderedPageBreak/>
+              <w:t>201 Created</w:t>
+            </w:r>
+            <w:r>
+              <w:rPr>
+                <w:rFonts w:eastAsia="Times New Roman" w:cs="Times New Roman"/>
+                <w:kern w:val="0"/>
+                <w:sz w:val="28"/>
+                <w:szCs w:val="28"/>
+                <w:lang w:val="en-GB" w:eastAsia="en-GB"/>
+                <w14:ligatures w14:val="none"/>
+              </w:rPr>
+              <w:t xml:space="preserve"> with created event</w:t>
+            </w:r>
+          </w:p>
         </w:tc>
       </w:tr>
       <w:tr>
         <w:trPr>
-          <w:trHeight w:val="394"/>
+          <w:tblCellSpacing w:w="15" w:type="dxa"/>
         </w:trPr>
         <w:tc>
           <w:tcPr>
-            <w:tcW w:w="2534" w:type="dxa"/>
-          </w:tcPr>
-          <w:p>
-            <w:r>
+            <w:tcW w:w="0" w:type="auto"/>
+            <w:vAlign w:val="center"/>
+            <w:hideMark/>
+          </w:tcPr>
+          <w:p>
+            <w:pPr>
+              <w:spacing w:after="0" w:line="240" w:lineRule="auto"/>
+              <w:rPr>
+                <w:rFonts w:eastAsia="Times New Roman" w:cs="Times New Roman"/>
+                <w:kern w:val="0"/>
+                <w:sz w:val="28"/>
+                <w:szCs w:val="28"/>
+                <w:lang w:val="en-GB" w:eastAsia="en-GB"/>
+                <w14:ligatures w14:val="none"/>
+              </w:rPr>
+            </w:pPr>
+            <w:r>
+              <w:rPr>
+                <w:rFonts w:eastAsia="Times New Roman" w:cs="Times New Roman"/>
+                <w:b/>
+                <w:bCs/>
+                <w:kern w:val="0"/>
+                <w:sz w:val="28"/>
+                <w:szCs w:val="28"/>
+                <w:lang w:val="en-GB" w:eastAsia="en-GB"/>
+                <w14:ligatures w14:val="none"/>
+              </w:rPr>
               <w:t>PUT</w:t>
             </w:r>
           </w:p>
         </w:tc>
         <w:tc>
           <w:tcPr>
-            <w:tcW w:w="2534" w:type="dxa"/>
-          </w:tcPr>
-          <w:p>
-            <w:r>
+            <w:tcW w:w="0" w:type="auto"/>
+            <w:vAlign w:val="center"/>
+            <w:hideMark/>
+          </w:tcPr>
+          <w:p>
+            <w:pPr>
+              <w:spacing w:after="0" w:line="240" w:lineRule="auto"/>
+              <w:rPr>
+                <w:rFonts w:eastAsia="Times New Roman" w:cs="Times New Roman"/>
+                <w:kern w:val="0"/>
+                <w:sz w:val="28"/>
+                <w:szCs w:val="28"/>
+                <w:lang w:val="en-GB" w:eastAsia="en-GB"/>
+                <w14:ligatures w14:val="none"/>
+              </w:rPr>
+            </w:pPr>
+            <w:r>
+              <w:rPr>
+                <w:rFonts w:eastAsia="Times New Roman" w:cs="Courier New"/>
+                <w:kern w:val="0"/>
+                <w:sz w:val="22"/>
+                <w:szCs w:val="22"/>
+                <w:lang w:val="en-GB" w:eastAsia="en-GB"/>
+                <w14:ligatures w14:val="none"/>
+              </w:rPr>
               <w:t>/</w:t>
             </w:r>
+            <w:proofErr w:type="spellStart"/>
             <w:proofErr w:type="gramStart"/>
             <w:r>
+              <w:rPr>
+                <w:rFonts w:eastAsia="Times New Roman" w:cs="Courier New"/>
+                <w:kern w:val="0"/>
+                <w:sz w:val="22"/>
+                <w:szCs w:val="22"/>
+                <w:lang w:val="en-GB" w:eastAsia="en-GB"/>
+                <w14:ligatures w14:val="none"/>
+              </w:rPr>
               <w:t>api</w:t>
             </w:r>
+            <w:proofErr w:type="spellEnd"/>
             <w:proofErr w:type="gramEnd"/>
             <w:r>
-              <w:t>/</w:t>
-            </w:r>
-            <w:proofErr w:type="gramStart"/>
-            <w:r>
-              <w:t>events/{</w:t>
-            </w:r>
-            <w:proofErr w:type="gramEnd"/>
-            <w:r>
-              <w:t>id}</w:t>
-            </w:r>
-          </w:p>
-        </w:tc>
-        <w:tc>
-          <w:tcPr>
-            <w:tcW w:w="2534" w:type="dxa"/>
-          </w:tcPr>
-          <w:p/>
-        </w:tc>
-        <w:tc>
-          <w:tcPr>
-            <w:tcW w:w="2534" w:type="dxa"/>
-          </w:tcPr>
-          <w:p/>
-        </w:tc>
-        <w:tc>
-          <w:tcPr>
-            <w:tcW w:w="2534" w:type="dxa"/>
-          </w:tcPr>
-          <w:p/>
-        </w:tc>
-        <w:tc>
-          <w:tcPr>
-            <w:tcW w:w="2534" w:type="dxa"/>
-          </w:tcPr>
-          <w:p/>
+              <w:rPr>
+                <w:rFonts w:eastAsia="Times New Roman" w:cs="Courier New"/>
+                <w:kern w:val="0"/>
+                <w:sz w:val="22"/>
+                <w:szCs w:val="22"/>
+                <w:lang w:val="en-GB" w:eastAsia="en-GB"/>
+                <w14:ligatures w14:val="none"/>
+              </w:rPr>
+              <w:t>/events/{id}</w:t>
+            </w:r>
+          </w:p>
+        </w:tc>
+        <w:tc>
+          <w:tcPr>
+            <w:tcW w:w="0" w:type="auto"/>
+            <w:vAlign w:val="center"/>
+            <w:hideMark/>
+          </w:tcPr>
+          <w:p>
+            <w:pPr>
+              <w:spacing w:after="0" w:line="240" w:lineRule="auto"/>
+              <w:rPr>
+                <w:rFonts w:eastAsia="Times New Roman" w:cs="Times New Roman"/>
+                <w:kern w:val="0"/>
+                <w:sz w:val="28"/>
+                <w:szCs w:val="28"/>
+                <w:lang w:val="en-GB" w:eastAsia="en-GB"/>
+                <w14:ligatures w14:val="none"/>
+              </w:rPr>
+            </w:pPr>
+            <w:r>
+              <w:rPr>
+                <w:rFonts w:eastAsia="Times New Roman" w:cs="Times New Roman"/>
+                <w:kern w:val="0"/>
+                <w:sz w:val="28"/>
+                <w:szCs w:val="28"/>
+                <w:lang w:val="en-GB" w:eastAsia="en-GB"/>
+                <w14:ligatures w14:val="none"/>
+              </w:rPr>
+              <w:t>Update an existing event.</w:t>
+            </w:r>
+          </w:p>
+        </w:tc>
+        <w:tc>
+          <w:tcPr>
+            <w:tcW w:w="0" w:type="auto"/>
+            <w:vAlign w:val="center"/>
+            <w:hideMark/>
+          </w:tcPr>
+          <w:p>
+            <w:pPr>
+              <w:spacing w:after="0" w:line="240" w:lineRule="auto"/>
+              <w:rPr>
+                <w:rFonts w:eastAsia="Times New Roman" w:cs="Times New Roman"/>
+                <w:kern w:val="0"/>
+                <w:sz w:val="28"/>
+                <w:szCs w:val="28"/>
+                <w:lang w:val="en-GB" w:eastAsia="en-GB"/>
+                <w14:ligatures w14:val="none"/>
+              </w:rPr>
+            </w:pPr>
+            <w:r>
+              <w:rPr>
+                <w:rFonts w:eastAsia="Times New Roman" w:cs="Times New Roman"/>
+                <w:kern w:val="0"/>
+                <w:sz w:val="28"/>
+                <w:szCs w:val="28"/>
+                <w:lang w:val="en-GB" w:eastAsia="en-GB"/>
+                <w14:ligatures w14:val="none"/>
+              </w:rPr>
+              <w:t>Organiser</w:t>
+            </w:r>
+          </w:p>
+        </w:tc>
+        <w:tc>
+          <w:tcPr>
+            <w:tcW w:w="0" w:type="auto"/>
+            <w:vAlign w:val="center"/>
+            <w:hideMark/>
+          </w:tcPr>
+          <w:p>
+            <w:pPr>
+              <w:spacing w:after="0" w:line="240" w:lineRule="auto"/>
+              <w:rPr>
+                <w:rFonts w:eastAsia="Times New Roman" w:cs="Times New Roman"/>
+                <w:kern w:val="0"/>
+                <w:sz w:val="28"/>
+                <w:szCs w:val="28"/>
+                <w:lang w:val="en-GB" w:eastAsia="en-GB"/>
+                <w14:ligatures w14:val="none"/>
+              </w:rPr>
+            </w:pPr>
+            <w:r>
+              <w:rPr>
+                <w:rFonts w:eastAsia="Times New Roman" w:cs="Times New Roman"/>
+                <w:kern w:val="0"/>
+                <w:sz w:val="28"/>
+                <w:szCs w:val="28"/>
+                <w:lang w:val="en-GB" w:eastAsia="en-GB"/>
+                <w14:ligatures w14:val="none"/>
+              </w:rPr>
+              <w:t>Updated event details</w:t>
+            </w:r>
+          </w:p>
+        </w:tc>
+        <w:tc>
+          <w:tcPr>
+            <w:tcW w:w="0" w:type="auto"/>
+            <w:vAlign w:val="center"/>
+            <w:hideMark/>
+          </w:tcPr>
+          <w:p>
+            <w:pPr>
+              <w:spacing w:after="0" w:line="240" w:lineRule="auto"/>
+              <w:rPr>
+                <w:rFonts w:eastAsia="Times New Roman" w:cs="Times New Roman"/>
+                <w:kern w:val="0"/>
+                <w:sz w:val="28"/>
+                <w:szCs w:val="28"/>
+                <w:lang w:val="en-GB" w:eastAsia="en-GB"/>
+                <w14:ligatures w14:val="none"/>
+              </w:rPr>
+            </w:pPr>
+            <w:r>
+              <w:rPr>
+                <w:rFonts w:eastAsia="Times New Roman" w:cs="Courier New"/>
+                <w:kern w:val="0"/>
+                <w:sz w:val="22"/>
+                <w:szCs w:val="22"/>
+                <w:lang w:val="en-GB" w:eastAsia="en-GB"/>
+                <w14:ligatures w14:val="none"/>
+              </w:rPr>
+              <w:t>200 OK</w:t>
+            </w:r>
+            <w:r>
+              <w:rPr>
+                <w:rFonts w:eastAsia="Times New Roman" w:cs="Times New Roman"/>
+                <w:kern w:val="0"/>
+                <w:sz w:val="28"/>
+                <w:szCs w:val="28"/>
+                <w:lang w:val="en-GB" w:eastAsia="en-GB"/>
+                <w14:ligatures w14:val="none"/>
+              </w:rPr>
+              <w:t xml:space="preserve"> with updated event</w:t>
+            </w:r>
+          </w:p>
         </w:tc>
       </w:tr>
       <w:tr>
         <w:trPr>
-          <w:trHeight w:val="394"/>
+          <w:tblCellSpacing w:w="15" w:type="dxa"/>
         </w:trPr>
         <w:tc>
           <w:tcPr>
-            <w:tcW w:w="2534" w:type="dxa"/>
-          </w:tcPr>
-          <w:p>
-            <w:r>
+            <w:tcW w:w="0" w:type="auto"/>
+            <w:vAlign w:val="center"/>
+            <w:hideMark/>
+          </w:tcPr>
+          <w:p>
+            <w:pPr>
+              <w:spacing w:after="0" w:line="240" w:lineRule="auto"/>
+              <w:rPr>
+                <w:rFonts w:eastAsia="Times New Roman" w:cs="Times New Roman"/>
+                <w:kern w:val="0"/>
+                <w:sz w:val="28"/>
+                <w:szCs w:val="28"/>
+                <w:lang w:val="en-GB" w:eastAsia="en-GB"/>
+                <w14:ligatures w14:val="none"/>
+              </w:rPr>
+            </w:pPr>
+            <w:r>
+              <w:rPr>
+                <w:rFonts w:eastAsia="Times New Roman" w:cs="Times New Roman"/>
+                <w:b/>
+                <w:bCs/>
+                <w:kern w:val="0"/>
+                <w:sz w:val="28"/>
+                <w:szCs w:val="28"/>
+                <w:lang w:val="en-GB" w:eastAsia="en-GB"/>
+                <w14:ligatures w14:val="none"/>
+              </w:rPr>
               <w:t>DELETE</w:t>
             </w:r>
           </w:p>
         </w:tc>
         <w:tc>
           <w:tcPr>
-            <w:tcW w:w="2534" w:type="dxa"/>
-          </w:tcPr>
-          <w:p>
-            <w:r>
+            <w:tcW w:w="0" w:type="auto"/>
+            <w:vAlign w:val="center"/>
+            <w:hideMark/>
+          </w:tcPr>
+          <w:p>
+            <w:pPr>
+              <w:spacing w:after="0" w:line="240" w:lineRule="auto"/>
+              <w:rPr>
+                <w:rFonts w:eastAsia="Times New Roman" w:cs="Times New Roman"/>
+                <w:kern w:val="0"/>
+                <w:sz w:val="28"/>
+                <w:szCs w:val="28"/>
+                <w:lang w:val="en-GB" w:eastAsia="en-GB"/>
+                <w14:ligatures w14:val="none"/>
+              </w:rPr>
+            </w:pPr>
+            <w:r>
+              <w:rPr>
+                <w:rFonts w:eastAsia="Times New Roman" w:cs="Courier New"/>
+                <w:kern w:val="0"/>
+                <w:sz w:val="22"/>
+                <w:szCs w:val="22"/>
+                <w:lang w:val="en-GB" w:eastAsia="en-GB"/>
+                <w14:ligatures w14:val="none"/>
+              </w:rPr>
               <w:t>/</w:t>
             </w:r>
+            <w:proofErr w:type="spellStart"/>
             <w:proofErr w:type="gramStart"/>
             <w:r>
+              <w:rPr>
+                <w:rFonts w:eastAsia="Times New Roman" w:cs="Courier New"/>
+                <w:kern w:val="0"/>
+                <w:sz w:val="22"/>
+                <w:szCs w:val="22"/>
+                <w:lang w:val="en-GB" w:eastAsia="en-GB"/>
+                <w14:ligatures w14:val="none"/>
+              </w:rPr>
               <w:t>api</w:t>
             </w:r>
+            <w:proofErr w:type="spellEnd"/>
             <w:proofErr w:type="gramEnd"/>
             <w:r>
-              <w:t>/</w:t>
-            </w:r>
-            <w:proofErr w:type="gramStart"/>
-            <w:r>
-              <w:t>events/{</w:t>
-            </w:r>
-            <w:proofErr w:type="gramEnd"/>
-            <w:r>
-              <w:t>id}</w:t>
-            </w:r>
-          </w:p>
-        </w:tc>
-        <w:tc>
-          <w:tcPr>
-            <w:tcW w:w="2534" w:type="dxa"/>
-          </w:tcPr>
-          <w:p/>
-        </w:tc>
-        <w:tc>
-          <w:tcPr>
-            <w:tcW w:w="2534" w:type="dxa"/>
-          </w:tcPr>
-          <w:p/>
-        </w:tc>
-        <w:tc>
-          <w:tcPr>
-            <w:tcW w:w="2534" w:type="dxa"/>
-          </w:tcPr>
-          <w:p/>
-        </w:tc>
-        <w:tc>
-          <w:tcPr>
-            <w:tcW w:w="2534" w:type="dxa"/>
-          </w:tcPr>
-          <w:p/>
+              <w:rPr>
+                <w:rFonts w:eastAsia="Times New Roman" w:cs="Courier New"/>
+                <w:kern w:val="0"/>
+                <w:sz w:val="22"/>
+                <w:szCs w:val="22"/>
+                <w:lang w:val="en-GB" w:eastAsia="en-GB"/>
+                <w14:ligatures w14:val="none"/>
+              </w:rPr>
+              <w:t>/events/{id}</w:t>
+            </w:r>
+          </w:p>
+        </w:tc>
+        <w:tc>
+          <w:tcPr>
+            <w:tcW w:w="0" w:type="auto"/>
+            <w:vAlign w:val="center"/>
+            <w:hideMark/>
+          </w:tcPr>
+          <w:p>
+            <w:pPr>
+              <w:spacing w:after="0" w:line="240" w:lineRule="auto"/>
+              <w:rPr>
+                <w:rFonts w:eastAsia="Times New Roman" w:cs="Times New Roman"/>
+                <w:kern w:val="0"/>
+                <w:sz w:val="28"/>
+                <w:szCs w:val="28"/>
+                <w:lang w:val="en-GB" w:eastAsia="en-GB"/>
+                <w14:ligatures w14:val="none"/>
+              </w:rPr>
+            </w:pPr>
+            <w:r>
+              <w:rPr>
+                <w:rFonts w:eastAsia="Times New Roman" w:cs="Times New Roman"/>
+                <w:kern w:val="0"/>
+                <w:sz w:val="28"/>
+                <w:szCs w:val="28"/>
+                <w:lang w:val="en-GB" w:eastAsia="en-GB"/>
+                <w14:ligatures w14:val="none"/>
+              </w:rPr>
+              <w:t>Delete an existing event.</w:t>
+            </w:r>
+          </w:p>
+        </w:tc>
+        <w:tc>
+          <w:tcPr>
+            <w:tcW w:w="0" w:type="auto"/>
+            <w:vAlign w:val="center"/>
+            <w:hideMark/>
+          </w:tcPr>
+          <w:p>
+            <w:pPr>
+              <w:spacing w:after="0" w:line="240" w:lineRule="auto"/>
+              <w:rPr>
+                <w:rFonts w:eastAsia="Times New Roman" w:cs="Times New Roman"/>
+                <w:kern w:val="0"/>
+                <w:sz w:val="28"/>
+                <w:szCs w:val="28"/>
+                <w:lang w:val="en-GB" w:eastAsia="en-GB"/>
+                <w14:ligatures w14:val="none"/>
+              </w:rPr>
+            </w:pPr>
+            <w:r>
+              <w:rPr>
+                <w:rFonts w:eastAsia="Times New Roman" w:cs="Times New Roman"/>
+                <w:kern w:val="0"/>
+                <w:sz w:val="28"/>
+                <w:szCs w:val="28"/>
+                <w:lang w:val="en-GB" w:eastAsia="en-GB"/>
+                <w14:ligatures w14:val="none"/>
+              </w:rPr>
+              <w:t>Organiser</w:t>
+            </w:r>
+          </w:p>
+        </w:tc>
+        <w:tc>
+          <w:tcPr>
+            <w:tcW w:w="0" w:type="auto"/>
+            <w:vAlign w:val="center"/>
+            <w:hideMark/>
+          </w:tcPr>
+          <w:p>
+            <w:pPr>
+              <w:spacing w:after="0" w:line="240" w:lineRule="auto"/>
+              <w:rPr>
+                <w:rFonts w:eastAsia="Times New Roman" w:cs="Times New Roman"/>
+                <w:kern w:val="0"/>
+                <w:sz w:val="28"/>
+                <w:szCs w:val="28"/>
+                <w:lang w:val="en-GB" w:eastAsia="en-GB"/>
+                <w14:ligatures w14:val="none"/>
+              </w:rPr>
+            </w:pPr>
+            <w:r>
+              <w:rPr>
+                <w:rFonts w:eastAsia="Times New Roman" w:cs="Times New Roman"/>
+                <w:kern w:val="0"/>
+                <w:sz w:val="28"/>
+                <w:szCs w:val="28"/>
+                <w:lang w:val="en-GB" w:eastAsia="en-GB"/>
+                <w14:ligatures w14:val="none"/>
+              </w:rPr>
+              <w:t>None</w:t>
+            </w:r>
+          </w:p>
+        </w:tc>
+        <w:tc>
+          <w:tcPr>
+            <w:tcW w:w="0" w:type="auto"/>
+            <w:vAlign w:val="center"/>
+            <w:hideMark/>
+          </w:tcPr>
+          <w:p>
+            <w:pPr>
+              <w:spacing w:after="0" w:line="240" w:lineRule="auto"/>
+              <w:rPr>
+                <w:rFonts w:eastAsia="Times New Roman" w:cs="Times New Roman"/>
+                <w:kern w:val="0"/>
+                <w:sz w:val="28"/>
+                <w:szCs w:val="28"/>
+                <w:lang w:val="en-GB" w:eastAsia="en-GB"/>
+                <w14:ligatures w14:val="none"/>
+              </w:rPr>
+            </w:pPr>
+            <w:r>
+              <w:rPr>
+                <w:rFonts w:eastAsia="Times New Roman" w:cs="Courier New"/>
+                <w:kern w:val="0"/>
+                <w:sz w:val="22"/>
+                <w:szCs w:val="22"/>
+                <w:lang w:val="en-GB" w:eastAsia="en-GB"/>
+                <w14:ligatures w14:val="none"/>
+              </w:rPr>
+              <w:t>204 No Content</w:t>
+            </w:r>
+          </w:p>
         </w:tc>
       </w:tr>
       <w:tr>
         <w:trPr>
-          <w:trHeight w:val="394"/>
+          <w:tblCellSpacing w:w="15" w:type="dxa"/>
         </w:trPr>
         <w:tc>
           <w:tcPr>
-            <w:tcW w:w="2534" w:type="dxa"/>
-          </w:tcPr>
-          <w:p>
-            <w:r>
+            <w:tcW w:w="0" w:type="auto"/>
+            <w:vAlign w:val="center"/>
+            <w:hideMark/>
+          </w:tcPr>
+          <w:p>
+            <w:pPr>
+              <w:spacing w:after="0" w:line="240" w:lineRule="auto"/>
+              <w:rPr>
+                <w:rFonts w:eastAsia="Times New Roman" w:cs="Times New Roman"/>
+                <w:kern w:val="0"/>
+                <w:sz w:val="28"/>
+                <w:szCs w:val="28"/>
+                <w:lang w:val="en-GB" w:eastAsia="en-GB"/>
+                <w14:ligatures w14:val="none"/>
+              </w:rPr>
+            </w:pPr>
+            <w:r>
+              <w:rPr>
+                <w:rFonts w:eastAsia="Times New Roman" w:cs="Times New Roman"/>
+                <w:b/>
+                <w:bCs/>
+                <w:kern w:val="0"/>
+                <w:sz w:val="28"/>
+                <w:szCs w:val="28"/>
+                <w:lang w:val="en-GB" w:eastAsia="en-GB"/>
+                <w14:ligatures w14:val="none"/>
+              </w:rPr>
               <w:t>GET</w:t>
             </w:r>
           </w:p>
         </w:tc>
         <w:tc>
           <w:tcPr>
-            <w:tcW w:w="2534" w:type="dxa"/>
-          </w:tcPr>
-          <w:p>
-            <w:r>
-              <w:t>/api/categories</w:t>
-            </w:r>
-          </w:p>
-        </w:tc>
-        <w:tc>
-          <w:tcPr>
-            <w:tcW w:w="2534" w:type="dxa"/>
-          </w:tcPr>
-          <w:p/>
-        </w:tc>
-        <w:tc>
-          <w:tcPr>
-            <w:tcW w:w="2534" w:type="dxa"/>
-          </w:tcPr>
-          <w:p/>
-        </w:tc>
-        <w:tc>
-          <w:tcPr>
-            <w:tcW w:w="2534" w:type="dxa"/>
-          </w:tcPr>
-          <w:p/>
-        </w:tc>
-        <w:tc>
-          <w:tcPr>
-            <w:tcW w:w="2534" w:type="dxa"/>
-          </w:tcPr>
-          <w:p/>
+            <w:tcW w:w="0" w:type="auto"/>
+            <w:vAlign w:val="center"/>
+            <w:hideMark/>
+          </w:tcPr>
+          <w:p>
+            <w:pPr>
+              <w:spacing w:after="0" w:line="240" w:lineRule="auto"/>
+              <w:rPr>
+                <w:rFonts w:eastAsia="Times New Roman" w:cs="Times New Roman"/>
+                <w:kern w:val="0"/>
+                <w:sz w:val="28"/>
+                <w:szCs w:val="28"/>
+                <w:lang w:val="en-GB" w:eastAsia="en-GB"/>
+                <w14:ligatures w14:val="none"/>
+              </w:rPr>
+            </w:pPr>
+            <w:r>
+              <w:rPr>
+                <w:rFonts w:eastAsia="Times New Roman" w:cs="Courier New"/>
+                <w:kern w:val="0"/>
+                <w:sz w:val="22"/>
+                <w:szCs w:val="22"/>
+                <w:lang w:val="en-GB" w:eastAsia="en-GB"/>
+                <w14:ligatures w14:val="none"/>
+              </w:rPr>
+              <w:t>/</w:t>
+            </w:r>
+            <w:proofErr w:type="spellStart"/>
+            <w:r>
+              <w:rPr>
+                <w:rFonts w:eastAsia="Times New Roman" w:cs="Courier New"/>
+                <w:kern w:val="0"/>
+                <w:sz w:val="22"/>
+                <w:szCs w:val="22"/>
+                <w:lang w:val="en-GB" w:eastAsia="en-GB"/>
+                <w14:ligatures w14:val="none"/>
+              </w:rPr>
+              <w:t>api</w:t>
+            </w:r>
+            <w:proofErr w:type="spellEnd"/>
+            <w:r>
+              <w:rPr>
+                <w:rFonts w:eastAsia="Times New Roman" w:cs="Courier New"/>
+                <w:kern w:val="0"/>
+                <w:sz w:val="22"/>
+                <w:szCs w:val="22"/>
+                <w:lang w:val="en-GB" w:eastAsia="en-GB"/>
+                <w14:ligatures w14:val="none"/>
+              </w:rPr>
+              <w:t>/categories</w:t>
+            </w:r>
+          </w:p>
+        </w:tc>
+        <w:tc>
+          <w:tcPr>
+            <w:tcW w:w="0" w:type="auto"/>
+            <w:vAlign w:val="center"/>
+            <w:hideMark/>
+          </w:tcPr>
+          <w:p>
+            <w:pPr>
+              <w:spacing w:after="0" w:line="240" w:lineRule="auto"/>
+              <w:rPr>
+                <w:rFonts w:eastAsia="Times New Roman" w:cs="Times New Roman"/>
+                <w:kern w:val="0"/>
+                <w:sz w:val="28"/>
+                <w:szCs w:val="28"/>
+                <w:lang w:val="en-GB" w:eastAsia="en-GB"/>
+                <w14:ligatures w14:val="none"/>
+              </w:rPr>
+            </w:pPr>
+            <w:r>
+              <w:rPr>
+                <w:rFonts w:eastAsia="Times New Roman" w:cs="Times New Roman"/>
+                <w:kern w:val="0"/>
+                <w:sz w:val="28"/>
+                <w:szCs w:val="28"/>
+                <w:lang w:val="en-GB" w:eastAsia="en-GB"/>
+                <w14:ligatures w14:val="none"/>
+              </w:rPr>
+              <w:t>Retrieve all available event categories.</w:t>
+            </w:r>
+          </w:p>
+        </w:tc>
+        <w:tc>
+          <w:tcPr>
+            <w:tcW w:w="0" w:type="auto"/>
+            <w:vAlign w:val="center"/>
+            <w:hideMark/>
+          </w:tcPr>
+          <w:p>
+            <w:pPr>
+              <w:spacing w:after="0" w:line="240" w:lineRule="auto"/>
+              <w:rPr>
+                <w:rFonts w:eastAsia="Times New Roman" w:cs="Times New Roman"/>
+                <w:kern w:val="0"/>
+                <w:sz w:val="28"/>
+                <w:szCs w:val="28"/>
+                <w:lang w:val="en-GB" w:eastAsia="en-GB"/>
+                <w14:ligatures w14:val="none"/>
+              </w:rPr>
+            </w:pPr>
+            <w:r>
+              <w:rPr>
+                <w:rFonts w:eastAsia="Times New Roman" w:cs="Times New Roman"/>
+                <w:kern w:val="0"/>
+                <w:sz w:val="28"/>
+                <w:szCs w:val="28"/>
+                <w:lang w:val="en-GB" w:eastAsia="en-GB"/>
+                <w14:ligatures w14:val="none"/>
+              </w:rPr>
+              <w:t>Participant, Organiser</w:t>
+            </w:r>
+          </w:p>
+        </w:tc>
+        <w:tc>
+          <w:tcPr>
+            <w:tcW w:w="0" w:type="auto"/>
+            <w:vAlign w:val="center"/>
+            <w:hideMark/>
+          </w:tcPr>
+          <w:p>
+            <w:pPr>
+              <w:spacing w:after="0" w:line="240" w:lineRule="auto"/>
+              <w:rPr>
+                <w:rFonts w:eastAsia="Times New Roman" w:cs="Times New Roman"/>
+                <w:kern w:val="0"/>
+                <w:sz w:val="28"/>
+                <w:szCs w:val="28"/>
+                <w:lang w:val="en-GB" w:eastAsia="en-GB"/>
+                <w14:ligatures w14:val="none"/>
+              </w:rPr>
+            </w:pPr>
+            <w:r>
+              <w:rPr>
+                <w:rFonts w:eastAsia="Times New Roman" w:cs="Times New Roman"/>
+                <w:kern w:val="0"/>
+                <w:sz w:val="28"/>
+                <w:szCs w:val="28"/>
+                <w:lang w:val="en-GB" w:eastAsia="en-GB"/>
+                <w14:ligatures w14:val="none"/>
+              </w:rPr>
+              <w:t>None</w:t>
+            </w:r>
+          </w:p>
+        </w:tc>
+        <w:tc>
+          <w:tcPr>
+            <w:tcW w:w="0" w:type="auto"/>
+            <w:vAlign w:val="center"/>
+            <w:hideMark/>
+          </w:tcPr>
+          <w:p>
+            <w:pPr>
+              <w:spacing w:after="0" w:line="240" w:lineRule="auto"/>
+              <w:rPr>
+                <w:rFonts w:eastAsia="Times New Roman" w:cs="Times New Roman"/>
+                <w:kern w:val="0"/>
+                <w:sz w:val="28"/>
+                <w:szCs w:val="28"/>
+                <w:lang w:val="en-GB" w:eastAsia="en-GB"/>
+                <w14:ligatures w14:val="none"/>
+              </w:rPr>
+            </w:pPr>
+            <w:r>
+              <w:rPr>
+                <w:rFonts w:eastAsia="Times New Roman" w:cs="Courier New"/>
+                <w:kern w:val="0"/>
+                <w:sz w:val="22"/>
+                <w:szCs w:val="22"/>
+                <w:lang w:val="en-GB" w:eastAsia="en-GB"/>
+                <w14:ligatures w14:val="none"/>
+              </w:rPr>
+              <w:t>200 OK</w:t>
+            </w:r>
+            <w:r>
+              <w:rPr>
+                <w:rFonts w:eastAsia="Times New Roman" w:cs="Times New Roman"/>
+                <w:kern w:val="0"/>
+                <w:sz w:val="28"/>
+                <w:szCs w:val="28"/>
+                <w:lang w:val="en-GB" w:eastAsia="en-GB"/>
+                <w14:ligatures w14:val="none"/>
+              </w:rPr>
+              <w:t xml:space="preserve"> with category list</w:t>
+            </w:r>
+          </w:p>
         </w:tc>
       </w:tr>
       <w:tr>
         <w:trPr>
-          <w:trHeight w:val="394"/>
+          <w:tblCellSpacing w:w="15" w:type="dxa"/>
         </w:trPr>
         <w:tc>
           <w:tcPr>
-            <w:tcW w:w="2534" w:type="dxa"/>
-          </w:tcPr>
-          <w:p>
-            <w:r>
+            <w:tcW w:w="0" w:type="auto"/>
+            <w:vAlign w:val="center"/>
+            <w:hideMark/>
+          </w:tcPr>
+          <w:p>
+            <w:pPr>
+              <w:spacing w:after="0" w:line="240" w:lineRule="auto"/>
+              <w:rPr>
+                <w:rFonts w:eastAsia="Times New Roman" w:cs="Times New Roman"/>
+                <w:kern w:val="0"/>
+                <w:sz w:val="28"/>
+                <w:szCs w:val="28"/>
+                <w:lang w:val="en-GB" w:eastAsia="en-GB"/>
+                <w14:ligatures w14:val="none"/>
+              </w:rPr>
+            </w:pPr>
+            <w:r>
+              <w:rPr>
+                <w:rFonts w:eastAsia="Times New Roman" w:cs="Times New Roman"/>
+                <w:b/>
+                <w:bCs/>
+                <w:kern w:val="0"/>
+                <w:sz w:val="28"/>
+                <w:szCs w:val="28"/>
+                <w:lang w:val="en-GB" w:eastAsia="en-GB"/>
+                <w14:ligatures w14:val="none"/>
+              </w:rPr>
               <w:t>GET</w:t>
             </w:r>
           </w:p>
         </w:tc>
         <w:tc>
           <w:tcPr>
-            <w:tcW w:w="2534" w:type="dxa"/>
-          </w:tcPr>
-          <w:p>
-            <w:r>
+            <w:tcW w:w="0" w:type="auto"/>
+            <w:vAlign w:val="center"/>
+            <w:hideMark/>
+          </w:tcPr>
+          <w:p>
+            <w:pPr>
+              <w:spacing w:after="0" w:line="240" w:lineRule="auto"/>
+              <w:rPr>
+                <w:rFonts w:eastAsia="Times New Roman" w:cs="Times New Roman"/>
+                <w:kern w:val="0"/>
+                <w:sz w:val="28"/>
+                <w:szCs w:val="28"/>
+                <w:lang w:val="en-GB" w:eastAsia="en-GB"/>
+                <w14:ligatures w14:val="none"/>
+              </w:rPr>
+            </w:pPr>
+            <w:r>
+              <w:rPr>
+                <w:rFonts w:eastAsia="Times New Roman" w:cs="Courier New"/>
+                <w:kern w:val="0"/>
+                <w:sz w:val="22"/>
+                <w:szCs w:val="22"/>
+                <w:lang w:val="en-GB" w:eastAsia="en-GB"/>
+                <w14:ligatures w14:val="none"/>
+              </w:rPr>
               <w:t>/</w:t>
             </w:r>
+            <w:proofErr w:type="spellStart"/>
             <w:proofErr w:type="gramStart"/>
             <w:r>
+              <w:rPr>
+                <w:rFonts w:eastAsia="Times New Roman" w:cs="Courier New"/>
+                <w:kern w:val="0"/>
+                <w:sz w:val="22"/>
+                <w:szCs w:val="22"/>
+                <w:lang w:val="en-GB" w:eastAsia="en-GB"/>
+                <w14:ligatures w14:val="none"/>
+              </w:rPr>
               <w:t>api</w:t>
             </w:r>
+            <w:proofErr w:type="spellEnd"/>
             <w:proofErr w:type="gramEnd"/>
             <w:r>
-              <w:t>/</w:t>
-            </w:r>
-            <w:proofErr w:type="gramStart"/>
-            <w:r>
-              <w:t>categories/{</w:t>
-            </w:r>
-            <w:proofErr w:type="gramEnd"/>
-            <w:r>
-              <w:t>id}</w:t>
-            </w:r>
-          </w:p>
-        </w:tc>
-        <w:tc>
-          <w:tcPr>
-            <w:tcW w:w="2534" w:type="dxa"/>
-          </w:tcPr>
-          <w:p/>
-        </w:tc>
-        <w:tc>
-          <w:tcPr>
-            <w:tcW w:w="2534" w:type="dxa"/>
-          </w:tcPr>
-          <w:p/>
-        </w:tc>
-        <w:tc>
-          <w:tcPr>
-            <w:tcW w:w="2534" w:type="dxa"/>
-          </w:tcPr>
-          <w:p/>
-        </w:tc>
-        <w:tc>
-          <w:tcPr>
-            <w:tcW w:w="2534" w:type="dxa"/>
-          </w:tcPr>
-          <w:p/>
+              <w:rPr>
+                <w:rFonts w:eastAsia="Times New Roman" w:cs="Courier New"/>
+                <w:kern w:val="0"/>
+                <w:sz w:val="22"/>
+                <w:szCs w:val="22"/>
+                <w:lang w:val="en-GB" w:eastAsia="en-GB"/>
+                <w14:ligatures w14:val="none"/>
+              </w:rPr>
+              <w:t>/categories/{id}</w:t>
+            </w:r>
+          </w:p>
+        </w:tc>
+        <w:tc>
+          <w:tcPr>
+            <w:tcW w:w="0" w:type="auto"/>
+            <w:vAlign w:val="center"/>
+            <w:hideMark/>
+          </w:tcPr>
+          <w:p>
+            <w:pPr>
+              <w:spacing w:after="0" w:line="240" w:lineRule="auto"/>
+              <w:rPr>
+                <w:rFonts w:eastAsia="Times New Roman" w:cs="Times New Roman"/>
+                <w:kern w:val="0"/>
+                <w:sz w:val="28"/>
+                <w:szCs w:val="28"/>
+                <w:lang w:val="en-GB" w:eastAsia="en-GB"/>
+                <w14:ligatures w14:val="none"/>
+              </w:rPr>
+            </w:pPr>
+            <w:r>
+              <w:rPr>
+                <w:rFonts w:eastAsia="Times New Roman" w:cs="Times New Roman"/>
+                <w:kern w:val="0"/>
+                <w:sz w:val="28"/>
+                <w:szCs w:val="28"/>
+                <w:lang w:val="en-GB" w:eastAsia="en-GB"/>
+                <w14:ligatures w14:val="none"/>
+              </w:rPr>
+              <w:t>Retrieve details for a specific event category.</w:t>
+            </w:r>
+          </w:p>
+        </w:tc>
+        <w:tc>
+          <w:tcPr>
+            <w:tcW w:w="0" w:type="auto"/>
+            <w:vAlign w:val="center"/>
+            <w:hideMark/>
+          </w:tcPr>
+          <w:p>
+            <w:pPr>
+              <w:spacing w:after="0" w:line="240" w:lineRule="auto"/>
+              <w:rPr>
+                <w:rFonts w:eastAsia="Times New Roman" w:cs="Times New Roman"/>
+                <w:kern w:val="0"/>
+                <w:sz w:val="28"/>
+                <w:szCs w:val="28"/>
+                <w:lang w:val="en-GB" w:eastAsia="en-GB"/>
+                <w14:ligatures w14:val="none"/>
+              </w:rPr>
+            </w:pPr>
+            <w:r>
+              <w:rPr>
+                <w:rFonts w:eastAsia="Times New Roman" w:cs="Times New Roman"/>
+                <w:kern w:val="0"/>
+                <w:sz w:val="28"/>
+                <w:szCs w:val="28"/>
+                <w:lang w:val="en-GB" w:eastAsia="en-GB"/>
+                <w14:ligatures w14:val="none"/>
+              </w:rPr>
+              <w:t>Participant, Organiser</w:t>
+            </w:r>
+          </w:p>
+        </w:tc>
+        <w:tc>
+          <w:tcPr>
+            <w:tcW w:w="0" w:type="auto"/>
+            <w:vAlign w:val="center"/>
+            <w:hideMark/>
+          </w:tcPr>
+          <w:p>
+            <w:pPr>
+              <w:spacing w:after="0" w:line="240" w:lineRule="auto"/>
+              <w:rPr>
+                <w:rFonts w:eastAsia="Times New Roman" w:cs="Times New Roman"/>
+                <w:kern w:val="0"/>
+                <w:sz w:val="28"/>
+                <w:szCs w:val="28"/>
+                <w:lang w:val="en-GB" w:eastAsia="en-GB"/>
+                <w14:ligatures w14:val="none"/>
+              </w:rPr>
+            </w:pPr>
+            <w:r>
+              <w:rPr>
+                <w:rFonts w:eastAsia="Times New Roman" w:cs="Times New Roman"/>
+                <w:kern w:val="0"/>
+                <w:sz w:val="28"/>
+                <w:szCs w:val="28"/>
+                <w:lang w:val="en-GB" w:eastAsia="en-GB"/>
+                <w14:ligatures w14:val="none"/>
+              </w:rPr>
+              <w:t>None</w:t>
+            </w:r>
+          </w:p>
+        </w:tc>
+        <w:tc>
+          <w:tcPr>
+            <w:tcW w:w="0" w:type="auto"/>
+            <w:vAlign w:val="center"/>
+            <w:hideMark/>
+          </w:tcPr>
+          <w:p>
+            <w:pPr>
+              <w:spacing w:after="0" w:line="240" w:lineRule="auto"/>
+              <w:rPr>
+                <w:rFonts w:eastAsia="Times New Roman" w:cs="Times New Roman"/>
+                <w:kern w:val="0"/>
+                <w:sz w:val="28"/>
+                <w:szCs w:val="28"/>
+                <w:lang w:val="en-GB" w:eastAsia="en-GB"/>
+                <w14:ligatures w14:val="none"/>
+              </w:rPr>
+            </w:pPr>
+            <w:r>
+              <w:rPr>
+                <w:rFonts w:eastAsia="Times New Roman" w:cs="Courier New"/>
+                <w:kern w:val="0"/>
+                <w:sz w:val="22"/>
+                <w:szCs w:val="22"/>
+                <w:lang w:val="en-GB" w:eastAsia="en-GB"/>
+                <w14:ligatures w14:val="none"/>
+              </w:rPr>
+              <w:t>200 OK</w:t>
+            </w:r>
+            <w:r>
+              <w:rPr>
+                <w:rFonts w:eastAsia="Times New Roman" w:cs="Times New Roman"/>
+                <w:kern w:val="0"/>
+                <w:sz w:val="28"/>
+                <w:szCs w:val="28"/>
+                <w:lang w:val="en-GB" w:eastAsia="en-GB"/>
+                <w14:ligatures w14:val="none"/>
+              </w:rPr>
+              <w:t xml:space="preserve"> with category details</w:t>
+            </w:r>
+          </w:p>
         </w:tc>
       </w:tr>
       <w:tr>
         <w:trPr>
-          <w:trHeight w:val="394"/>
+          <w:tblCellSpacing w:w="15" w:type="dxa"/>
         </w:trPr>
         <w:tc>
           <w:tcPr>
-            <w:tcW w:w="2534" w:type="dxa"/>
-          </w:tcPr>
-          <w:p>
-            <w:r>
-              <w:lastRenderedPageBreak/>
+            <w:tcW w:w="0" w:type="auto"/>
+            <w:vAlign w:val="center"/>
+            <w:hideMark/>
+          </w:tcPr>
+          <w:p>
+            <w:pPr>
+              <w:spacing w:after="0" w:line="240" w:lineRule="auto"/>
+              <w:rPr>
+                <w:rFonts w:eastAsia="Times New Roman" w:cs="Times New Roman"/>
+                <w:kern w:val="0"/>
+                <w:sz w:val="28"/>
+                <w:szCs w:val="28"/>
+                <w:lang w:val="en-GB" w:eastAsia="en-GB"/>
+                <w14:ligatures w14:val="none"/>
+              </w:rPr>
+            </w:pPr>
+            <w:r>
+              <w:rPr>
+                <w:rFonts w:eastAsia="Times New Roman" w:cs="Times New Roman"/>
+                <w:b/>
+                <w:bCs/>
+                <w:kern w:val="0"/>
+                <w:sz w:val="28"/>
+                <w:szCs w:val="28"/>
+                <w:lang w:val="en-GB" w:eastAsia="en-GB"/>
+                <w14:ligatures w14:val="none"/>
+              </w:rPr>
               <w:t>POST</w:t>
             </w:r>
           </w:p>
         </w:tc>
         <w:tc>
           <w:tcPr>
-            <w:tcW w:w="2534" w:type="dxa"/>
-          </w:tcPr>
-          <w:p>
-            <w:r>
-              <w:t>/api/categories</w:t>
-            </w:r>
-          </w:p>
-        </w:tc>
-        <w:tc>
-          <w:tcPr>
-            <w:tcW w:w="2534" w:type="dxa"/>
-          </w:tcPr>
-          <w:p/>
-        </w:tc>
-        <w:tc>
-          <w:tcPr>
-            <w:tcW w:w="2534" w:type="dxa"/>
-          </w:tcPr>
-          <w:p/>
-        </w:tc>
-        <w:tc>
-          <w:tcPr>
-            <w:tcW w:w="2534" w:type="dxa"/>
-          </w:tcPr>
-          <w:p/>
-        </w:tc>
-        <w:tc>
-          <w:tcPr>
-            <w:tcW w:w="2534" w:type="dxa"/>
-          </w:tcPr>
-          <w:p/>
+            <w:tcW w:w="0" w:type="auto"/>
+            <w:vAlign w:val="center"/>
+            <w:hideMark/>
+          </w:tcPr>
+          <w:p>
+            <w:pPr>
+              <w:spacing w:after="0" w:line="240" w:lineRule="auto"/>
+              <w:rPr>
+                <w:rFonts w:eastAsia="Times New Roman" w:cs="Times New Roman"/>
+                <w:kern w:val="0"/>
+                <w:sz w:val="28"/>
+                <w:szCs w:val="28"/>
+                <w:lang w:val="en-GB" w:eastAsia="en-GB"/>
+                <w14:ligatures w14:val="none"/>
+              </w:rPr>
+            </w:pPr>
+            <w:r>
+              <w:rPr>
+                <w:rFonts w:eastAsia="Times New Roman" w:cs="Courier New"/>
+                <w:kern w:val="0"/>
+                <w:sz w:val="22"/>
+                <w:szCs w:val="22"/>
+                <w:lang w:val="en-GB" w:eastAsia="en-GB"/>
+                <w14:ligatures w14:val="none"/>
+              </w:rPr>
+              <w:t>/</w:t>
+            </w:r>
+            <w:proofErr w:type="spellStart"/>
+            <w:r>
+              <w:rPr>
+                <w:rFonts w:eastAsia="Times New Roman" w:cs="Courier New"/>
+                <w:kern w:val="0"/>
+                <w:sz w:val="22"/>
+                <w:szCs w:val="22"/>
+                <w:lang w:val="en-GB" w:eastAsia="en-GB"/>
+                <w14:ligatures w14:val="none"/>
+              </w:rPr>
+              <w:t>api</w:t>
+            </w:r>
+            <w:proofErr w:type="spellEnd"/>
+            <w:r>
+              <w:rPr>
+                <w:rFonts w:eastAsia="Times New Roman" w:cs="Courier New"/>
+                <w:kern w:val="0"/>
+                <w:sz w:val="22"/>
+                <w:szCs w:val="22"/>
+                <w:lang w:val="en-GB" w:eastAsia="en-GB"/>
+                <w14:ligatures w14:val="none"/>
+              </w:rPr>
+              <w:t>/categories</w:t>
+            </w:r>
+          </w:p>
+        </w:tc>
+        <w:tc>
+          <w:tcPr>
+            <w:tcW w:w="0" w:type="auto"/>
+            <w:vAlign w:val="center"/>
+            <w:hideMark/>
+          </w:tcPr>
+          <w:p>
+            <w:pPr>
+              <w:spacing w:after="0" w:line="240" w:lineRule="auto"/>
+              <w:rPr>
+                <w:rFonts w:eastAsia="Times New Roman" w:cs="Times New Roman"/>
+                <w:kern w:val="0"/>
+                <w:sz w:val="28"/>
+                <w:szCs w:val="28"/>
+                <w:lang w:val="en-GB" w:eastAsia="en-GB"/>
+                <w14:ligatures w14:val="none"/>
+              </w:rPr>
+            </w:pPr>
+            <w:r>
+              <w:rPr>
+                <w:rFonts w:eastAsia="Times New Roman" w:cs="Times New Roman"/>
+                <w:kern w:val="0"/>
+                <w:sz w:val="28"/>
+                <w:szCs w:val="28"/>
+                <w:lang w:val="en-GB" w:eastAsia="en-GB"/>
+                <w14:ligatures w14:val="none"/>
+              </w:rPr>
+              <w:t>Create a new event category.</w:t>
+            </w:r>
+          </w:p>
+        </w:tc>
+        <w:tc>
+          <w:tcPr>
+            <w:tcW w:w="0" w:type="auto"/>
+            <w:vAlign w:val="center"/>
+            <w:hideMark/>
+          </w:tcPr>
+          <w:p>
+            <w:pPr>
+              <w:spacing w:after="0" w:line="240" w:lineRule="auto"/>
+              <w:rPr>
+                <w:rFonts w:eastAsia="Times New Roman" w:cs="Times New Roman"/>
+                <w:kern w:val="0"/>
+                <w:sz w:val="28"/>
+                <w:szCs w:val="28"/>
+                <w:lang w:val="en-GB" w:eastAsia="en-GB"/>
+                <w14:ligatures w14:val="none"/>
+              </w:rPr>
+            </w:pPr>
+            <w:r>
+              <w:rPr>
+                <w:rFonts w:eastAsia="Times New Roman" w:cs="Times New Roman"/>
+                <w:kern w:val="0"/>
+                <w:sz w:val="28"/>
+                <w:szCs w:val="28"/>
+                <w:lang w:val="en-GB" w:eastAsia="en-GB"/>
+                <w14:ligatures w14:val="none"/>
+              </w:rPr>
+              <w:t>Organiser</w:t>
+            </w:r>
+          </w:p>
+        </w:tc>
+        <w:tc>
+          <w:tcPr>
+            <w:tcW w:w="0" w:type="auto"/>
+            <w:vAlign w:val="center"/>
+            <w:hideMark/>
+          </w:tcPr>
+          <w:p>
+            <w:pPr>
+              <w:spacing w:after="0" w:line="240" w:lineRule="auto"/>
+              <w:rPr>
+                <w:rFonts w:eastAsia="Times New Roman" w:cs="Times New Roman"/>
+                <w:kern w:val="0"/>
+                <w:sz w:val="28"/>
+                <w:szCs w:val="28"/>
+                <w:lang w:val="en-GB" w:eastAsia="en-GB"/>
+                <w14:ligatures w14:val="none"/>
+              </w:rPr>
+            </w:pPr>
+            <w:r>
+              <w:rPr>
+                <w:rFonts w:eastAsia="Times New Roman" w:cs="Times New Roman"/>
+                <w:kern w:val="0"/>
+                <w:sz w:val="28"/>
+                <w:szCs w:val="28"/>
+                <w:lang w:val="en-GB" w:eastAsia="en-GB"/>
+                <w14:ligatures w14:val="none"/>
+              </w:rPr>
+              <w:t>Category name and description</w:t>
+            </w:r>
+          </w:p>
+        </w:tc>
+        <w:tc>
+          <w:tcPr>
+            <w:tcW w:w="0" w:type="auto"/>
+            <w:vAlign w:val="center"/>
+            <w:hideMark/>
+          </w:tcPr>
+          <w:p>
+            <w:pPr>
+              <w:spacing w:after="0" w:line="240" w:lineRule="auto"/>
+              <w:rPr>
+                <w:rFonts w:eastAsia="Times New Roman" w:cs="Times New Roman"/>
+                <w:kern w:val="0"/>
+                <w:sz w:val="28"/>
+                <w:szCs w:val="28"/>
+                <w:lang w:val="en-GB" w:eastAsia="en-GB"/>
+                <w14:ligatures w14:val="none"/>
+              </w:rPr>
+            </w:pPr>
+            <w:r>
+              <w:rPr>
+                <w:rFonts w:eastAsia="Times New Roman" w:cs="Courier New"/>
+                <w:kern w:val="0"/>
+                <w:sz w:val="22"/>
+                <w:szCs w:val="22"/>
+                <w:lang w:val="en-GB" w:eastAsia="en-GB"/>
+                <w14:ligatures w14:val="none"/>
+              </w:rPr>
+              <w:t>201 Created</w:t>
+            </w:r>
+            <w:r>
+              <w:rPr>
+                <w:rFonts w:eastAsia="Times New Roman" w:cs="Times New Roman"/>
+                <w:kern w:val="0"/>
+                <w:sz w:val="28"/>
+                <w:szCs w:val="28"/>
+                <w:lang w:val="en-GB" w:eastAsia="en-GB"/>
+                <w14:ligatures w14:val="none"/>
+              </w:rPr>
+              <w:t xml:space="preserve"> with created category</w:t>
+            </w:r>
+          </w:p>
         </w:tc>
       </w:tr>
       <w:tr>
         <w:trPr>
-          <w:trHeight w:val="394"/>
+          <w:tblCellSpacing w:w="15" w:type="dxa"/>
         </w:trPr>
         <w:tc>
           <w:tcPr>
-            <w:tcW w:w="2534" w:type="dxa"/>
-          </w:tcPr>
-          <w:p>
-            <w:r>
+            <w:tcW w:w="0" w:type="auto"/>
+            <w:vAlign w:val="center"/>
+            <w:hideMark/>
+          </w:tcPr>
+          <w:p>
+            <w:pPr>
+              <w:spacing w:after="0" w:line="240" w:lineRule="auto"/>
+              <w:rPr>
+                <w:rFonts w:eastAsia="Times New Roman" w:cs="Times New Roman"/>
+                <w:kern w:val="0"/>
+                <w:sz w:val="28"/>
+                <w:szCs w:val="28"/>
+                <w:lang w:val="en-GB" w:eastAsia="en-GB"/>
+                <w14:ligatures w14:val="none"/>
+              </w:rPr>
+            </w:pPr>
+            <w:r>
+              <w:rPr>
+                <w:rFonts w:eastAsia="Times New Roman" w:cs="Times New Roman"/>
+                <w:b/>
+                <w:bCs/>
+                <w:kern w:val="0"/>
+                <w:sz w:val="28"/>
+                <w:szCs w:val="28"/>
+                <w:lang w:val="en-GB" w:eastAsia="en-GB"/>
+                <w14:ligatures w14:val="none"/>
+              </w:rPr>
               <w:t>PUT</w:t>
             </w:r>
           </w:p>
         </w:tc>
         <w:tc>
           <w:tcPr>
-            <w:tcW w:w="2534" w:type="dxa"/>
-          </w:tcPr>
-          <w:p>
-            <w:r>
+            <w:tcW w:w="0" w:type="auto"/>
+            <w:vAlign w:val="center"/>
+            <w:hideMark/>
+          </w:tcPr>
+          <w:p>
+            <w:pPr>
+              <w:spacing w:after="0" w:line="240" w:lineRule="auto"/>
+              <w:rPr>
+                <w:rFonts w:eastAsia="Times New Roman" w:cs="Times New Roman"/>
+                <w:kern w:val="0"/>
+                <w:sz w:val="28"/>
+                <w:szCs w:val="28"/>
+                <w:lang w:val="en-GB" w:eastAsia="en-GB"/>
+                <w14:ligatures w14:val="none"/>
+              </w:rPr>
+            </w:pPr>
+            <w:r>
+              <w:rPr>
+                <w:rFonts w:eastAsia="Times New Roman" w:cs="Courier New"/>
+                <w:kern w:val="0"/>
+                <w:sz w:val="22"/>
+                <w:szCs w:val="22"/>
+                <w:lang w:val="en-GB" w:eastAsia="en-GB"/>
+                <w14:ligatures w14:val="none"/>
+              </w:rPr>
               <w:t>/</w:t>
             </w:r>
+            <w:proofErr w:type="spellStart"/>
             <w:proofErr w:type="gramStart"/>
             <w:r>
+              <w:rPr>
+                <w:rFonts w:eastAsia="Times New Roman" w:cs="Courier New"/>
+                <w:kern w:val="0"/>
+                <w:sz w:val="22"/>
+                <w:szCs w:val="22"/>
+                <w:lang w:val="en-GB" w:eastAsia="en-GB"/>
+                <w14:ligatures w14:val="none"/>
+              </w:rPr>
               <w:t>api</w:t>
             </w:r>
+            <w:proofErr w:type="spellEnd"/>
             <w:proofErr w:type="gramEnd"/>
             <w:r>
-              <w:t>/</w:t>
-            </w:r>
-            <w:proofErr w:type="gramStart"/>
-            <w:r>
-              <w:t>categories/{</w:t>
-            </w:r>
-            <w:proofErr w:type="gramEnd"/>
-            <w:r>
-              <w:t>id}</w:t>
-            </w:r>
-          </w:p>
-        </w:tc>
-        <w:tc>
-          <w:tcPr>
-            <w:tcW w:w="2534" w:type="dxa"/>
-          </w:tcPr>
-          <w:p/>
-        </w:tc>
-        <w:tc>
-          <w:tcPr>
-            <w:tcW w:w="2534" w:type="dxa"/>
-          </w:tcPr>
-          <w:p/>
-        </w:tc>
-        <w:tc>
-          <w:tcPr>
-            <w:tcW w:w="2534" w:type="dxa"/>
-          </w:tcPr>
-          <w:p/>
-        </w:tc>
-        <w:tc>
-          <w:tcPr>
-            <w:tcW w:w="2534" w:type="dxa"/>
-          </w:tcPr>
-          <w:p/>
+              <w:rPr>
+                <w:rFonts w:eastAsia="Times New Roman" w:cs="Courier New"/>
+                <w:kern w:val="0"/>
+                <w:sz w:val="22"/>
+                <w:szCs w:val="22"/>
+                <w:lang w:val="en-GB" w:eastAsia="en-GB"/>
+                <w14:ligatures w14:val="none"/>
+              </w:rPr>
+              <w:t>/categories/{id}</w:t>
+            </w:r>
+          </w:p>
+        </w:tc>
+        <w:tc>
+          <w:tcPr>
+            <w:tcW w:w="0" w:type="auto"/>
+            <w:vAlign w:val="center"/>
+            <w:hideMark/>
+          </w:tcPr>
+          <w:p>
+            <w:pPr>
+              <w:spacing w:after="0" w:line="240" w:lineRule="auto"/>
+              <w:rPr>
+                <w:rFonts w:eastAsia="Times New Roman" w:cs="Times New Roman"/>
+                <w:kern w:val="0"/>
+                <w:sz w:val="28"/>
+                <w:szCs w:val="28"/>
+                <w:lang w:val="en-GB" w:eastAsia="en-GB"/>
+                <w14:ligatures w14:val="none"/>
+              </w:rPr>
+            </w:pPr>
+            <w:r>
+              <w:rPr>
+                <w:rFonts w:eastAsia="Times New Roman" w:cs="Times New Roman"/>
+                <w:kern w:val="0"/>
+                <w:sz w:val="28"/>
+                <w:szCs w:val="28"/>
+                <w:lang w:val="en-GB" w:eastAsia="en-GB"/>
+                <w14:ligatures w14:val="none"/>
+              </w:rPr>
+              <w:t xml:space="preserve">Update an existing </w:t>
+            </w:r>
+            <w:r>
+              <w:rPr>
+                <w:rFonts w:eastAsia="Times New Roman" w:cs="Times New Roman"/>
+                <w:kern w:val="0"/>
+                <w:sz w:val="28"/>
+                <w:szCs w:val="28"/>
+                <w:lang w:val="en-GB" w:eastAsia="en-GB"/>
+                <w14:ligatures w14:val="none"/>
+              </w:rPr>
+              <w:lastRenderedPageBreak/>
+              <w:t>event category.</w:t>
+            </w:r>
+          </w:p>
+        </w:tc>
+        <w:tc>
+          <w:tcPr>
+            <w:tcW w:w="0" w:type="auto"/>
+            <w:vAlign w:val="center"/>
+            <w:hideMark/>
+          </w:tcPr>
+          <w:p>
+            <w:pPr>
+              <w:spacing w:after="0" w:line="240" w:lineRule="auto"/>
+              <w:rPr>
+                <w:rFonts w:eastAsia="Times New Roman" w:cs="Times New Roman"/>
+                <w:kern w:val="0"/>
+                <w:sz w:val="28"/>
+                <w:szCs w:val="28"/>
+                <w:lang w:val="en-GB" w:eastAsia="en-GB"/>
+                <w14:ligatures w14:val="none"/>
+              </w:rPr>
+            </w:pPr>
+            <w:r>
+              <w:rPr>
+                <w:rFonts w:eastAsia="Times New Roman" w:cs="Times New Roman"/>
+                <w:kern w:val="0"/>
+                <w:sz w:val="28"/>
+                <w:szCs w:val="28"/>
+                <w:lang w:val="en-GB" w:eastAsia="en-GB"/>
+                <w14:ligatures w14:val="none"/>
+              </w:rPr>
+              <w:lastRenderedPageBreak/>
+              <w:t>Organiser</w:t>
+            </w:r>
+          </w:p>
+        </w:tc>
+        <w:tc>
+          <w:tcPr>
+            <w:tcW w:w="0" w:type="auto"/>
+            <w:vAlign w:val="center"/>
+            <w:hideMark/>
+          </w:tcPr>
+          <w:p>
+            <w:pPr>
+              <w:spacing w:after="0" w:line="240" w:lineRule="auto"/>
+              <w:rPr>
+                <w:rFonts w:eastAsia="Times New Roman" w:cs="Times New Roman"/>
+                <w:kern w:val="0"/>
+                <w:sz w:val="28"/>
+                <w:szCs w:val="28"/>
+                <w:lang w:val="en-GB" w:eastAsia="en-GB"/>
+                <w14:ligatures w14:val="none"/>
+              </w:rPr>
+            </w:pPr>
+            <w:r>
+              <w:rPr>
+                <w:rFonts w:eastAsia="Times New Roman" w:cs="Times New Roman"/>
+                <w:kern w:val="0"/>
+                <w:sz w:val="28"/>
+                <w:szCs w:val="28"/>
+                <w:lang w:val="en-GB" w:eastAsia="en-GB"/>
+                <w14:ligatures w14:val="none"/>
+              </w:rPr>
+              <w:t>Updated category details</w:t>
+            </w:r>
+          </w:p>
+        </w:tc>
+        <w:tc>
+          <w:tcPr>
+            <w:tcW w:w="0" w:type="auto"/>
+            <w:vAlign w:val="center"/>
+            <w:hideMark/>
+          </w:tcPr>
+          <w:p>
+            <w:pPr>
+              <w:spacing w:after="0" w:line="240" w:lineRule="auto"/>
+              <w:rPr>
+                <w:rFonts w:eastAsia="Times New Roman" w:cs="Times New Roman"/>
+                <w:kern w:val="0"/>
+                <w:sz w:val="28"/>
+                <w:szCs w:val="28"/>
+                <w:lang w:val="en-GB" w:eastAsia="en-GB"/>
+                <w14:ligatures w14:val="none"/>
+              </w:rPr>
+            </w:pPr>
+            <w:r>
+              <w:rPr>
+                <w:rFonts w:eastAsia="Times New Roman" w:cs="Courier New"/>
+                <w:kern w:val="0"/>
+                <w:sz w:val="22"/>
+                <w:szCs w:val="22"/>
+                <w:lang w:val="en-GB" w:eastAsia="en-GB"/>
+                <w14:ligatures w14:val="none"/>
+              </w:rPr>
+              <w:t>200 OK</w:t>
+            </w:r>
+            <w:r>
+              <w:rPr>
+                <w:rFonts w:eastAsia="Times New Roman" w:cs="Times New Roman"/>
+                <w:kern w:val="0"/>
+                <w:sz w:val="28"/>
+                <w:szCs w:val="28"/>
+                <w:lang w:val="en-GB" w:eastAsia="en-GB"/>
+                <w14:ligatures w14:val="none"/>
+              </w:rPr>
+              <w:t xml:space="preserve"> with updated category</w:t>
+            </w:r>
+          </w:p>
         </w:tc>
       </w:tr>
       <w:tr>
         <w:trPr>
-          <w:trHeight w:val="394"/>
+          <w:tblCellSpacing w:w="15" w:type="dxa"/>
         </w:trPr>
         <w:tc>
           <w:tcPr>
-            <w:tcW w:w="2534" w:type="dxa"/>
-          </w:tcPr>
-          <w:p>
-            <w:r>
+            <w:tcW w:w="0" w:type="auto"/>
+            <w:vAlign w:val="center"/>
+            <w:hideMark/>
+          </w:tcPr>
+          <w:p>
+            <w:pPr>
+              <w:spacing w:after="0" w:line="240" w:lineRule="auto"/>
+              <w:rPr>
+                <w:rFonts w:eastAsia="Times New Roman" w:cs="Times New Roman"/>
+                <w:kern w:val="0"/>
+                <w:sz w:val="28"/>
+                <w:szCs w:val="28"/>
+                <w:lang w:val="en-GB" w:eastAsia="en-GB"/>
+                <w14:ligatures w14:val="none"/>
+              </w:rPr>
+            </w:pPr>
+            <w:r>
+              <w:rPr>
+                <w:rFonts w:eastAsia="Times New Roman" w:cs="Times New Roman"/>
+                <w:b/>
+                <w:bCs/>
+                <w:kern w:val="0"/>
+                <w:sz w:val="28"/>
+                <w:szCs w:val="28"/>
+                <w:lang w:val="en-GB" w:eastAsia="en-GB"/>
+                <w14:ligatures w14:val="none"/>
+              </w:rPr>
               <w:t>DELETE</w:t>
             </w:r>
           </w:p>
         </w:tc>
         <w:tc>
           <w:tcPr>
-            <w:tcW w:w="2534" w:type="dxa"/>
-          </w:tcPr>
-          <w:p>
-            <w:r>
+            <w:tcW w:w="0" w:type="auto"/>
+            <w:vAlign w:val="center"/>
+            <w:hideMark/>
+          </w:tcPr>
+          <w:p>
+            <w:pPr>
+              <w:spacing w:after="0" w:line="240" w:lineRule="auto"/>
+              <w:rPr>
+                <w:rFonts w:eastAsia="Times New Roman" w:cs="Times New Roman"/>
+                <w:kern w:val="0"/>
+                <w:sz w:val="28"/>
+                <w:szCs w:val="28"/>
+                <w:lang w:val="en-GB" w:eastAsia="en-GB"/>
+                <w14:ligatures w14:val="none"/>
+              </w:rPr>
+            </w:pPr>
+            <w:r>
+              <w:rPr>
+                <w:rFonts w:eastAsia="Times New Roman" w:cs="Courier New"/>
+                <w:kern w:val="0"/>
+                <w:sz w:val="22"/>
+                <w:szCs w:val="22"/>
+                <w:lang w:val="en-GB" w:eastAsia="en-GB"/>
+                <w14:ligatures w14:val="none"/>
+              </w:rPr>
               <w:t>/</w:t>
             </w:r>
+            <w:proofErr w:type="spellStart"/>
             <w:proofErr w:type="gramStart"/>
             <w:r>
+              <w:rPr>
+                <w:rFonts w:eastAsia="Times New Roman" w:cs="Courier New"/>
+                <w:kern w:val="0"/>
+                <w:sz w:val="22"/>
+                <w:szCs w:val="22"/>
+                <w:lang w:val="en-GB" w:eastAsia="en-GB"/>
+                <w14:ligatures w14:val="none"/>
+              </w:rPr>
               <w:t>api</w:t>
             </w:r>
+            <w:proofErr w:type="spellEnd"/>
             <w:proofErr w:type="gramEnd"/>
             <w:r>
-              <w:t>/</w:t>
-            </w:r>
-            <w:proofErr w:type="gramStart"/>
-            <w:r>
-              <w:t>categories/{</w:t>
-            </w:r>
-            <w:proofErr w:type="gramEnd"/>
-            <w:r>
-              <w:t>id}</w:t>
-            </w:r>
-          </w:p>
-        </w:tc>
-        <w:tc>
-          <w:tcPr>
-            <w:tcW w:w="2534" w:type="dxa"/>
-          </w:tcPr>
-          <w:p/>
-        </w:tc>
-        <w:tc>
-          <w:tcPr>
-            <w:tcW w:w="2534" w:type="dxa"/>
-          </w:tcPr>
-          <w:p/>
-        </w:tc>
-        <w:tc>
-          <w:tcPr>
-            <w:tcW w:w="2534" w:type="dxa"/>
-          </w:tcPr>
-          <w:p/>
-        </w:tc>
-        <w:tc>
-          <w:tcPr>
-            <w:tcW w:w="2534" w:type="dxa"/>
-          </w:tcPr>
-          <w:p/>
+              <w:rPr>
+                <w:rFonts w:eastAsia="Times New Roman" w:cs="Courier New"/>
+                <w:kern w:val="0"/>
+                <w:sz w:val="22"/>
+                <w:szCs w:val="22"/>
+                <w:lang w:val="en-GB" w:eastAsia="en-GB"/>
+                <w14:ligatures w14:val="none"/>
+              </w:rPr>
+              <w:t>/categories/{id}</w:t>
+            </w:r>
+          </w:p>
+        </w:tc>
+        <w:tc>
+          <w:tcPr>
+            <w:tcW w:w="0" w:type="auto"/>
+            <w:vAlign w:val="center"/>
+            <w:hideMark/>
+          </w:tcPr>
+          <w:p>
+            <w:pPr>
+              <w:spacing w:after="0" w:line="240" w:lineRule="auto"/>
+              <w:rPr>
+                <w:rFonts w:eastAsia="Times New Roman" w:cs="Times New Roman"/>
+                <w:kern w:val="0"/>
+                <w:sz w:val="28"/>
+                <w:szCs w:val="28"/>
+                <w:lang w:val="en-GB" w:eastAsia="en-GB"/>
+                <w14:ligatures w14:val="none"/>
+              </w:rPr>
+            </w:pPr>
+            <w:r>
+              <w:rPr>
+                <w:rFonts w:eastAsia="Times New Roman" w:cs="Times New Roman"/>
+                <w:kern w:val="0"/>
+                <w:sz w:val="28"/>
+                <w:szCs w:val="28"/>
+                <w:lang w:val="en-GB" w:eastAsia="en-GB"/>
+                <w14:ligatures w14:val="none"/>
+              </w:rPr>
+              <w:t>Delete an existing event category.</w:t>
+            </w:r>
+          </w:p>
+        </w:tc>
+        <w:tc>
+          <w:tcPr>
+            <w:tcW w:w="0" w:type="auto"/>
+            <w:vAlign w:val="center"/>
+            <w:hideMark/>
+          </w:tcPr>
+          <w:p>
+            <w:pPr>
+              <w:spacing w:after="0" w:line="240" w:lineRule="auto"/>
+              <w:rPr>
+                <w:rFonts w:eastAsia="Times New Roman" w:cs="Times New Roman"/>
+                <w:kern w:val="0"/>
+                <w:sz w:val="28"/>
+                <w:szCs w:val="28"/>
+                <w:lang w:val="en-GB" w:eastAsia="en-GB"/>
+                <w14:ligatures w14:val="none"/>
+              </w:rPr>
+            </w:pPr>
+            <w:r>
+              <w:rPr>
+                <w:rFonts w:eastAsia="Times New Roman" w:cs="Times New Roman"/>
+                <w:kern w:val="0"/>
+                <w:sz w:val="28"/>
+                <w:szCs w:val="28"/>
+                <w:lang w:val="en-GB" w:eastAsia="en-GB"/>
+                <w14:ligatures w14:val="none"/>
+              </w:rPr>
+              <w:t>Organiser</w:t>
+            </w:r>
+          </w:p>
+        </w:tc>
+        <w:tc>
+          <w:tcPr>
+            <w:tcW w:w="0" w:type="auto"/>
+            <w:vAlign w:val="center"/>
+            <w:hideMark/>
+          </w:tcPr>
+          <w:p>
+            <w:pPr>
+              <w:spacing w:after="0" w:line="240" w:lineRule="auto"/>
+              <w:rPr>
+                <w:rFonts w:eastAsia="Times New Roman" w:cs="Times New Roman"/>
+                <w:kern w:val="0"/>
+                <w:sz w:val="28"/>
+                <w:szCs w:val="28"/>
+                <w:lang w:val="en-GB" w:eastAsia="en-GB"/>
+                <w14:ligatures w14:val="none"/>
+              </w:rPr>
+            </w:pPr>
+            <w:r>
+              <w:rPr>
+                <w:rFonts w:eastAsia="Times New Roman" w:cs="Times New Roman"/>
+                <w:kern w:val="0"/>
+                <w:sz w:val="28"/>
+                <w:szCs w:val="28"/>
+                <w:lang w:val="en-GB" w:eastAsia="en-GB"/>
+                <w14:ligatures w14:val="none"/>
+              </w:rPr>
+              <w:t>None</w:t>
+            </w:r>
+          </w:p>
+        </w:tc>
+        <w:tc>
+          <w:tcPr>
+            <w:tcW w:w="0" w:type="auto"/>
+            <w:vAlign w:val="center"/>
+            <w:hideMark/>
+          </w:tcPr>
+          <w:p>
+            <w:pPr>
+              <w:spacing w:after="0" w:line="240" w:lineRule="auto"/>
+              <w:rPr>
+                <w:rFonts w:eastAsia="Times New Roman" w:cs="Times New Roman"/>
+                <w:kern w:val="0"/>
+                <w:sz w:val="28"/>
+                <w:szCs w:val="28"/>
+                <w:lang w:val="en-GB" w:eastAsia="en-GB"/>
+                <w14:ligatures w14:val="none"/>
+              </w:rPr>
+            </w:pPr>
+            <w:r>
+              <w:rPr>
+                <w:rFonts w:eastAsia="Times New Roman" w:cs="Courier New"/>
+                <w:kern w:val="0"/>
+                <w:sz w:val="22"/>
+                <w:szCs w:val="22"/>
+                <w:lang w:val="en-GB" w:eastAsia="en-GB"/>
+                <w14:ligatures w14:val="none"/>
+              </w:rPr>
+              <w:t>204 No Content</w:t>
+            </w:r>
+          </w:p>
         </w:tc>
       </w:tr>
       <w:tr>
         <w:trPr>
-          <w:trHeight w:val="394"/>
+          <w:tblCellSpacing w:w="15" w:type="dxa"/>
         </w:trPr>
         <w:tc>
           <w:tcPr>
-            <w:tcW w:w="2534" w:type="dxa"/>
-          </w:tcPr>
-          <w:p>
-            <w:r>
-              <w:t xml:space="preserve">GET </w:t>
-            </w:r>
-          </w:p>
-        </w:tc>
-        <w:tc>
-          <w:tcPr>
-            <w:tcW w:w="2534" w:type="dxa"/>
-          </w:tcPr>
-          <w:p>
-            <w:r>
+            <w:tcW w:w="0" w:type="auto"/>
+            <w:vAlign w:val="center"/>
+            <w:hideMark/>
+          </w:tcPr>
+          <w:p>
+            <w:pPr>
+              <w:spacing w:after="0" w:line="240" w:lineRule="auto"/>
+              <w:rPr>
+                <w:rFonts w:eastAsia="Times New Roman" w:cs="Times New Roman"/>
+                <w:kern w:val="0"/>
+                <w:sz w:val="28"/>
+                <w:szCs w:val="28"/>
+                <w:lang w:val="en-GB" w:eastAsia="en-GB"/>
+                <w14:ligatures w14:val="none"/>
+              </w:rPr>
+            </w:pPr>
+            <w:r>
+              <w:rPr>
+                <w:rFonts w:eastAsia="Times New Roman" w:cs="Times New Roman"/>
+                <w:b/>
+                <w:bCs/>
+                <w:kern w:val="0"/>
+                <w:sz w:val="28"/>
+                <w:szCs w:val="28"/>
+                <w:lang w:val="en-GB" w:eastAsia="en-GB"/>
+                <w14:ligatures w14:val="none"/>
+              </w:rPr>
+              <w:t>POST</w:t>
+            </w:r>
+          </w:p>
+        </w:tc>
+        <w:tc>
+          <w:tcPr>
+            <w:tcW w:w="0" w:type="auto"/>
+            <w:vAlign w:val="center"/>
+            <w:hideMark/>
+          </w:tcPr>
+          <w:p>
+            <w:pPr>
+              <w:spacing w:after="0" w:line="240" w:lineRule="auto"/>
+              <w:rPr>
+                <w:rFonts w:eastAsia="Times New Roman" w:cs="Times New Roman"/>
+                <w:kern w:val="0"/>
+                <w:sz w:val="28"/>
+                <w:szCs w:val="28"/>
+                <w:lang w:val="en-GB" w:eastAsia="en-GB"/>
+                <w14:ligatures w14:val="none"/>
+              </w:rPr>
+            </w:pPr>
+            <w:r>
+              <w:rPr>
+                <w:rFonts w:eastAsia="Times New Roman" w:cs="Courier New"/>
+                <w:kern w:val="0"/>
+                <w:sz w:val="22"/>
+                <w:szCs w:val="22"/>
+                <w:lang w:val="en-GB" w:eastAsia="en-GB"/>
+                <w14:ligatures w14:val="none"/>
+              </w:rPr>
               <w:t>/</w:t>
             </w:r>
+            <w:proofErr w:type="spellStart"/>
             <w:proofErr w:type="gramStart"/>
             <w:r>
+              <w:rPr>
+                <w:rFonts w:eastAsia="Times New Roman" w:cs="Courier New"/>
+                <w:kern w:val="0"/>
+                <w:sz w:val="22"/>
+                <w:szCs w:val="22"/>
+                <w:lang w:val="en-GB" w:eastAsia="en-GB"/>
+                <w14:ligatures w14:val="none"/>
+              </w:rPr>
               <w:t>api</w:t>
             </w:r>
+            <w:proofErr w:type="spellEnd"/>
             <w:proofErr w:type="gramEnd"/>
             <w:r>
-              <w:t>/</w:t>
-            </w:r>
-            <w:proofErr w:type="gramStart"/>
-            <w:r>
-              <w:t>events/{eventId}/</w:t>
-            </w:r>
-            <w:proofErr w:type="gramEnd"/>
-            <w:r>
+              <w:rPr>
+                <w:rFonts w:eastAsia="Times New Roman" w:cs="Courier New"/>
+                <w:kern w:val="0"/>
+                <w:sz w:val="22"/>
+                <w:szCs w:val="22"/>
+                <w:lang w:val="en-GB" w:eastAsia="en-GB"/>
+                <w14:ligatures w14:val="none"/>
+              </w:rPr>
+              <w:t>/events/{</w:t>
+            </w:r>
+            <w:proofErr w:type="spellStart"/>
+            <w:r>
+              <w:rPr>
+                <w:rFonts w:eastAsia="Times New Roman" w:cs="Courier New"/>
+                <w:kern w:val="0"/>
+                <w:sz w:val="22"/>
+                <w:szCs w:val="22"/>
+                <w:lang w:val="en-GB" w:eastAsia="en-GB"/>
+                <w14:ligatures w14:val="none"/>
+              </w:rPr>
+              <w:t>eventId</w:t>
+            </w:r>
+            <w:proofErr w:type="spellEnd"/>
+            <w:r>
+              <w:rPr>
+                <w:rFonts w:eastAsia="Times New Roman" w:cs="Courier New"/>
+                <w:kern w:val="0"/>
+                <w:sz w:val="22"/>
+                <w:szCs w:val="22"/>
+                <w:lang w:val="en-GB" w:eastAsia="en-GB"/>
+                <w14:ligatures w14:val="none"/>
+              </w:rPr>
+              <w:t>}/</w:t>
+            </w:r>
+            <w:proofErr w:type="spellStart"/>
+            <w:r>
+              <w:rPr>
+                <w:rFonts w:eastAsia="Times New Roman" w:cs="Courier New"/>
+                <w:kern w:val="0"/>
+                <w:sz w:val="22"/>
+                <w:szCs w:val="22"/>
+                <w:lang w:val="en-GB" w:eastAsia="en-GB"/>
+                <w14:ligatures w14:val="none"/>
+              </w:rPr>
               <w:t>enrollments</w:t>
             </w:r>
-          </w:p>
-        </w:tc>
-        <w:tc>
-          <w:tcPr>
-            <w:tcW w:w="2534" w:type="dxa"/>
-          </w:tcPr>
-          <w:p/>
-        </w:tc>
-        <w:tc>
-          <w:tcPr>
-            <w:tcW w:w="2534" w:type="dxa"/>
-          </w:tcPr>
-          <w:p/>
-        </w:tc>
-        <w:tc>
-          <w:tcPr>
-            <w:tcW w:w="2534" w:type="dxa"/>
-          </w:tcPr>
-          <w:p/>
-        </w:tc>
-        <w:tc>
-          <w:tcPr>
-            <w:tcW w:w="2534" w:type="dxa"/>
-          </w:tcPr>
-          <w:p/>
+            <w:proofErr w:type="spellEnd"/>
+          </w:p>
+        </w:tc>
+        <w:tc>
+          <w:tcPr>
+            <w:tcW w:w="0" w:type="auto"/>
+            <w:vAlign w:val="center"/>
+            <w:hideMark/>
+          </w:tcPr>
+          <w:p>
+            <w:pPr>
+              <w:spacing w:after="0" w:line="240" w:lineRule="auto"/>
+              <w:rPr>
+                <w:rFonts w:eastAsia="Times New Roman" w:cs="Times New Roman"/>
+                <w:kern w:val="0"/>
+                <w:sz w:val="28"/>
+                <w:szCs w:val="28"/>
+                <w:lang w:val="en-GB" w:eastAsia="en-GB"/>
+                <w14:ligatures w14:val="none"/>
+              </w:rPr>
+            </w:pPr>
+            <w:proofErr w:type="spellStart"/>
+            <w:r>
+              <w:rPr>
+                <w:rFonts w:eastAsia="Times New Roman" w:cs="Times New Roman"/>
+                <w:kern w:val="0"/>
+                <w:sz w:val="28"/>
+                <w:szCs w:val="28"/>
+                <w:lang w:val="en-GB" w:eastAsia="en-GB"/>
+                <w14:ligatures w14:val="none"/>
+              </w:rPr>
+              <w:t>Enroll</w:t>
+            </w:r>
+            <w:proofErr w:type="spellEnd"/>
+            <w:r>
+              <w:rPr>
+                <w:rFonts w:eastAsia="Times New Roman" w:cs="Times New Roman"/>
+                <w:kern w:val="0"/>
+                <w:sz w:val="28"/>
+                <w:szCs w:val="28"/>
+                <w:lang w:val="en-GB" w:eastAsia="en-GB"/>
+                <w14:ligatures w14:val="none"/>
+              </w:rPr>
+              <w:t xml:space="preserve"> the logged-in participant in an event.</w:t>
+            </w:r>
+          </w:p>
+        </w:tc>
+        <w:tc>
+          <w:tcPr>
+            <w:tcW w:w="0" w:type="auto"/>
+            <w:vAlign w:val="center"/>
+            <w:hideMark/>
+          </w:tcPr>
+          <w:p>
+            <w:pPr>
+              <w:spacing w:after="0" w:line="240" w:lineRule="auto"/>
+              <w:rPr>
+                <w:rFonts w:eastAsia="Times New Roman" w:cs="Times New Roman"/>
+                <w:kern w:val="0"/>
+                <w:sz w:val="28"/>
+                <w:szCs w:val="28"/>
+                <w:lang w:val="en-GB" w:eastAsia="en-GB"/>
+                <w14:ligatures w14:val="none"/>
+              </w:rPr>
+            </w:pPr>
+            <w:r>
+              <w:rPr>
+                <w:rFonts w:eastAsia="Times New Roman" w:cs="Times New Roman"/>
+                <w:kern w:val="0"/>
+                <w:sz w:val="28"/>
+                <w:szCs w:val="28"/>
+                <w:lang w:val="en-GB" w:eastAsia="en-GB"/>
+                <w14:ligatures w14:val="none"/>
+              </w:rPr>
+              <w:t>Participant</w:t>
+            </w:r>
+          </w:p>
+        </w:tc>
+        <w:tc>
+          <w:tcPr>
+            <w:tcW w:w="0" w:type="auto"/>
+            <w:vAlign w:val="center"/>
+            <w:hideMark/>
+          </w:tcPr>
+          <w:p>
+            <w:pPr>
+              <w:spacing w:after="0" w:line="240" w:lineRule="auto"/>
+              <w:rPr>
+                <w:rFonts w:eastAsia="Times New Roman" w:cs="Times New Roman"/>
+                <w:kern w:val="0"/>
+                <w:sz w:val="28"/>
+                <w:szCs w:val="28"/>
+                <w:lang w:val="en-GB" w:eastAsia="en-GB"/>
+                <w14:ligatures w14:val="none"/>
+              </w:rPr>
+            </w:pPr>
+            <w:proofErr w:type="spellStart"/>
+            <w:r>
+              <w:rPr>
+                <w:rFonts w:eastAsia="Times New Roman" w:cs="Times New Roman"/>
+                <w:kern w:val="0"/>
+                <w:sz w:val="28"/>
+                <w:szCs w:val="28"/>
+                <w:lang w:val="en-GB" w:eastAsia="en-GB"/>
+                <w14:ligatures w14:val="none"/>
+              </w:rPr>
+              <w:t>Enrollment</w:t>
+            </w:r>
+            <w:proofErr w:type="spellEnd"/>
+            <w:r>
+              <w:rPr>
+                <w:rFonts w:eastAsia="Times New Roman" w:cs="Times New Roman"/>
+                <w:kern w:val="0"/>
+                <w:sz w:val="28"/>
+                <w:szCs w:val="28"/>
+                <w:lang w:val="en-GB" w:eastAsia="en-GB"/>
+                <w14:ligatures w14:val="none"/>
+              </w:rPr>
+              <w:t xml:space="preserve"> information</w:t>
+            </w:r>
+          </w:p>
+        </w:tc>
+        <w:tc>
+          <w:tcPr>
+            <w:tcW w:w="0" w:type="auto"/>
+            <w:vAlign w:val="center"/>
+            <w:hideMark/>
+          </w:tcPr>
+          <w:p>
+            <w:pPr>
+              <w:spacing w:after="0" w:line="240" w:lineRule="auto"/>
+              <w:rPr>
+                <w:rFonts w:eastAsia="Times New Roman" w:cs="Times New Roman"/>
+                <w:kern w:val="0"/>
+                <w:sz w:val="28"/>
+                <w:szCs w:val="28"/>
+                <w:lang w:val="en-GB" w:eastAsia="en-GB"/>
+                <w14:ligatures w14:val="none"/>
+              </w:rPr>
+            </w:pPr>
+            <w:r>
+              <w:rPr>
+                <w:rFonts w:eastAsia="Times New Roman" w:cs="Courier New"/>
+                <w:kern w:val="0"/>
+                <w:sz w:val="22"/>
+                <w:szCs w:val="22"/>
+                <w:lang w:val="en-GB" w:eastAsia="en-GB"/>
+                <w14:ligatures w14:val="none"/>
+              </w:rPr>
+              <w:t>201 Created</w:t>
+            </w:r>
+            <w:r>
+              <w:rPr>
+                <w:rFonts w:eastAsia="Times New Roman" w:cs="Times New Roman"/>
+                <w:kern w:val="0"/>
+                <w:sz w:val="28"/>
+                <w:szCs w:val="28"/>
+                <w:lang w:val="en-GB" w:eastAsia="en-GB"/>
+                <w14:ligatures w14:val="none"/>
+              </w:rPr>
+              <w:t xml:space="preserve"> with </w:t>
+            </w:r>
+            <w:proofErr w:type="spellStart"/>
+            <w:r>
+              <w:rPr>
+                <w:rFonts w:eastAsia="Times New Roman" w:cs="Times New Roman"/>
+                <w:kern w:val="0"/>
+                <w:sz w:val="28"/>
+                <w:szCs w:val="28"/>
+                <w:lang w:val="en-GB" w:eastAsia="en-GB"/>
+                <w14:ligatures w14:val="none"/>
+              </w:rPr>
+              <w:t>enrollment</w:t>
+            </w:r>
+            <w:proofErr w:type="spellEnd"/>
+            <w:r>
+              <w:rPr>
+                <w:rFonts w:eastAsia="Times New Roman" w:cs="Times New Roman"/>
+                <w:kern w:val="0"/>
+                <w:sz w:val="28"/>
+                <w:szCs w:val="28"/>
+                <w:lang w:val="en-GB" w:eastAsia="en-GB"/>
+                <w14:ligatures w14:val="none"/>
+              </w:rPr>
+              <w:t xml:space="preserve"> details</w:t>
+            </w:r>
+          </w:p>
         </w:tc>
       </w:tr>
       <w:tr>
         <w:trPr>
-          <w:trHeight w:val="394"/>
+          <w:tblCellSpacing w:w="15" w:type="dxa"/>
         </w:trPr>
         <w:tc>
           <w:tcPr>
-            <w:tcW w:w="2534" w:type="dxa"/>
-          </w:tcPr>
-          <w:p>
-            <w:r>
-              <w:t>POST</w:t>
-            </w:r>
-          </w:p>
-        </w:tc>
-        <w:tc>
-          <w:tcPr>
-            <w:tcW w:w="2534" w:type="dxa"/>
-          </w:tcPr>
-          <w:p>
-            <w:r>
+            <w:tcW w:w="0" w:type="auto"/>
+            <w:vAlign w:val="center"/>
+            <w:hideMark/>
+          </w:tcPr>
+          <w:p>
+            <w:pPr>
+              <w:spacing w:after="0" w:line="240" w:lineRule="auto"/>
+              <w:rPr>
+                <w:rFonts w:eastAsia="Times New Roman" w:cs="Times New Roman"/>
+                <w:kern w:val="0"/>
+                <w:sz w:val="28"/>
+                <w:szCs w:val="28"/>
+                <w:lang w:val="en-GB" w:eastAsia="en-GB"/>
+                <w14:ligatures w14:val="none"/>
+              </w:rPr>
+            </w:pPr>
+            <w:r>
+              <w:rPr>
+                <w:rFonts w:eastAsia="Times New Roman" w:cs="Times New Roman"/>
+                <w:b/>
+                <w:bCs/>
+                <w:kern w:val="0"/>
+                <w:sz w:val="28"/>
+                <w:szCs w:val="28"/>
+                <w:lang w:val="en-GB" w:eastAsia="en-GB"/>
+                <w14:ligatures w14:val="none"/>
+              </w:rPr>
+              <w:t>GET</w:t>
+            </w:r>
+          </w:p>
+        </w:tc>
+        <w:tc>
+          <w:tcPr>
+            <w:tcW w:w="0" w:type="auto"/>
+            <w:vAlign w:val="center"/>
+            <w:hideMark/>
+          </w:tcPr>
+          <w:p>
+            <w:pPr>
+              <w:spacing w:after="0" w:line="240" w:lineRule="auto"/>
+              <w:rPr>
+                <w:rFonts w:eastAsia="Times New Roman" w:cs="Times New Roman"/>
+                <w:kern w:val="0"/>
+                <w:sz w:val="28"/>
+                <w:szCs w:val="28"/>
+                <w:lang w:val="en-GB" w:eastAsia="en-GB"/>
+                <w14:ligatures w14:val="none"/>
+              </w:rPr>
+            </w:pPr>
+            <w:r>
+              <w:rPr>
+                <w:rFonts w:eastAsia="Times New Roman" w:cs="Courier New"/>
+                <w:kern w:val="0"/>
+                <w:sz w:val="22"/>
+                <w:szCs w:val="22"/>
+                <w:lang w:val="en-GB" w:eastAsia="en-GB"/>
+                <w14:ligatures w14:val="none"/>
+              </w:rPr>
               <w:t>/</w:t>
             </w:r>
+            <w:proofErr w:type="spellStart"/>
             <w:proofErr w:type="gramStart"/>
             <w:r>
+              <w:rPr>
+                <w:rFonts w:eastAsia="Times New Roman" w:cs="Courier New"/>
+                <w:kern w:val="0"/>
+                <w:sz w:val="22"/>
+                <w:szCs w:val="22"/>
+                <w:lang w:val="en-GB" w:eastAsia="en-GB"/>
+                <w14:ligatures w14:val="none"/>
+              </w:rPr>
               <w:t>api</w:t>
             </w:r>
+            <w:proofErr w:type="spellEnd"/>
             <w:proofErr w:type="gramEnd"/>
             <w:r>
-              <w:t>/</w:t>
-            </w:r>
-            <w:proofErr w:type="gramStart"/>
-            <w:r>
-              <w:t>events/{eventId}/</w:t>
-            </w:r>
-            <w:proofErr w:type="gramEnd"/>
-            <w:r>
-              <w:t>results</w:t>
-            </w:r>
-          </w:p>
-        </w:tc>
-        <w:tc>
-          <w:tcPr>
-            <w:tcW w:w="2534" w:type="dxa"/>
-          </w:tcPr>
-          <w:p/>
-        </w:tc>
-        <w:tc>
-          <w:tcPr>
-            <w:tcW w:w="2534" w:type="dxa"/>
-          </w:tcPr>
-          <w:p/>
-        </w:tc>
-        <w:tc>
-          <w:tcPr>
-            <w:tcW w:w="2534" w:type="dxa"/>
-          </w:tcPr>
-          <w:p/>
-        </w:tc>
-        <w:tc>
-          <w:tcPr>
-            <w:tcW w:w="2534" w:type="dxa"/>
-          </w:tcPr>
-          <w:p/>
+              <w:rPr>
+                <w:rFonts w:eastAsia="Times New Roman" w:cs="Courier New"/>
+                <w:kern w:val="0"/>
+                <w:sz w:val="22"/>
+                <w:szCs w:val="22"/>
+                <w:lang w:val="en-GB" w:eastAsia="en-GB"/>
+                <w14:ligatures w14:val="none"/>
+              </w:rPr>
+              <w:t>/events/{</w:t>
+            </w:r>
+            <w:proofErr w:type="spellStart"/>
+            <w:r>
+              <w:rPr>
+                <w:rFonts w:eastAsia="Times New Roman" w:cs="Courier New"/>
+                <w:kern w:val="0"/>
+                <w:sz w:val="22"/>
+                <w:szCs w:val="22"/>
+                <w:lang w:val="en-GB" w:eastAsia="en-GB"/>
+                <w14:ligatures w14:val="none"/>
+              </w:rPr>
+              <w:t>eventId</w:t>
+            </w:r>
+            <w:proofErr w:type="spellEnd"/>
+            <w:r>
+              <w:rPr>
+                <w:rFonts w:eastAsia="Times New Roman" w:cs="Courier New"/>
+                <w:kern w:val="0"/>
+                <w:sz w:val="22"/>
+                <w:szCs w:val="22"/>
+                <w:lang w:val="en-GB" w:eastAsia="en-GB"/>
+                <w14:ligatures w14:val="none"/>
+              </w:rPr>
+              <w:t>}/</w:t>
+            </w:r>
+            <w:proofErr w:type="spellStart"/>
+            <w:r>
+              <w:rPr>
+                <w:rFonts w:eastAsia="Times New Roman" w:cs="Courier New"/>
+                <w:kern w:val="0"/>
+                <w:sz w:val="22"/>
+                <w:szCs w:val="22"/>
+                <w:lang w:val="en-GB" w:eastAsia="en-GB"/>
+                <w14:ligatures w14:val="none"/>
+              </w:rPr>
+              <w:t>enrollments</w:t>
+            </w:r>
+            <w:proofErr w:type="spellEnd"/>
+          </w:p>
+        </w:tc>
+        <w:tc>
+          <w:tcPr>
+            <w:tcW w:w="0" w:type="auto"/>
+            <w:vAlign w:val="center"/>
+            <w:hideMark/>
+          </w:tcPr>
+          <w:p>
+            <w:pPr>
+              <w:spacing w:after="0" w:line="240" w:lineRule="auto"/>
+              <w:rPr>
+                <w:rFonts w:eastAsia="Times New Roman" w:cs="Times New Roman"/>
+                <w:kern w:val="0"/>
+                <w:sz w:val="28"/>
+                <w:szCs w:val="28"/>
+                <w:lang w:val="en-GB" w:eastAsia="en-GB"/>
+                <w14:ligatures w14:val="none"/>
+              </w:rPr>
+            </w:pPr>
+            <w:r>
+              <w:rPr>
+                <w:rFonts w:eastAsia="Times New Roman" w:cs="Times New Roman"/>
+                <w:kern w:val="0"/>
+                <w:sz w:val="28"/>
+                <w:szCs w:val="28"/>
+                <w:lang w:val="en-GB" w:eastAsia="en-GB"/>
+                <w14:ligatures w14:val="none"/>
+              </w:rPr>
+              <w:t>Retrieve the participants enrolled in an event.</w:t>
+            </w:r>
+          </w:p>
+        </w:tc>
+        <w:tc>
+          <w:tcPr>
+            <w:tcW w:w="0" w:type="auto"/>
+            <w:vAlign w:val="center"/>
+            <w:hideMark/>
+          </w:tcPr>
+          <w:p>
+            <w:pPr>
+              <w:spacing w:after="0" w:line="240" w:lineRule="auto"/>
+              <w:rPr>
+                <w:rFonts w:eastAsia="Times New Roman" w:cs="Times New Roman"/>
+                <w:kern w:val="0"/>
+                <w:sz w:val="28"/>
+                <w:szCs w:val="28"/>
+                <w:lang w:val="en-GB" w:eastAsia="en-GB"/>
+                <w14:ligatures w14:val="none"/>
+              </w:rPr>
+            </w:pPr>
+            <w:r>
+              <w:rPr>
+                <w:rFonts w:eastAsia="Times New Roman" w:cs="Times New Roman"/>
+                <w:kern w:val="0"/>
+                <w:sz w:val="28"/>
+                <w:szCs w:val="28"/>
+                <w:lang w:val="en-GB" w:eastAsia="en-GB"/>
+                <w14:ligatures w14:val="none"/>
+              </w:rPr>
+              <w:t>Organiser</w:t>
+            </w:r>
+          </w:p>
+        </w:tc>
+        <w:tc>
+          <w:tcPr>
+            <w:tcW w:w="0" w:type="auto"/>
+            <w:vAlign w:val="center"/>
+            <w:hideMark/>
+          </w:tcPr>
+          <w:p>
+            <w:pPr>
+              <w:spacing w:after="0" w:line="240" w:lineRule="auto"/>
+              <w:rPr>
+                <w:rFonts w:eastAsia="Times New Roman" w:cs="Times New Roman"/>
+                <w:kern w:val="0"/>
+                <w:sz w:val="28"/>
+                <w:szCs w:val="28"/>
+                <w:lang w:val="en-GB" w:eastAsia="en-GB"/>
+                <w14:ligatures w14:val="none"/>
+              </w:rPr>
+            </w:pPr>
+            <w:r>
+              <w:rPr>
+                <w:rFonts w:eastAsia="Times New Roman" w:cs="Times New Roman"/>
+                <w:kern w:val="0"/>
+                <w:sz w:val="28"/>
+                <w:szCs w:val="28"/>
+                <w:lang w:val="en-GB" w:eastAsia="en-GB"/>
+                <w14:ligatures w14:val="none"/>
+              </w:rPr>
+              <w:t>None</w:t>
+            </w:r>
+          </w:p>
+        </w:tc>
+        <w:tc>
+          <w:tcPr>
+            <w:tcW w:w="0" w:type="auto"/>
+            <w:vAlign w:val="center"/>
+            <w:hideMark/>
+          </w:tcPr>
+          <w:p>
+            <w:pPr>
+              <w:spacing w:after="0" w:line="240" w:lineRule="auto"/>
+              <w:rPr>
+                <w:rFonts w:eastAsia="Times New Roman" w:cs="Times New Roman"/>
+                <w:kern w:val="0"/>
+                <w:sz w:val="28"/>
+                <w:szCs w:val="28"/>
+                <w:lang w:val="en-GB" w:eastAsia="en-GB"/>
+                <w14:ligatures w14:val="none"/>
+              </w:rPr>
+            </w:pPr>
+            <w:r>
+              <w:rPr>
+                <w:rFonts w:eastAsia="Times New Roman" w:cs="Courier New"/>
+                <w:kern w:val="0"/>
+                <w:sz w:val="22"/>
+                <w:szCs w:val="22"/>
+                <w:lang w:val="en-GB" w:eastAsia="en-GB"/>
+                <w14:ligatures w14:val="none"/>
+              </w:rPr>
+              <w:t>200 OK</w:t>
+            </w:r>
+            <w:r>
+              <w:rPr>
+                <w:rFonts w:eastAsia="Times New Roman" w:cs="Times New Roman"/>
+                <w:kern w:val="0"/>
+                <w:sz w:val="28"/>
+                <w:szCs w:val="28"/>
+                <w:lang w:val="en-GB" w:eastAsia="en-GB"/>
+                <w14:ligatures w14:val="none"/>
+              </w:rPr>
+              <w:t xml:space="preserve"> with </w:t>
+            </w:r>
+            <w:proofErr w:type="spellStart"/>
+            <w:r>
+              <w:rPr>
+                <w:rFonts w:eastAsia="Times New Roman" w:cs="Times New Roman"/>
+                <w:kern w:val="0"/>
+                <w:sz w:val="28"/>
+                <w:szCs w:val="28"/>
+                <w:lang w:val="en-GB" w:eastAsia="en-GB"/>
+                <w14:ligatures w14:val="none"/>
+              </w:rPr>
+              <w:t>enrollment</w:t>
+            </w:r>
+            <w:proofErr w:type="spellEnd"/>
+            <w:r>
+              <w:rPr>
+                <w:rFonts w:eastAsia="Times New Roman" w:cs="Times New Roman"/>
+                <w:kern w:val="0"/>
+                <w:sz w:val="28"/>
+                <w:szCs w:val="28"/>
+                <w:lang w:val="en-GB" w:eastAsia="en-GB"/>
+                <w14:ligatures w14:val="none"/>
+              </w:rPr>
+              <w:t xml:space="preserve"> list</w:t>
+            </w:r>
+          </w:p>
         </w:tc>
       </w:tr>
       <w:tr>
         <w:trPr>
-          <w:trHeight w:val="394"/>
+          <w:tblCellSpacing w:w="15" w:type="dxa"/>
         </w:trPr>
         <w:tc>
           <w:tcPr>
-            <w:tcW w:w="2534" w:type="dxa"/>
-          </w:tcPr>
-          <w:p>
-            <w:r>
-              <w:t>PUT</w:t>
-            </w:r>
-          </w:p>
-        </w:tc>
-        <w:tc>
-          <w:tcPr>
-            <w:tcW w:w="2534" w:type="dxa"/>
-          </w:tcPr>
-          <w:p>
-            <w:r>
+            <w:tcW w:w="0" w:type="auto"/>
+            <w:vAlign w:val="center"/>
+            <w:hideMark/>
+          </w:tcPr>
+          <w:p>
+            <w:pPr>
+              <w:spacing w:after="0" w:line="240" w:lineRule="auto"/>
+              <w:rPr>
+                <w:rFonts w:eastAsia="Times New Roman" w:cs="Times New Roman"/>
+                <w:kern w:val="0"/>
+                <w:sz w:val="28"/>
+                <w:szCs w:val="28"/>
+                <w:lang w:val="en-GB" w:eastAsia="en-GB"/>
+                <w14:ligatures w14:val="none"/>
+              </w:rPr>
+            </w:pPr>
+            <w:r>
+              <w:rPr>
+                <w:rFonts w:eastAsia="Times New Roman" w:cs="Times New Roman"/>
+                <w:b/>
+                <w:bCs/>
+                <w:kern w:val="0"/>
+                <w:sz w:val="28"/>
+                <w:szCs w:val="28"/>
+                <w:lang w:val="en-GB" w:eastAsia="en-GB"/>
+                <w14:ligatures w14:val="none"/>
+              </w:rPr>
+              <w:t>DELETE</w:t>
+            </w:r>
+          </w:p>
+        </w:tc>
+        <w:tc>
+          <w:tcPr>
+            <w:tcW w:w="0" w:type="auto"/>
+            <w:vAlign w:val="center"/>
+            <w:hideMark/>
+          </w:tcPr>
+          <w:p>
+            <w:pPr>
+              <w:spacing w:after="0" w:line="240" w:lineRule="auto"/>
+              <w:rPr>
+                <w:rFonts w:eastAsia="Times New Roman" w:cs="Times New Roman"/>
+                <w:kern w:val="0"/>
+                <w:sz w:val="28"/>
+                <w:szCs w:val="28"/>
+                <w:lang w:val="en-GB" w:eastAsia="en-GB"/>
+                <w14:ligatures w14:val="none"/>
+              </w:rPr>
+            </w:pPr>
+            <w:r>
+              <w:rPr>
+                <w:rFonts w:eastAsia="Times New Roman" w:cs="Courier New"/>
+                <w:kern w:val="0"/>
+                <w:sz w:val="22"/>
+                <w:szCs w:val="22"/>
+                <w:lang w:val="en-GB" w:eastAsia="en-GB"/>
+                <w14:ligatures w14:val="none"/>
+              </w:rPr>
               <w:t>/</w:t>
             </w:r>
+            <w:proofErr w:type="spellStart"/>
             <w:proofErr w:type="gramStart"/>
             <w:r>
+              <w:rPr>
+                <w:rFonts w:eastAsia="Times New Roman" w:cs="Courier New"/>
+                <w:kern w:val="0"/>
+                <w:sz w:val="22"/>
+                <w:szCs w:val="22"/>
+                <w:lang w:val="en-GB" w:eastAsia="en-GB"/>
+                <w14:ligatures w14:val="none"/>
+              </w:rPr>
               <w:t>api</w:t>
             </w:r>
+            <w:proofErr w:type="spellEnd"/>
             <w:proofErr w:type="gramEnd"/>
             <w:r>
-              <w:t>/</w:t>
-            </w:r>
-            <w:proofErr w:type="gramStart"/>
-            <w:r>
-              <w:t>results/{</w:t>
-            </w:r>
-            <w:proofErr w:type="gramEnd"/>
-            <w:r>
-              <w:t>id}</w:t>
-            </w:r>
-          </w:p>
-        </w:tc>
-        <w:tc>
-          <w:tcPr>
-            <w:tcW w:w="2534" w:type="dxa"/>
-          </w:tcPr>
-          <w:p/>
-        </w:tc>
-        <w:tc>
-          <w:tcPr>
-            <w:tcW w:w="2534" w:type="dxa"/>
-          </w:tcPr>
-          <w:p/>
-        </w:tc>
-        <w:tc>
-          <w:tcPr>
-            <w:tcW w:w="2534" w:type="dxa"/>
-          </w:tcPr>
-          <w:p/>
-        </w:tc>
-        <w:tc>
-          <w:tcPr>
-            <w:tcW w:w="2534" w:type="dxa"/>
-          </w:tcPr>
-          <w:p/>
+              <w:rPr>
+                <w:rFonts w:eastAsia="Times New Roman" w:cs="Courier New"/>
+                <w:kern w:val="0"/>
+                <w:sz w:val="22"/>
+                <w:szCs w:val="22"/>
+                <w:lang w:val="en-GB" w:eastAsia="en-GB"/>
+                <w14:ligatures w14:val="none"/>
+              </w:rPr>
+              <w:t>/events/{</w:t>
+            </w:r>
+            <w:proofErr w:type="spellStart"/>
+            <w:r>
+              <w:rPr>
+                <w:rFonts w:eastAsia="Times New Roman" w:cs="Courier New"/>
+                <w:kern w:val="0"/>
+                <w:sz w:val="22"/>
+                <w:szCs w:val="22"/>
+                <w:lang w:val="en-GB" w:eastAsia="en-GB"/>
+                <w14:ligatures w14:val="none"/>
+              </w:rPr>
+              <w:t>eventId</w:t>
+            </w:r>
+            <w:proofErr w:type="spellEnd"/>
+            <w:r>
+              <w:rPr>
+                <w:rFonts w:eastAsia="Times New Roman" w:cs="Courier New"/>
+                <w:kern w:val="0"/>
+                <w:sz w:val="22"/>
+                <w:szCs w:val="22"/>
+                <w:lang w:val="en-GB" w:eastAsia="en-GB"/>
+                <w14:ligatures w14:val="none"/>
+              </w:rPr>
+              <w:t>}/</w:t>
+            </w:r>
+            <w:proofErr w:type="spellStart"/>
+            <w:r>
+              <w:rPr>
+                <w:rFonts w:eastAsia="Times New Roman" w:cs="Courier New"/>
+                <w:kern w:val="0"/>
+                <w:sz w:val="22"/>
+                <w:szCs w:val="22"/>
+                <w:lang w:val="en-GB" w:eastAsia="en-GB"/>
+                <w14:ligatures w14:val="none"/>
+              </w:rPr>
+              <w:t>enrollments</w:t>
+            </w:r>
+            <w:proofErr w:type="spellEnd"/>
+            <w:r>
+              <w:rPr>
+                <w:rFonts w:eastAsia="Times New Roman" w:cs="Courier New"/>
+                <w:kern w:val="0"/>
+                <w:sz w:val="22"/>
+                <w:szCs w:val="22"/>
+                <w:lang w:val="en-GB" w:eastAsia="en-GB"/>
+                <w14:ligatures w14:val="none"/>
+              </w:rPr>
+              <w:t>/{</w:t>
+            </w:r>
+            <w:proofErr w:type="spellStart"/>
+            <w:r>
+              <w:rPr>
+                <w:rFonts w:eastAsia="Times New Roman" w:cs="Courier New"/>
+                <w:kern w:val="0"/>
+                <w:sz w:val="22"/>
+                <w:szCs w:val="22"/>
+                <w:lang w:val="en-GB" w:eastAsia="en-GB"/>
+                <w14:ligatures w14:val="none"/>
+              </w:rPr>
+              <w:t>participantId</w:t>
+            </w:r>
+            <w:proofErr w:type="spellEnd"/>
+            <w:r>
+              <w:rPr>
+                <w:rFonts w:eastAsia="Times New Roman" w:cs="Courier New"/>
+                <w:kern w:val="0"/>
+                <w:sz w:val="22"/>
+                <w:szCs w:val="22"/>
+                <w:lang w:val="en-GB" w:eastAsia="en-GB"/>
+                <w14:ligatures w14:val="none"/>
+              </w:rPr>
+              <w:t>}</w:t>
+            </w:r>
+          </w:p>
+        </w:tc>
+        <w:tc>
+          <w:tcPr>
+            <w:tcW w:w="0" w:type="auto"/>
+            <w:vAlign w:val="center"/>
+            <w:hideMark/>
+          </w:tcPr>
+          <w:p>
+            <w:pPr>
+              <w:spacing w:after="0" w:line="240" w:lineRule="auto"/>
+              <w:rPr>
+                <w:rFonts w:eastAsia="Times New Roman" w:cs="Times New Roman"/>
+                <w:kern w:val="0"/>
+                <w:sz w:val="28"/>
+                <w:szCs w:val="28"/>
+                <w:lang w:val="en-GB" w:eastAsia="en-GB"/>
+                <w14:ligatures w14:val="none"/>
+              </w:rPr>
+            </w:pPr>
+            <w:r>
+              <w:rPr>
+                <w:rFonts w:eastAsia="Times New Roman" w:cs="Times New Roman"/>
+                <w:kern w:val="0"/>
+                <w:sz w:val="28"/>
+                <w:szCs w:val="28"/>
+                <w:lang w:val="en-GB" w:eastAsia="en-GB"/>
+                <w14:ligatures w14:val="none"/>
+              </w:rPr>
+              <w:t xml:space="preserve">Remove a participant's </w:t>
+            </w:r>
+            <w:proofErr w:type="spellStart"/>
+            <w:r>
+              <w:rPr>
+                <w:rFonts w:eastAsia="Times New Roman" w:cs="Times New Roman"/>
+                <w:kern w:val="0"/>
+                <w:sz w:val="28"/>
+                <w:szCs w:val="28"/>
+                <w:lang w:val="en-GB" w:eastAsia="en-GB"/>
+                <w14:ligatures w14:val="none"/>
+              </w:rPr>
+              <w:t>enrollment</w:t>
+            </w:r>
+            <w:proofErr w:type="spellEnd"/>
+            <w:r>
+              <w:rPr>
+                <w:rFonts w:eastAsia="Times New Roman" w:cs="Times New Roman"/>
+                <w:kern w:val="0"/>
+                <w:sz w:val="28"/>
+                <w:szCs w:val="28"/>
+                <w:lang w:val="en-GB" w:eastAsia="en-GB"/>
+                <w14:ligatures w14:val="none"/>
+              </w:rPr>
+              <w:t xml:space="preserve"> from an event.</w:t>
+            </w:r>
+          </w:p>
+        </w:tc>
+        <w:tc>
+          <w:tcPr>
+            <w:tcW w:w="0" w:type="auto"/>
+            <w:vAlign w:val="center"/>
+            <w:hideMark/>
+          </w:tcPr>
+          <w:p>
+            <w:pPr>
+              <w:spacing w:after="0" w:line="240" w:lineRule="auto"/>
+              <w:rPr>
+                <w:rFonts w:eastAsia="Times New Roman" w:cs="Times New Roman"/>
+                <w:kern w:val="0"/>
+                <w:sz w:val="28"/>
+                <w:szCs w:val="28"/>
+                <w:lang w:val="en-GB" w:eastAsia="en-GB"/>
+                <w14:ligatures w14:val="none"/>
+              </w:rPr>
+            </w:pPr>
+            <w:r>
+              <w:rPr>
+                <w:rFonts w:eastAsia="Times New Roman" w:cs="Times New Roman"/>
+                <w:kern w:val="0"/>
+                <w:sz w:val="28"/>
+                <w:szCs w:val="28"/>
+                <w:lang w:val="en-GB" w:eastAsia="en-GB"/>
+                <w14:ligatures w14:val="none"/>
+              </w:rPr>
+              <w:t>Participant, Organiser</w:t>
+            </w:r>
+          </w:p>
+        </w:tc>
+        <w:tc>
+          <w:tcPr>
+            <w:tcW w:w="0" w:type="auto"/>
+            <w:vAlign w:val="center"/>
+            <w:hideMark/>
+          </w:tcPr>
+          <w:p>
+            <w:pPr>
+              <w:spacing w:after="0" w:line="240" w:lineRule="auto"/>
+              <w:rPr>
+                <w:rFonts w:eastAsia="Times New Roman" w:cs="Times New Roman"/>
+                <w:kern w:val="0"/>
+                <w:sz w:val="28"/>
+                <w:szCs w:val="28"/>
+                <w:lang w:val="en-GB" w:eastAsia="en-GB"/>
+                <w14:ligatures w14:val="none"/>
+              </w:rPr>
+            </w:pPr>
+            <w:r>
+              <w:rPr>
+                <w:rFonts w:eastAsia="Times New Roman" w:cs="Times New Roman"/>
+                <w:kern w:val="0"/>
+                <w:sz w:val="28"/>
+                <w:szCs w:val="28"/>
+                <w:lang w:val="en-GB" w:eastAsia="en-GB"/>
+                <w14:ligatures w14:val="none"/>
+              </w:rPr>
+              <w:t>None</w:t>
+            </w:r>
+          </w:p>
+        </w:tc>
+        <w:tc>
+          <w:tcPr>
+            <w:tcW w:w="0" w:type="auto"/>
+            <w:vAlign w:val="center"/>
+            <w:hideMark/>
+          </w:tcPr>
+          <w:p>
+            <w:pPr>
+              <w:spacing w:after="0" w:line="240" w:lineRule="auto"/>
+              <w:rPr>
+                <w:rFonts w:eastAsia="Times New Roman" w:cs="Times New Roman"/>
+                <w:kern w:val="0"/>
+                <w:sz w:val="28"/>
+                <w:szCs w:val="28"/>
+                <w:lang w:val="en-GB" w:eastAsia="en-GB"/>
+                <w14:ligatures w14:val="none"/>
+              </w:rPr>
+            </w:pPr>
+            <w:r>
+              <w:rPr>
+                <w:rFonts w:eastAsia="Times New Roman" w:cs="Courier New"/>
+                <w:kern w:val="0"/>
+                <w:sz w:val="22"/>
+                <w:szCs w:val="22"/>
+                <w:lang w:val="en-GB" w:eastAsia="en-GB"/>
+                <w14:ligatures w14:val="none"/>
+              </w:rPr>
+              <w:t>204 No Content</w:t>
+            </w:r>
+          </w:p>
         </w:tc>
       </w:tr>
       <w:tr>
         <w:trPr>
-          <w:trHeight w:val="394"/>
+          <w:tblCellSpacing w:w="15" w:type="dxa"/>
         </w:trPr>
         <w:tc>
           <w:tcPr>
-            <w:tcW w:w="2534" w:type="dxa"/>
-          </w:tcPr>
-          <w:p>
-            <w:r>
+            <w:tcW w:w="0" w:type="auto"/>
+            <w:vAlign w:val="center"/>
+            <w:hideMark/>
+          </w:tcPr>
+          <w:p>
+            <w:pPr>
+              <w:spacing w:after="0" w:line="240" w:lineRule="auto"/>
+              <w:rPr>
+                <w:rFonts w:eastAsia="Times New Roman" w:cs="Times New Roman"/>
+                <w:kern w:val="0"/>
+                <w:sz w:val="28"/>
+                <w:szCs w:val="28"/>
+                <w:lang w:val="en-GB" w:eastAsia="en-GB"/>
+                <w14:ligatures w14:val="none"/>
+              </w:rPr>
+            </w:pPr>
+            <w:r>
+              <w:rPr>
+                <w:rFonts w:eastAsia="Times New Roman" w:cs="Times New Roman"/>
+                <w:b/>
+                <w:bCs/>
+                <w:kern w:val="0"/>
+                <w:sz w:val="28"/>
+                <w:szCs w:val="28"/>
+                <w:lang w:val="en-GB" w:eastAsia="en-GB"/>
+                <w14:ligatures w14:val="none"/>
+              </w:rPr>
+              <w:t>GET</w:t>
+            </w:r>
+          </w:p>
+        </w:tc>
+        <w:tc>
+          <w:tcPr>
+            <w:tcW w:w="0" w:type="auto"/>
+            <w:vAlign w:val="center"/>
+            <w:hideMark/>
+          </w:tcPr>
+          <w:p>
+            <w:pPr>
+              <w:spacing w:after="0" w:line="240" w:lineRule="auto"/>
+              <w:rPr>
+                <w:rFonts w:eastAsia="Times New Roman" w:cs="Times New Roman"/>
+                <w:kern w:val="0"/>
+                <w:sz w:val="28"/>
+                <w:szCs w:val="28"/>
+                <w:lang w:val="en-GB" w:eastAsia="en-GB"/>
+                <w14:ligatures w14:val="none"/>
+              </w:rPr>
+            </w:pPr>
+            <w:r>
+              <w:rPr>
+                <w:rFonts w:eastAsia="Times New Roman" w:cs="Courier New"/>
+                <w:kern w:val="0"/>
+                <w:sz w:val="22"/>
+                <w:szCs w:val="22"/>
+                <w:lang w:val="en-GB" w:eastAsia="en-GB"/>
+                <w14:ligatures w14:val="none"/>
+              </w:rPr>
+              <w:t>/</w:t>
+            </w:r>
+            <w:proofErr w:type="spellStart"/>
+            <w:proofErr w:type="gramStart"/>
+            <w:r>
+              <w:rPr>
+                <w:rFonts w:eastAsia="Times New Roman" w:cs="Courier New"/>
+                <w:kern w:val="0"/>
+                <w:sz w:val="22"/>
+                <w:szCs w:val="22"/>
+                <w:lang w:val="en-GB" w:eastAsia="en-GB"/>
+                <w14:ligatures w14:val="none"/>
+              </w:rPr>
+              <w:t>api</w:t>
+            </w:r>
+            <w:proofErr w:type="spellEnd"/>
+            <w:proofErr w:type="gramEnd"/>
+            <w:r>
+              <w:rPr>
+                <w:rFonts w:eastAsia="Times New Roman" w:cs="Courier New"/>
+                <w:kern w:val="0"/>
+                <w:sz w:val="22"/>
+                <w:szCs w:val="22"/>
+                <w:lang w:val="en-GB" w:eastAsia="en-GB"/>
+                <w14:ligatures w14:val="none"/>
+              </w:rPr>
+              <w:t>/events/{</w:t>
+            </w:r>
+            <w:proofErr w:type="spellStart"/>
+            <w:r>
+              <w:rPr>
+                <w:rFonts w:eastAsia="Times New Roman" w:cs="Courier New"/>
+                <w:kern w:val="0"/>
+                <w:sz w:val="22"/>
+                <w:szCs w:val="22"/>
+                <w:lang w:val="en-GB" w:eastAsia="en-GB"/>
+                <w14:ligatures w14:val="none"/>
+              </w:rPr>
+              <w:t>eventId</w:t>
+            </w:r>
+            <w:proofErr w:type="spellEnd"/>
+            <w:r>
+              <w:rPr>
+                <w:rFonts w:eastAsia="Times New Roman" w:cs="Courier New"/>
+                <w:kern w:val="0"/>
+                <w:sz w:val="22"/>
+                <w:szCs w:val="22"/>
+                <w:lang w:val="en-GB" w:eastAsia="en-GB"/>
+                <w14:ligatures w14:val="none"/>
+              </w:rPr>
+              <w:t>}/results</w:t>
+            </w:r>
+          </w:p>
+        </w:tc>
+        <w:tc>
+          <w:tcPr>
+            <w:tcW w:w="0" w:type="auto"/>
+            <w:vAlign w:val="center"/>
+            <w:hideMark/>
+          </w:tcPr>
+          <w:p>
+            <w:pPr>
+              <w:spacing w:after="0" w:line="240" w:lineRule="auto"/>
+              <w:rPr>
+                <w:rFonts w:eastAsia="Times New Roman" w:cs="Times New Roman"/>
+                <w:kern w:val="0"/>
+                <w:sz w:val="28"/>
+                <w:szCs w:val="28"/>
+                <w:lang w:val="en-GB" w:eastAsia="en-GB"/>
+                <w14:ligatures w14:val="none"/>
+              </w:rPr>
+            </w:pPr>
+            <w:r>
+              <w:rPr>
+                <w:rFonts w:eastAsia="Times New Roman" w:cs="Times New Roman"/>
+                <w:kern w:val="0"/>
+                <w:sz w:val="28"/>
+                <w:szCs w:val="28"/>
+                <w:lang w:val="en-GB" w:eastAsia="en-GB"/>
+                <w14:ligatures w14:val="none"/>
+              </w:rPr>
+              <w:t>Retrieve the results for a specific event.</w:t>
+            </w:r>
+          </w:p>
+        </w:tc>
+        <w:tc>
+          <w:tcPr>
+            <w:tcW w:w="0" w:type="auto"/>
+            <w:vAlign w:val="center"/>
+            <w:hideMark/>
+          </w:tcPr>
+          <w:p>
+            <w:pPr>
+              <w:spacing w:after="0" w:line="240" w:lineRule="auto"/>
+              <w:rPr>
+                <w:rFonts w:eastAsia="Times New Roman" w:cs="Times New Roman"/>
+                <w:kern w:val="0"/>
+                <w:sz w:val="28"/>
+                <w:szCs w:val="28"/>
+                <w:lang w:val="en-GB" w:eastAsia="en-GB"/>
+                <w14:ligatures w14:val="none"/>
+              </w:rPr>
+            </w:pPr>
+            <w:r>
+              <w:rPr>
+                <w:rFonts w:eastAsia="Times New Roman" w:cs="Times New Roman"/>
+                <w:kern w:val="0"/>
+                <w:sz w:val="28"/>
+                <w:szCs w:val="28"/>
+                <w:lang w:val="en-GB" w:eastAsia="en-GB"/>
+                <w14:ligatures w14:val="none"/>
+              </w:rPr>
+              <w:t>Participant, Organiser</w:t>
+            </w:r>
+          </w:p>
+        </w:tc>
+        <w:tc>
+          <w:tcPr>
+            <w:tcW w:w="0" w:type="auto"/>
+            <w:vAlign w:val="center"/>
+            <w:hideMark/>
+          </w:tcPr>
+          <w:p>
+            <w:pPr>
+              <w:spacing w:after="0" w:line="240" w:lineRule="auto"/>
+              <w:rPr>
+                <w:rFonts w:eastAsia="Times New Roman" w:cs="Times New Roman"/>
+                <w:kern w:val="0"/>
+                <w:sz w:val="28"/>
+                <w:szCs w:val="28"/>
+                <w:lang w:val="en-GB" w:eastAsia="en-GB"/>
+                <w14:ligatures w14:val="none"/>
+              </w:rPr>
+            </w:pPr>
+            <w:r>
+              <w:rPr>
+                <w:rFonts w:eastAsia="Times New Roman" w:cs="Times New Roman"/>
+                <w:kern w:val="0"/>
+                <w:sz w:val="28"/>
+                <w:szCs w:val="28"/>
+                <w:lang w:val="en-GB" w:eastAsia="en-GB"/>
+                <w14:ligatures w14:val="none"/>
+              </w:rPr>
+              <w:t>None</w:t>
+            </w:r>
+          </w:p>
+        </w:tc>
+        <w:tc>
+          <w:tcPr>
+            <w:tcW w:w="0" w:type="auto"/>
+            <w:vAlign w:val="center"/>
+            <w:hideMark/>
+          </w:tcPr>
+          <w:p>
+            <w:pPr>
+              <w:spacing w:after="0" w:line="240" w:lineRule="auto"/>
+              <w:rPr>
+                <w:rFonts w:eastAsia="Times New Roman" w:cs="Times New Roman"/>
+                <w:kern w:val="0"/>
+                <w:sz w:val="28"/>
+                <w:szCs w:val="28"/>
+                <w:lang w:val="en-GB" w:eastAsia="en-GB"/>
+                <w14:ligatures w14:val="none"/>
+              </w:rPr>
+            </w:pPr>
+            <w:r>
+              <w:rPr>
+                <w:rFonts w:eastAsia="Times New Roman" w:cs="Courier New"/>
+                <w:kern w:val="0"/>
+                <w:sz w:val="22"/>
+                <w:szCs w:val="22"/>
+                <w:lang w:val="en-GB" w:eastAsia="en-GB"/>
+                <w14:ligatures w14:val="none"/>
+              </w:rPr>
+              <w:t>200 OK</w:t>
+            </w:r>
+            <w:r>
+              <w:rPr>
+                <w:rFonts w:eastAsia="Times New Roman" w:cs="Times New Roman"/>
+                <w:kern w:val="0"/>
+                <w:sz w:val="28"/>
+                <w:szCs w:val="28"/>
+                <w:lang w:val="en-GB" w:eastAsia="en-GB"/>
+                <w14:ligatures w14:val="none"/>
+              </w:rPr>
+              <w:t xml:space="preserve"> with results including finish time and position</w:t>
+            </w:r>
+          </w:p>
+        </w:tc>
+      </w:tr>
+      <w:tr>
+        <w:trPr>
+          <w:tblCellSpacing w:w="15" w:type="dxa"/>
+        </w:trPr>
+        <w:tc>
+          <w:tcPr>
+            <w:tcW w:w="0" w:type="auto"/>
+            <w:vAlign w:val="center"/>
+            <w:hideMark/>
+          </w:tcPr>
+          <w:p>
+            <w:pPr>
+              <w:spacing w:after="0" w:line="240" w:lineRule="auto"/>
+              <w:rPr>
+                <w:rFonts w:eastAsia="Times New Roman" w:cs="Times New Roman"/>
+                <w:kern w:val="0"/>
+                <w:sz w:val="28"/>
+                <w:szCs w:val="28"/>
+                <w:lang w:val="en-GB" w:eastAsia="en-GB"/>
+                <w14:ligatures w14:val="none"/>
+              </w:rPr>
+            </w:pPr>
+            <w:r>
+              <w:rPr>
+                <w:rFonts w:eastAsia="Times New Roman" w:cs="Times New Roman"/>
+                <w:b/>
+                <w:bCs/>
+                <w:kern w:val="0"/>
+                <w:sz w:val="28"/>
+                <w:szCs w:val="28"/>
+                <w:lang w:val="en-GB" w:eastAsia="en-GB"/>
+                <w14:ligatures w14:val="none"/>
+              </w:rPr>
+              <w:lastRenderedPageBreak/>
+              <w:t>POST</w:t>
+            </w:r>
+          </w:p>
+        </w:tc>
+        <w:tc>
+          <w:tcPr>
+            <w:tcW w:w="0" w:type="auto"/>
+            <w:vAlign w:val="center"/>
+            <w:hideMark/>
+          </w:tcPr>
+          <w:p>
+            <w:pPr>
+              <w:spacing w:after="0" w:line="240" w:lineRule="auto"/>
+              <w:rPr>
+                <w:rFonts w:eastAsia="Times New Roman" w:cs="Times New Roman"/>
+                <w:kern w:val="0"/>
+                <w:sz w:val="28"/>
+                <w:szCs w:val="28"/>
+                <w:lang w:val="en-GB" w:eastAsia="en-GB"/>
+                <w14:ligatures w14:val="none"/>
+              </w:rPr>
+            </w:pPr>
+            <w:r>
+              <w:rPr>
+                <w:rFonts w:eastAsia="Times New Roman" w:cs="Courier New"/>
+                <w:kern w:val="0"/>
+                <w:sz w:val="22"/>
+                <w:szCs w:val="22"/>
+                <w:lang w:val="en-GB" w:eastAsia="en-GB"/>
+                <w14:ligatures w14:val="none"/>
+              </w:rPr>
+              <w:t>/</w:t>
+            </w:r>
+            <w:proofErr w:type="spellStart"/>
+            <w:proofErr w:type="gramStart"/>
+            <w:r>
+              <w:rPr>
+                <w:rFonts w:eastAsia="Times New Roman" w:cs="Courier New"/>
+                <w:kern w:val="0"/>
+                <w:sz w:val="22"/>
+                <w:szCs w:val="22"/>
+                <w:lang w:val="en-GB" w:eastAsia="en-GB"/>
+                <w14:ligatures w14:val="none"/>
+              </w:rPr>
+              <w:t>api</w:t>
+            </w:r>
+            <w:proofErr w:type="spellEnd"/>
+            <w:proofErr w:type="gramEnd"/>
+            <w:r>
+              <w:rPr>
+                <w:rFonts w:eastAsia="Times New Roman" w:cs="Courier New"/>
+                <w:kern w:val="0"/>
+                <w:sz w:val="22"/>
+                <w:szCs w:val="22"/>
+                <w:lang w:val="en-GB" w:eastAsia="en-GB"/>
+                <w14:ligatures w14:val="none"/>
+              </w:rPr>
+              <w:t>/events/{</w:t>
+            </w:r>
+            <w:proofErr w:type="spellStart"/>
+            <w:r>
+              <w:rPr>
+                <w:rFonts w:eastAsia="Times New Roman" w:cs="Courier New"/>
+                <w:kern w:val="0"/>
+                <w:sz w:val="22"/>
+                <w:szCs w:val="22"/>
+                <w:lang w:val="en-GB" w:eastAsia="en-GB"/>
+                <w14:ligatures w14:val="none"/>
+              </w:rPr>
+              <w:t>eventId</w:t>
+            </w:r>
+            <w:proofErr w:type="spellEnd"/>
+            <w:r>
+              <w:rPr>
+                <w:rFonts w:eastAsia="Times New Roman" w:cs="Courier New"/>
+                <w:kern w:val="0"/>
+                <w:sz w:val="22"/>
+                <w:szCs w:val="22"/>
+                <w:lang w:val="en-GB" w:eastAsia="en-GB"/>
+                <w14:ligatures w14:val="none"/>
+              </w:rPr>
+              <w:t>}/results</w:t>
+            </w:r>
+          </w:p>
+        </w:tc>
+        <w:tc>
+          <w:tcPr>
+            <w:tcW w:w="0" w:type="auto"/>
+            <w:vAlign w:val="center"/>
+            <w:hideMark/>
+          </w:tcPr>
+          <w:p>
+            <w:pPr>
+              <w:spacing w:after="0" w:line="240" w:lineRule="auto"/>
+              <w:rPr>
+                <w:rFonts w:eastAsia="Times New Roman" w:cs="Times New Roman"/>
+                <w:kern w:val="0"/>
+                <w:sz w:val="28"/>
+                <w:szCs w:val="28"/>
+                <w:lang w:val="en-GB" w:eastAsia="en-GB"/>
+                <w14:ligatures w14:val="none"/>
+              </w:rPr>
+            </w:pPr>
+            <w:r>
+              <w:rPr>
+                <w:rFonts w:eastAsia="Times New Roman" w:cs="Times New Roman"/>
+                <w:kern w:val="0"/>
+                <w:sz w:val="28"/>
+                <w:szCs w:val="28"/>
+                <w:lang w:val="en-GB" w:eastAsia="en-GB"/>
+                <w14:ligatures w14:val="none"/>
+              </w:rPr>
+              <w:t>Record a participant's result for an event.</w:t>
+            </w:r>
+          </w:p>
+        </w:tc>
+        <w:tc>
+          <w:tcPr>
+            <w:tcW w:w="0" w:type="auto"/>
+            <w:vAlign w:val="center"/>
+            <w:hideMark/>
+          </w:tcPr>
+          <w:p>
+            <w:pPr>
+              <w:spacing w:after="0" w:line="240" w:lineRule="auto"/>
+              <w:rPr>
+                <w:rFonts w:eastAsia="Times New Roman" w:cs="Times New Roman"/>
+                <w:kern w:val="0"/>
+                <w:sz w:val="28"/>
+                <w:szCs w:val="28"/>
+                <w:lang w:val="en-GB" w:eastAsia="en-GB"/>
+                <w14:ligatures w14:val="none"/>
+              </w:rPr>
+            </w:pPr>
+            <w:r>
+              <w:rPr>
+                <w:rFonts w:eastAsia="Times New Roman" w:cs="Times New Roman"/>
+                <w:kern w:val="0"/>
+                <w:sz w:val="28"/>
+                <w:szCs w:val="28"/>
+                <w:lang w:val="en-GB" w:eastAsia="en-GB"/>
+                <w14:ligatures w14:val="none"/>
+              </w:rPr>
+              <w:t>Organiser</w:t>
+            </w:r>
+          </w:p>
+        </w:tc>
+        <w:tc>
+          <w:tcPr>
+            <w:tcW w:w="0" w:type="auto"/>
+            <w:vAlign w:val="center"/>
+            <w:hideMark/>
+          </w:tcPr>
+          <w:p>
+            <w:pPr>
+              <w:spacing w:after="0" w:line="240" w:lineRule="auto"/>
+              <w:rPr>
+                <w:rFonts w:eastAsia="Times New Roman" w:cs="Times New Roman"/>
+                <w:kern w:val="0"/>
+                <w:sz w:val="28"/>
+                <w:szCs w:val="28"/>
+                <w:lang w:val="en-GB" w:eastAsia="en-GB"/>
+                <w14:ligatures w14:val="none"/>
+              </w:rPr>
+            </w:pPr>
+            <w:r>
+              <w:rPr>
+                <w:rFonts w:eastAsia="Times New Roman" w:cs="Times New Roman"/>
+                <w:kern w:val="0"/>
+                <w:sz w:val="28"/>
+                <w:szCs w:val="28"/>
+                <w:lang w:val="en-GB" w:eastAsia="en-GB"/>
+                <w14:ligatures w14:val="none"/>
+              </w:rPr>
+              <w:t xml:space="preserve">ParticipantID, </w:t>
+            </w:r>
+            <w:proofErr w:type="spellStart"/>
+            <w:r>
+              <w:rPr>
+                <w:rFonts w:eastAsia="Times New Roman" w:cs="Times New Roman"/>
+                <w:kern w:val="0"/>
+                <w:sz w:val="28"/>
+                <w:szCs w:val="28"/>
+                <w:lang w:val="en-GB" w:eastAsia="en-GB"/>
+                <w14:ligatures w14:val="none"/>
+              </w:rPr>
+              <w:t>CategoryID</w:t>
+            </w:r>
+            <w:proofErr w:type="spellEnd"/>
+            <w:r>
+              <w:rPr>
+                <w:rFonts w:eastAsia="Times New Roman" w:cs="Times New Roman"/>
+                <w:kern w:val="0"/>
+                <w:sz w:val="28"/>
+                <w:szCs w:val="28"/>
+                <w:lang w:val="en-GB" w:eastAsia="en-GB"/>
+                <w14:ligatures w14:val="none"/>
+              </w:rPr>
+              <w:t xml:space="preserve">, </w:t>
+            </w:r>
+            <w:proofErr w:type="spellStart"/>
+            <w:r>
+              <w:rPr>
+                <w:rFonts w:eastAsia="Times New Roman" w:cs="Times New Roman"/>
+                <w:kern w:val="0"/>
+                <w:sz w:val="28"/>
+                <w:szCs w:val="28"/>
+                <w:lang w:val="en-GB" w:eastAsia="en-GB"/>
+                <w14:ligatures w14:val="none"/>
+              </w:rPr>
+              <w:t>FinishTime</w:t>
+            </w:r>
+            <w:proofErr w:type="spellEnd"/>
+            <w:r>
+              <w:rPr>
+                <w:rFonts w:eastAsia="Times New Roman" w:cs="Times New Roman"/>
+                <w:kern w:val="0"/>
+                <w:sz w:val="28"/>
+                <w:szCs w:val="28"/>
+                <w:lang w:val="en-GB" w:eastAsia="en-GB"/>
+                <w14:ligatures w14:val="none"/>
+              </w:rPr>
+              <w:t xml:space="preserve">, </w:t>
+            </w:r>
+            <w:proofErr w:type="spellStart"/>
+            <w:r>
+              <w:rPr>
+                <w:rFonts w:eastAsia="Times New Roman" w:cs="Times New Roman"/>
+                <w:kern w:val="0"/>
+                <w:sz w:val="28"/>
+                <w:szCs w:val="28"/>
+                <w:lang w:val="en-GB" w:eastAsia="en-GB"/>
+                <w14:ligatures w14:val="none"/>
+              </w:rPr>
+              <w:t>FinishPosition</w:t>
+            </w:r>
+            <w:proofErr w:type="spellEnd"/>
+          </w:p>
+        </w:tc>
+        <w:tc>
+          <w:tcPr>
+            <w:tcW w:w="0" w:type="auto"/>
+            <w:vAlign w:val="center"/>
+            <w:hideMark/>
+          </w:tcPr>
+          <w:p>
+            <w:pPr>
+              <w:spacing w:after="0" w:line="240" w:lineRule="auto"/>
+              <w:rPr>
+                <w:rFonts w:eastAsia="Times New Roman" w:cs="Times New Roman"/>
+                <w:kern w:val="0"/>
+                <w:sz w:val="28"/>
+                <w:szCs w:val="28"/>
+                <w:lang w:val="en-GB" w:eastAsia="en-GB"/>
+                <w14:ligatures w14:val="none"/>
+              </w:rPr>
+            </w:pPr>
+            <w:r>
+              <w:rPr>
+                <w:rFonts w:eastAsia="Times New Roman" w:cs="Courier New"/>
+                <w:kern w:val="0"/>
+                <w:sz w:val="22"/>
+                <w:szCs w:val="22"/>
+                <w:lang w:val="en-GB" w:eastAsia="en-GB"/>
+                <w14:ligatures w14:val="none"/>
+              </w:rPr>
+              <w:t>201 Created</w:t>
+            </w:r>
+            <w:r>
+              <w:rPr>
+                <w:rFonts w:eastAsia="Times New Roman" w:cs="Times New Roman"/>
+                <w:kern w:val="0"/>
+                <w:sz w:val="28"/>
+                <w:szCs w:val="28"/>
+                <w:lang w:val="en-GB" w:eastAsia="en-GB"/>
+                <w14:ligatures w14:val="none"/>
+              </w:rPr>
+              <w:t xml:space="preserve"> with result details</w:t>
+            </w:r>
+          </w:p>
+        </w:tc>
+      </w:tr>
+      <w:tr>
+        <w:trPr>
+          <w:tblCellSpacing w:w="15" w:type="dxa"/>
+        </w:trPr>
+        <w:tc>
+          <w:tcPr>
+            <w:tcW w:w="0" w:type="auto"/>
+            <w:vAlign w:val="center"/>
+            <w:hideMark/>
+          </w:tcPr>
+          <w:p>
+            <w:pPr>
+              <w:spacing w:after="0" w:line="240" w:lineRule="auto"/>
+              <w:rPr>
+                <w:rFonts w:eastAsia="Times New Roman" w:cs="Times New Roman"/>
+                <w:kern w:val="0"/>
+                <w:sz w:val="28"/>
+                <w:szCs w:val="28"/>
+                <w:lang w:val="en-GB" w:eastAsia="en-GB"/>
+                <w14:ligatures w14:val="none"/>
+              </w:rPr>
+            </w:pPr>
+            <w:r>
+              <w:rPr>
+                <w:rFonts w:eastAsia="Times New Roman" w:cs="Times New Roman"/>
+                <w:b/>
+                <w:bCs/>
+                <w:kern w:val="0"/>
+                <w:sz w:val="28"/>
+                <w:szCs w:val="28"/>
+                <w:lang w:val="en-GB" w:eastAsia="en-GB"/>
+                <w14:ligatures w14:val="none"/>
+              </w:rPr>
+              <w:t>PUT</w:t>
+            </w:r>
+          </w:p>
+        </w:tc>
+        <w:tc>
+          <w:tcPr>
+            <w:tcW w:w="0" w:type="auto"/>
+            <w:vAlign w:val="center"/>
+            <w:hideMark/>
+          </w:tcPr>
+          <w:p>
+            <w:pPr>
+              <w:spacing w:after="0" w:line="240" w:lineRule="auto"/>
+              <w:rPr>
+                <w:rFonts w:eastAsia="Times New Roman" w:cs="Times New Roman"/>
+                <w:kern w:val="0"/>
+                <w:sz w:val="28"/>
+                <w:szCs w:val="28"/>
+                <w:lang w:val="en-GB" w:eastAsia="en-GB"/>
+                <w14:ligatures w14:val="none"/>
+              </w:rPr>
+            </w:pPr>
+            <w:r>
+              <w:rPr>
+                <w:rFonts w:eastAsia="Times New Roman" w:cs="Courier New"/>
+                <w:kern w:val="0"/>
+                <w:sz w:val="22"/>
+                <w:szCs w:val="22"/>
+                <w:lang w:val="en-GB" w:eastAsia="en-GB"/>
+                <w14:ligatures w14:val="none"/>
+              </w:rPr>
+              <w:t>/</w:t>
+            </w:r>
+            <w:proofErr w:type="spellStart"/>
+            <w:proofErr w:type="gramStart"/>
+            <w:r>
+              <w:rPr>
+                <w:rFonts w:eastAsia="Times New Roman" w:cs="Courier New"/>
+                <w:kern w:val="0"/>
+                <w:sz w:val="22"/>
+                <w:szCs w:val="22"/>
+                <w:lang w:val="en-GB" w:eastAsia="en-GB"/>
+                <w14:ligatures w14:val="none"/>
+              </w:rPr>
+              <w:t>api</w:t>
+            </w:r>
+            <w:proofErr w:type="spellEnd"/>
+            <w:proofErr w:type="gramEnd"/>
+            <w:r>
+              <w:rPr>
+                <w:rFonts w:eastAsia="Times New Roman" w:cs="Courier New"/>
+                <w:kern w:val="0"/>
+                <w:sz w:val="22"/>
+                <w:szCs w:val="22"/>
+                <w:lang w:val="en-GB" w:eastAsia="en-GB"/>
+                <w14:ligatures w14:val="none"/>
+              </w:rPr>
+              <w:t>/results/{id}</w:t>
+            </w:r>
+          </w:p>
+        </w:tc>
+        <w:tc>
+          <w:tcPr>
+            <w:tcW w:w="0" w:type="auto"/>
+            <w:vAlign w:val="center"/>
+            <w:hideMark/>
+          </w:tcPr>
+          <w:p>
+            <w:pPr>
+              <w:spacing w:after="0" w:line="240" w:lineRule="auto"/>
+              <w:rPr>
+                <w:rFonts w:eastAsia="Times New Roman" w:cs="Times New Roman"/>
+                <w:kern w:val="0"/>
+                <w:sz w:val="28"/>
+                <w:szCs w:val="28"/>
+                <w:lang w:val="en-GB" w:eastAsia="en-GB"/>
+                <w14:ligatures w14:val="none"/>
+              </w:rPr>
+            </w:pPr>
+            <w:r>
+              <w:rPr>
+                <w:rFonts w:eastAsia="Times New Roman" w:cs="Times New Roman"/>
+                <w:kern w:val="0"/>
+                <w:sz w:val="28"/>
+                <w:szCs w:val="28"/>
+                <w:lang w:val="en-GB" w:eastAsia="en-GB"/>
+                <w14:ligatures w14:val="none"/>
+              </w:rPr>
+              <w:t>Update an existing race result.</w:t>
+            </w:r>
+          </w:p>
+        </w:tc>
+        <w:tc>
+          <w:tcPr>
+            <w:tcW w:w="0" w:type="auto"/>
+            <w:vAlign w:val="center"/>
+            <w:hideMark/>
+          </w:tcPr>
+          <w:p>
+            <w:pPr>
+              <w:spacing w:after="0" w:line="240" w:lineRule="auto"/>
+              <w:rPr>
+                <w:rFonts w:eastAsia="Times New Roman" w:cs="Times New Roman"/>
+                <w:kern w:val="0"/>
+                <w:sz w:val="28"/>
+                <w:szCs w:val="28"/>
+                <w:lang w:val="en-GB" w:eastAsia="en-GB"/>
+                <w14:ligatures w14:val="none"/>
+              </w:rPr>
+            </w:pPr>
+            <w:r>
+              <w:rPr>
+                <w:rFonts w:eastAsia="Times New Roman" w:cs="Times New Roman"/>
+                <w:kern w:val="0"/>
+                <w:sz w:val="28"/>
+                <w:szCs w:val="28"/>
+                <w:lang w:val="en-GB" w:eastAsia="en-GB"/>
+                <w14:ligatures w14:val="none"/>
+              </w:rPr>
+              <w:t>Organiser</w:t>
+            </w:r>
+          </w:p>
+        </w:tc>
+        <w:tc>
+          <w:tcPr>
+            <w:tcW w:w="0" w:type="auto"/>
+            <w:vAlign w:val="center"/>
+            <w:hideMark/>
+          </w:tcPr>
+          <w:p>
+            <w:pPr>
+              <w:spacing w:after="0" w:line="240" w:lineRule="auto"/>
+              <w:rPr>
+                <w:rFonts w:eastAsia="Times New Roman" w:cs="Times New Roman"/>
+                <w:kern w:val="0"/>
+                <w:sz w:val="28"/>
+                <w:szCs w:val="28"/>
+                <w:lang w:val="en-GB" w:eastAsia="en-GB"/>
+                <w14:ligatures w14:val="none"/>
+              </w:rPr>
+            </w:pPr>
+            <w:r>
+              <w:rPr>
+                <w:rFonts w:eastAsia="Times New Roman" w:cs="Times New Roman"/>
+                <w:kern w:val="0"/>
+                <w:sz w:val="28"/>
+                <w:szCs w:val="28"/>
+                <w:lang w:val="en-GB" w:eastAsia="en-GB"/>
+                <w14:ligatures w14:val="none"/>
+              </w:rPr>
+              <w:t>Updated result details</w:t>
+            </w:r>
+          </w:p>
+        </w:tc>
+        <w:tc>
+          <w:tcPr>
+            <w:tcW w:w="0" w:type="auto"/>
+            <w:vAlign w:val="center"/>
+            <w:hideMark/>
+          </w:tcPr>
+          <w:p>
+            <w:pPr>
+              <w:spacing w:after="0" w:line="240" w:lineRule="auto"/>
+              <w:rPr>
+                <w:rFonts w:eastAsia="Times New Roman" w:cs="Times New Roman"/>
+                <w:kern w:val="0"/>
+                <w:sz w:val="28"/>
+                <w:szCs w:val="28"/>
+                <w:lang w:val="en-GB" w:eastAsia="en-GB"/>
+                <w14:ligatures w14:val="none"/>
+              </w:rPr>
+            </w:pPr>
+            <w:r>
+              <w:rPr>
+                <w:rFonts w:eastAsia="Times New Roman" w:cs="Courier New"/>
+                <w:kern w:val="0"/>
+                <w:sz w:val="22"/>
+                <w:szCs w:val="22"/>
+                <w:lang w:val="en-GB" w:eastAsia="en-GB"/>
+                <w14:ligatures w14:val="none"/>
+              </w:rPr>
+              <w:t>200 OK</w:t>
+            </w:r>
+            <w:r>
+              <w:rPr>
+                <w:rFonts w:eastAsia="Times New Roman" w:cs="Times New Roman"/>
+                <w:kern w:val="0"/>
+                <w:sz w:val="28"/>
+                <w:szCs w:val="28"/>
+                <w:lang w:val="en-GB" w:eastAsia="en-GB"/>
+                <w14:ligatures w14:val="none"/>
+              </w:rPr>
+              <w:t xml:space="preserve"> with updated result</w:t>
+            </w:r>
+          </w:p>
+        </w:tc>
+      </w:tr>
+      <w:tr>
+        <w:trPr>
+          <w:tblCellSpacing w:w="15" w:type="dxa"/>
+        </w:trPr>
+        <w:tc>
+          <w:tcPr>
+            <w:tcW w:w="0" w:type="auto"/>
+            <w:vAlign w:val="center"/>
+            <w:hideMark/>
+          </w:tcPr>
+          <w:p>
+            <w:pPr>
+              <w:spacing w:after="0" w:line="240" w:lineRule="auto"/>
+              <w:rPr>
+                <w:rFonts w:eastAsia="Times New Roman" w:cs="Times New Roman"/>
+                <w:kern w:val="0"/>
+                <w:sz w:val="28"/>
+                <w:szCs w:val="28"/>
+                <w:lang w:val="en-GB" w:eastAsia="en-GB"/>
+                <w14:ligatures w14:val="none"/>
+              </w:rPr>
+            </w:pPr>
+            <w:r>
+              <w:rPr>
+                <w:rFonts w:eastAsia="Times New Roman" w:cs="Times New Roman"/>
+                <w:b/>
+                <w:bCs/>
+                <w:kern w:val="0"/>
+                <w:sz w:val="28"/>
+                <w:szCs w:val="28"/>
+                <w:lang w:val="en-GB" w:eastAsia="en-GB"/>
+                <w14:ligatures w14:val="none"/>
+              </w:rPr>
               <w:t>DELETE</w:t>
             </w:r>
           </w:p>
         </w:tc>
         <w:tc>
           <w:tcPr>
-            <w:tcW w:w="2534" w:type="dxa"/>
-          </w:tcPr>
-          <w:p>
-            <w:r>
+            <w:tcW w:w="0" w:type="auto"/>
+            <w:vAlign w:val="center"/>
+            <w:hideMark/>
+          </w:tcPr>
+          <w:p>
+            <w:pPr>
+              <w:spacing w:after="0" w:line="240" w:lineRule="auto"/>
+              <w:rPr>
+                <w:rFonts w:eastAsia="Times New Roman" w:cs="Times New Roman"/>
+                <w:kern w:val="0"/>
+                <w:sz w:val="28"/>
+                <w:szCs w:val="28"/>
+                <w:lang w:val="en-GB" w:eastAsia="en-GB"/>
+                <w14:ligatures w14:val="none"/>
+              </w:rPr>
+            </w:pPr>
+            <w:r>
+              <w:rPr>
+                <w:rFonts w:eastAsia="Times New Roman" w:cs="Courier New"/>
+                <w:kern w:val="0"/>
+                <w:sz w:val="22"/>
+                <w:szCs w:val="22"/>
+                <w:lang w:val="en-GB" w:eastAsia="en-GB"/>
+                <w14:ligatures w14:val="none"/>
+              </w:rPr>
               <w:t>/</w:t>
             </w:r>
+            <w:proofErr w:type="spellStart"/>
             <w:proofErr w:type="gramStart"/>
             <w:r>
+              <w:rPr>
+                <w:rFonts w:eastAsia="Times New Roman" w:cs="Courier New"/>
+                <w:kern w:val="0"/>
+                <w:sz w:val="22"/>
+                <w:szCs w:val="22"/>
+                <w:lang w:val="en-GB" w:eastAsia="en-GB"/>
+                <w14:ligatures w14:val="none"/>
+              </w:rPr>
               <w:t>api</w:t>
             </w:r>
+            <w:proofErr w:type="spellEnd"/>
             <w:proofErr w:type="gramEnd"/>
             <w:r>
-              <w:t>/</w:t>
-            </w:r>
-            <w:proofErr w:type="gramStart"/>
-            <w:r>
-              <w:t>results/{</w:t>
-            </w:r>
-            <w:proofErr w:type="gramEnd"/>
-            <w:r>
-              <w:t>id}</w:t>
-            </w:r>
-          </w:p>
-        </w:tc>
-        <w:tc>
-          <w:tcPr>
-            <w:tcW w:w="2534" w:type="dxa"/>
-          </w:tcPr>
-          <w:p/>
-        </w:tc>
-        <w:tc>
-          <w:tcPr>
-            <w:tcW w:w="2534" w:type="dxa"/>
-          </w:tcPr>
-          <w:p/>
-        </w:tc>
-        <w:tc>
-          <w:tcPr>
-            <w:tcW w:w="2534" w:type="dxa"/>
-          </w:tcPr>
-          <w:p/>
-        </w:tc>
-        <w:tc>
-          <w:tcPr>
-            <w:tcW w:w="2534" w:type="dxa"/>
-          </w:tcPr>
-          <w:p/>
+              <w:rPr>
+                <w:rFonts w:eastAsia="Times New Roman" w:cs="Courier New"/>
+                <w:kern w:val="0"/>
+                <w:sz w:val="22"/>
+                <w:szCs w:val="22"/>
+                <w:lang w:val="en-GB" w:eastAsia="en-GB"/>
+                <w14:ligatures w14:val="none"/>
+              </w:rPr>
+              <w:t>/results/{id}</w:t>
+            </w:r>
+          </w:p>
+        </w:tc>
+        <w:tc>
+          <w:tcPr>
+            <w:tcW w:w="0" w:type="auto"/>
+            <w:vAlign w:val="center"/>
+            <w:hideMark/>
+          </w:tcPr>
+          <w:p>
+            <w:pPr>
+              <w:spacing w:after="0" w:line="240" w:lineRule="auto"/>
+              <w:rPr>
+                <w:rFonts w:eastAsia="Times New Roman" w:cs="Times New Roman"/>
+                <w:kern w:val="0"/>
+                <w:sz w:val="28"/>
+                <w:szCs w:val="28"/>
+                <w:lang w:val="en-GB" w:eastAsia="en-GB"/>
+                <w14:ligatures w14:val="none"/>
+              </w:rPr>
+            </w:pPr>
+            <w:r>
+              <w:rPr>
+                <w:rFonts w:eastAsia="Times New Roman" w:cs="Times New Roman"/>
+                <w:kern w:val="0"/>
+                <w:sz w:val="28"/>
+                <w:szCs w:val="28"/>
+                <w:lang w:val="en-GB" w:eastAsia="en-GB"/>
+                <w14:ligatures w14:val="none"/>
+              </w:rPr>
+              <w:t>Delete an existing race result.</w:t>
+            </w:r>
+          </w:p>
+        </w:tc>
+        <w:tc>
+          <w:tcPr>
+            <w:tcW w:w="0" w:type="auto"/>
+            <w:vAlign w:val="center"/>
+            <w:hideMark/>
+          </w:tcPr>
+          <w:p>
+            <w:pPr>
+              <w:spacing w:after="0" w:line="240" w:lineRule="auto"/>
+              <w:rPr>
+                <w:rFonts w:eastAsia="Times New Roman" w:cs="Times New Roman"/>
+                <w:kern w:val="0"/>
+                <w:sz w:val="28"/>
+                <w:szCs w:val="28"/>
+                <w:lang w:val="en-GB" w:eastAsia="en-GB"/>
+                <w14:ligatures w14:val="none"/>
+              </w:rPr>
+            </w:pPr>
+            <w:r>
+              <w:rPr>
+                <w:rFonts w:eastAsia="Times New Roman" w:cs="Times New Roman"/>
+                <w:kern w:val="0"/>
+                <w:sz w:val="28"/>
+                <w:szCs w:val="28"/>
+                <w:lang w:val="en-GB" w:eastAsia="en-GB"/>
+                <w14:ligatures w14:val="none"/>
+              </w:rPr>
+              <w:t>Organiser</w:t>
+            </w:r>
+          </w:p>
+        </w:tc>
+        <w:tc>
+          <w:tcPr>
+            <w:tcW w:w="0" w:type="auto"/>
+            <w:vAlign w:val="center"/>
+            <w:hideMark/>
+          </w:tcPr>
+          <w:p>
+            <w:pPr>
+              <w:spacing w:after="0" w:line="240" w:lineRule="auto"/>
+              <w:rPr>
+                <w:rFonts w:eastAsia="Times New Roman" w:cs="Times New Roman"/>
+                <w:kern w:val="0"/>
+                <w:sz w:val="28"/>
+                <w:szCs w:val="28"/>
+                <w:lang w:val="en-GB" w:eastAsia="en-GB"/>
+                <w14:ligatures w14:val="none"/>
+              </w:rPr>
+            </w:pPr>
+            <w:r>
+              <w:rPr>
+                <w:rFonts w:eastAsia="Times New Roman" w:cs="Times New Roman"/>
+                <w:kern w:val="0"/>
+                <w:sz w:val="28"/>
+                <w:szCs w:val="28"/>
+                <w:lang w:val="en-GB" w:eastAsia="en-GB"/>
+                <w14:ligatures w14:val="none"/>
+              </w:rPr>
+              <w:t>None</w:t>
+            </w:r>
+          </w:p>
+        </w:tc>
+        <w:tc>
+          <w:tcPr>
+            <w:tcW w:w="0" w:type="auto"/>
+            <w:vAlign w:val="center"/>
+            <w:hideMark/>
+          </w:tcPr>
+          <w:p>
+            <w:pPr>
+              <w:spacing w:after="0" w:line="240" w:lineRule="auto"/>
+              <w:rPr>
+                <w:rFonts w:eastAsia="Times New Roman" w:cs="Times New Roman"/>
+                <w:kern w:val="0"/>
+                <w:sz w:val="28"/>
+                <w:szCs w:val="28"/>
+                <w:lang w:val="en-GB" w:eastAsia="en-GB"/>
+                <w14:ligatures w14:val="none"/>
+              </w:rPr>
+            </w:pPr>
+            <w:r>
+              <w:rPr>
+                <w:rFonts w:eastAsia="Times New Roman" w:cs="Courier New"/>
+                <w:kern w:val="0"/>
+                <w:sz w:val="22"/>
+                <w:szCs w:val="22"/>
+                <w:lang w:val="en-GB" w:eastAsia="en-GB"/>
+                <w14:ligatures w14:val="none"/>
+              </w:rPr>
+              <w:t>204 No Content</w:t>
+            </w:r>
+          </w:p>
         </w:tc>
       </w:tr>
     </w:tbl>
-    <w:p/>
+    <w:p>
+      <w:pPr>
+        <w:rPr>
+          <w:sz w:val="28"/>
+          <w:szCs w:val="28"/>
+        </w:rPr>
+      </w:pPr>
+    </w:p>
     <w:sectPr>
       <w:pgSz w:w="15840" w:h="12240" w:orient="landscape"/>
       <w:pgMar w:top="1440" w:right="1440" w:bottom="1440" w:left="1440" w:header="720" w:footer="720" w:gutter="0"/>
@@ -2575,6 +7310,30 @@
       </w:tblBorders>
     </w:tblPr>
   </w:style>
+  <w:style w:type="character" w:styleId="Strong">
+    <w:name w:val="Strong"/>
+    <w:basedOn w:val="DefaultParagraphFont"/>
+    <w:uiPriority w:val="22"/>
+    <w:qFormat/>
+    <w:rsid w:val="003E4B02"/>
+    <w:rPr>
+      <w:b/>
+      <w:bCs/>
+    </w:rPr>
+  </w:style>
+  <w:style w:type="character" w:styleId="HTMLCode">
+    <w:name w:val="HTML Code"/>
+    <w:basedOn w:val="DefaultParagraphFont"/>
+    <w:uiPriority w:val="99"/>
+    <w:semiHidden/>
+    <w:unhideWhenUsed/>
+    <w:rsid w:val="003E4B02"/>
+    <w:rPr>
+      <w:rFonts w:ascii="Courier New" w:eastAsia="Times New Roman" w:hAnsi="Courier New" w:cs="Courier New"/>
+      <w:sz w:val="20"/>
+      <w:szCs w:val="20"/>
+    </w:rPr>
+  </w:style>
 </w:styles>
 </file>
 
